--- a/lessons/5-3/downloads/5-3-notes.docx
+++ b/lessons/5-3/downloads/5-3-notes.docx
@@ -415,6 +415,634 @@
         <w:rPr>
           <w:b/>
           <w:bCs/>
+          <w:color w:val="1FA6A2"/>
+          <w:sz w:val="26"/>
+          <w:szCs w:val="26"/>
+        </w:rPr>
+        <w:t xml:space="preserve">Turn &amp; Talk — Discussion Points  (Level 1 support · Level 2)</w:t>
+      </w:r>
+    </w:p>
+    <w:p>
+      <w:pPr>
+        <w:spacing w:after="60"/>
+      </w:pPr>
+      <w:r>
+        <w:rPr>
+          <w:i/>
+          <w:iCs/>
+          <w:color w:val="5F6F80"/>
+          <w:sz w:val="19"/>
+          <w:szCs w:val="19"/>
+        </w:rPr>
+        <w:t xml:space="preserve">Talk with a partner. Use the Level 1 stems if you need help getting started; try the Level 2 question when you are ready for more.</w:t>
+      </w:r>
+    </w:p>
+    <w:p>
+      <w:pPr>
+        <w:spacing w:after="60"/>
+      </w:pPr>
+      <w:r>
+        <w:rPr>
+          <w:b/>
+          <w:bCs/>
+          <w:color w:val="12355B"/>
+          <w:sz w:val="21"/>
+          <w:szCs w:val="21"/>
+        </w:rPr>
+        <w:t xml:space="preserve">1. [Launch] </w:t>
+      </w:r>
+      <w:r>
+        <w:rPr>
+          <w:b/>
+          <w:bCs/>
+          <w:sz w:val="21"/>
+          <w:szCs w:val="21"/>
+        </w:rPr>
+        <w:t xml:space="preserve">The triangular garden bed has a base of 12 feet and a height of 8 feet. Which measurement is the height, and how is it different from the slanted side?</w:t>
+      </w:r>
+    </w:p>
+    <w:p>
+      <w:pPr>
+        <w:spacing w:after="60"/>
+      </w:pPr>
+      <w:r>
+        <w:rPr>
+          <w:b/>
+          <w:bCs/>
+          <w:color w:val="1FA6A2"/>
+          <w:sz w:val="20"/>
+          <w:szCs w:val="20"/>
+        </w:rPr>
+        <w:t xml:space="preserve">Level 1 — Start here: </w:t>
+      </w:r>
+      <w:r>
+        <w:rPr>
+          <w:sz w:val="20"/>
+          <w:szCs w:val="20"/>
+        </w:rPr>
+        <w:t xml:space="preserve">The height is the perpendicular distance from the base to the top corner.</w:t>
+      </w:r>
+    </w:p>
+    <w:p>
+      <w:pPr>
+        <w:spacing w:after="60"/>
+      </w:pPr>
+      <w:r>
+        <w:rPr>
+          <w:sz w:val="21"/>
+          <w:szCs w:val="21"/>
+        </w:rPr>
+        <w:t xml:space="preserve">The height is the ___ distance from the base to the top corner.</w:t>
+      </w:r>
+      <w:r>
+        <w:rPr>
+          <w:i/>
+          <w:iCs/>
+          <w:color w:val="5F6F80"/>
+          <w:sz w:val="19"/>
+          <w:szCs w:val="19"/>
+        </w:rPr>
+        <w:br/>
+        <w:t xml:space="preserve">
+La altura es la distancia ___ desde la base hasta la esquina de arriba.</w:t>
+      </w:r>
+    </w:p>
+    <w:p>
+      <w:pPr>
+        <w:spacing w:after="60"/>
+      </w:pPr>
+      <w:r>
+        <w:rPr>
+          <w:sz w:val="21"/>
+          <w:szCs w:val="21"/>
+        </w:rPr>
+        <w:t xml:space="preserve">It is different from the slanted side because ___.</w:t>
+      </w:r>
+      <w:r>
+        <w:rPr>
+          <w:i/>
+          <w:iCs/>
+          <w:color w:val="5F6F80"/>
+          <w:sz w:val="19"/>
+          <w:szCs w:val="19"/>
+        </w:rPr>
+        <w:br/>
+        <w:t xml:space="preserve">
+Es diferente del lado inclinado porque ___.</w:t>
+      </w:r>
+    </w:p>
+    <w:p>
+      <w:pPr>
+        <w:spacing w:after="60"/>
+      </w:pPr>
+      <w:r>
+        <w:rPr>
+          <w:b/>
+          <w:bCs/>
+          <w:color w:val="12355B"/>
+          <w:sz w:val="20"/>
+          <w:szCs w:val="20"/>
+        </w:rPr>
+        <w:t xml:space="preserve">Word bank: </w:t>
+      </w:r>
+      <w:r>
+        <w:rPr>
+          <w:color w:val="1FA6A2"/>
+          <w:sz w:val="20"/>
+          <w:szCs w:val="20"/>
+        </w:rPr>
+        <w:t xml:space="preserve">base, height, perpendicular, area, formula</w:t>
+      </w:r>
+    </w:p>
+    <w:p>
+      <w:pPr>
+        <w:spacing w:after="60"/>
+      </w:pPr>
+      <w:r>
+        <w:rPr>
+          <w:b/>
+          <w:bCs/>
+          <w:color w:val="12355B"/>
+          <w:sz w:val="19"/>
+          <w:szCs w:val="19"/>
+        </w:rPr>
+        <w:t xml:space="preserve">Listen for: </w:t>
+      </w:r>
+      <w:r>
+        <w:rPr>
+          <w:i/>
+          <w:iCs/>
+          <w:color w:val="5F6F80"/>
+          <w:sz w:val="19"/>
+          <w:szCs w:val="19"/>
+        </w:rPr>
+        <w:t xml:space="preserve">Students identify the height as the perpendicular (straight-up, 90-degree) distance from the base to the opposite vertex, not the slanted side.</w:t>
+      </w:r>
+    </w:p>
+    <w:p>
+      <w:pPr>
+        <w:spacing w:after="60"/>
+      </w:pPr>
+      <w:r>
+        <w:rPr>
+          <w:b/>
+          <w:bCs/>
+          <w:color w:val="9A6B12"/>
+          <w:sz w:val="20"/>
+          <w:szCs w:val="20"/>
+        </w:rPr>
+        <w:t xml:space="preserve">Level 2: </w:t>
+      </w:r>
+      <w:r>
+        <w:rPr>
+          <w:sz w:val="20"/>
+          <w:szCs w:val="20"/>
+        </w:rPr>
+        <w:t xml:space="preserve">Does it matter which side of the garden triangle you call the base? Justify your thinking using the formula A = 1/2 x b x h.</w:t>
+      </w:r>
+    </w:p>
+    <w:p>
+      <w:pPr>
+        <w:spacing w:after="60"/>
+        <w:ind w:left="360"/>
+      </w:pPr>
+      <w:r>
+        <w:rPr>
+          <w:sz w:val="20"/>
+          <w:szCs w:val="20"/>
+        </w:rPr>
+        <w:t xml:space="preserve">• It ___ matter which side is the base because ___.</w:t>
+      </w:r>
+    </w:p>
+    <w:p>
+      <w:pPr>
+        <w:spacing w:after="60"/>
+        <w:ind w:left="360"/>
+      </w:pPr>
+      <w:r>
+        <w:rPr>
+          <w:sz w:val="20"/>
+          <w:szCs w:val="20"/>
+        </w:rPr>
+        <w:t xml:space="preserve">• No matter which base I choose, the area is the same since ___.</w:t>
+      </w:r>
+    </w:p>
+    <w:p>
+      <w:pPr>
+        <w:spacing w:after="60"/>
+      </w:pPr>
+      <w:r>
+        <w:rPr>
+          <w:b/>
+          <w:bCs/>
+          <w:color w:val="12355B"/>
+          <w:sz w:val="21"/>
+          <w:szCs w:val="21"/>
+        </w:rPr>
+        <w:t xml:space="preserve">2. [Explore] </w:t>
+      </w:r>
+      <w:r>
+        <w:rPr>
+          <w:b/>
+          <w:bCs/>
+          <w:sz w:val="21"/>
+          <w:szCs w:val="21"/>
+        </w:rPr>
+        <w:t xml:space="preserve">On the grid your triangle (base 12, height 8) fits inside a 12 by 8 rectangle. Why do we divide by 2 to find the triangle's area?</w:t>
+      </w:r>
+    </w:p>
+    <w:p>
+      <w:pPr>
+        <w:spacing w:after="60"/>
+      </w:pPr>
+      <w:r>
+        <w:rPr>
+          <w:b/>
+          <w:bCs/>
+          <w:color w:val="1FA6A2"/>
+          <w:sz w:val="20"/>
+          <w:szCs w:val="20"/>
+        </w:rPr>
+        <w:t xml:space="preserve">Level 1 — Start here: </w:t>
+      </w:r>
+      <w:r>
+        <w:rPr>
+          <w:sz w:val="20"/>
+          <w:szCs w:val="20"/>
+        </w:rPr>
+        <w:t xml:space="preserve">A triangle is exactly half of a rectangle with the same base and height.</w:t>
+      </w:r>
+    </w:p>
+    <w:p>
+      <w:pPr>
+        <w:spacing w:after="60"/>
+      </w:pPr>
+      <w:r>
+        <w:rPr>
+          <w:sz w:val="21"/>
+          <w:szCs w:val="21"/>
+        </w:rPr>
+        <w:t xml:space="preserve">A triangle is half of a ___ with the same base and height.</w:t>
+      </w:r>
+      <w:r>
+        <w:rPr>
+          <w:i/>
+          <w:iCs/>
+          <w:color w:val="5F6F80"/>
+          <w:sz w:val="19"/>
+          <w:szCs w:val="19"/>
+        </w:rPr>
+        <w:br/>
+        <w:t xml:space="preserve">
+Un triángulo es la mitad de un ___ con la misma base y altura.</w:t>
+      </w:r>
+    </w:p>
+    <w:p>
+      <w:pPr>
+        <w:spacing w:after="60"/>
+      </w:pPr>
+      <w:r>
+        <w:rPr>
+          <w:sz w:val="21"/>
+          <w:szCs w:val="21"/>
+        </w:rPr>
+        <w:t xml:space="preserve">So the area is 1/2 times 12 times 8, which equals ___.</w:t>
+      </w:r>
+      <w:r>
+        <w:rPr>
+          <w:i/>
+          <w:iCs/>
+          <w:color w:val="5F6F80"/>
+          <w:sz w:val="19"/>
+          <w:szCs w:val="19"/>
+        </w:rPr>
+        <w:br/>
+        <w:t xml:space="preserve">
+Entonces el área es 1/2 por 12 por 8, que es ___.</w:t>
+      </w:r>
+    </w:p>
+    <w:p>
+      <w:pPr>
+        <w:spacing w:after="60"/>
+      </w:pPr>
+      <w:r>
+        <w:rPr>
+          <w:sz w:val="21"/>
+          <w:szCs w:val="21"/>
+        </w:rPr>
+        <w:t xml:space="preserve">The rectangle's area is ___, so the triangle is ___.</w:t>
+      </w:r>
+      <w:r>
+        <w:rPr>
+          <w:i/>
+          <w:iCs/>
+          <w:color w:val="5F6F80"/>
+          <w:sz w:val="19"/>
+          <w:szCs w:val="19"/>
+        </w:rPr>
+        <w:br/>
+        <w:t xml:space="preserve">
+El área del rectángulo es ___, entonces el triángulo es ___.</w:t>
+      </w:r>
+    </w:p>
+    <w:p>
+      <w:pPr>
+        <w:spacing w:after="60"/>
+      </w:pPr>
+      <w:r>
+        <w:rPr>
+          <w:b/>
+          <w:bCs/>
+          <w:color w:val="12355B"/>
+          <w:sz w:val="20"/>
+          <w:szCs w:val="20"/>
+        </w:rPr>
+        <w:t xml:space="preserve">Word bank: </w:t>
+      </w:r>
+      <w:r>
+        <w:rPr>
+          <w:color w:val="1FA6A2"/>
+          <w:sz w:val="20"/>
+          <w:szCs w:val="20"/>
+        </w:rPr>
+        <w:t xml:space="preserve">base, height, area, perpendicular, formula</w:t>
+      </w:r>
+    </w:p>
+    <w:p>
+      <w:pPr>
+        <w:spacing w:after="60"/>
+      </w:pPr>
+      <w:r>
+        <w:rPr>
+          <w:b/>
+          <w:bCs/>
+          <w:color w:val="12355B"/>
+          <w:sz w:val="19"/>
+          <w:szCs w:val="19"/>
+        </w:rPr>
+        <w:t xml:space="preserve">Listen for: </w:t>
+      </w:r>
+      <w:r>
+        <w:rPr>
+          <w:i/>
+          <w:iCs/>
+          <w:color w:val="5F6F80"/>
+          <w:sz w:val="19"/>
+          <w:szCs w:val="19"/>
+        </w:rPr>
+        <w:t xml:space="preserve">A strong answer states the triangle is half of the 12 x 8 = 96 rectangle, so the triangle area is 48 sq ft, and connects the 1/2 to that halving.</w:t>
+      </w:r>
+    </w:p>
+    <w:p>
+      <w:pPr>
+        <w:spacing w:after="60"/>
+      </w:pPr>
+      <w:r>
+        <w:rPr>
+          <w:b/>
+          <w:bCs/>
+          <w:color w:val="9A6B12"/>
+          <w:sz w:val="20"/>
+          <w:szCs w:val="20"/>
+        </w:rPr>
+        <w:t xml:space="preserve">Level 2: </w:t>
+      </w:r>
+      <w:r>
+        <w:rPr>
+          <w:sz w:val="20"/>
+          <w:szCs w:val="20"/>
+        </w:rPr>
+        <w:t xml:space="preserve">Two different triangles both have area 48 sq ft. Must they have the same base and height? Justify or give a counterexample.</w:t>
+      </w:r>
+    </w:p>
+    <w:p>
+      <w:pPr>
+        <w:spacing w:after="60"/>
+        <w:ind w:left="360"/>
+      </w:pPr>
+      <w:r>
+        <w:rPr>
+          <w:sz w:val="20"/>
+          <w:szCs w:val="20"/>
+        </w:rPr>
+        <w:t xml:space="preserve">• They ___ have the same base and height because ___.</w:t>
+      </w:r>
+    </w:p>
+    <w:p>
+      <w:pPr>
+        <w:spacing w:after="60"/>
+        <w:ind w:left="360"/>
+      </w:pPr>
+      <w:r>
+        <w:rPr>
+          <w:sz w:val="20"/>
+          <w:szCs w:val="20"/>
+        </w:rPr>
+        <w:t xml:space="preserve">• A counterexample is a triangle with base ___ and height ___, which also gives ___.</w:t>
+      </w:r>
+    </w:p>
+    <w:p>
+      <w:pPr>
+        <w:spacing w:after="60"/>
+      </w:pPr>
+      <w:r>
+        <w:rPr>
+          <w:b/>
+          <w:bCs/>
+          <w:color w:val="12355B"/>
+          <w:sz w:val="21"/>
+          <w:szCs w:val="21"/>
+        </w:rPr>
+        <w:t xml:space="preserve">3. [Connect] </w:t>
+      </w:r>
+      <w:r>
+        <w:rPr>
+          <w:b/>
+          <w:bCs/>
+          <w:sz w:val="21"/>
+          <w:szCs w:val="21"/>
+        </w:rPr>
+        <w:t xml:space="preserve">The homeowner paints a triangular A-frame wall with base 20 ft and height 14 ft; one can covers 50 sq ft. Talk through how many cans are needed.</w:t>
+      </w:r>
+    </w:p>
+    <w:p>
+      <w:pPr>
+        <w:spacing w:after="60"/>
+      </w:pPr>
+      <w:r>
+        <w:rPr>
+          <w:b/>
+          <w:bCs/>
+          <w:color w:val="1FA6A2"/>
+          <w:sz w:val="20"/>
+          <w:szCs w:val="20"/>
+        </w:rPr>
+        <w:t xml:space="preserve">Level 1 — Start here: </w:t>
+      </w:r>
+      <w:r>
+        <w:rPr>
+          <w:sz w:val="20"/>
+          <w:szCs w:val="20"/>
+        </w:rPr>
+        <w:t xml:space="preserve">Find the triangle area first, then divide by what one can covers.</w:t>
+      </w:r>
+    </w:p>
+    <w:p>
+      <w:pPr>
+        <w:spacing w:after="60"/>
+      </w:pPr>
+      <w:r>
+        <w:rPr>
+          <w:sz w:val="21"/>
+          <w:szCs w:val="21"/>
+        </w:rPr>
+        <w:t xml:space="preserve">The wall's area is 1/2 times 20 times 14, which equals ___ square feet.</w:t>
+      </w:r>
+      <w:r>
+        <w:rPr>
+          <w:i/>
+          <w:iCs/>
+          <w:color w:val="5F6F80"/>
+          <w:sz w:val="19"/>
+          <w:szCs w:val="19"/>
+        </w:rPr>
+        <w:br/>
+        <w:t xml:space="preserve">
+El área de la pared es 1/2 por 20 por 14, que es ___ pies cuadrados.</w:t>
+      </w:r>
+    </w:p>
+    <w:p>
+      <w:pPr>
+        <w:spacing w:after="60"/>
+      </w:pPr>
+      <w:r>
+        <w:rPr>
+          <w:sz w:val="21"/>
+          <w:szCs w:val="21"/>
+        </w:rPr>
+        <w:t xml:space="preserve">She needs ___ cans because ___ divided by 50 equals ___.</w:t>
+      </w:r>
+      <w:r>
+        <w:rPr>
+          <w:i/>
+          <w:iCs/>
+          <w:color w:val="5F6F80"/>
+          <w:sz w:val="19"/>
+          <w:szCs w:val="19"/>
+        </w:rPr>
+        <w:br/>
+        <w:t xml:space="preserve">
+Necesita ___ latas porque ___ entre 50 es ___.</w:t>
+      </w:r>
+    </w:p>
+    <w:p>
+      <w:pPr>
+        <w:spacing w:after="60"/>
+      </w:pPr>
+      <w:r>
+        <w:rPr>
+          <w:b/>
+          <w:bCs/>
+          <w:color w:val="12355B"/>
+          <w:sz w:val="20"/>
+          <w:szCs w:val="20"/>
+        </w:rPr>
+        <w:t xml:space="preserve">Word bank: </w:t>
+      </w:r>
+      <w:r>
+        <w:rPr>
+          <w:color w:val="1FA6A2"/>
+          <w:sz w:val="20"/>
+          <w:szCs w:val="20"/>
+        </w:rPr>
+        <w:t xml:space="preserve">triangle, base, height, area, formula</w:t>
+      </w:r>
+    </w:p>
+    <w:p>
+      <w:pPr>
+        <w:spacing w:after="60"/>
+      </w:pPr>
+      <w:r>
+        <w:rPr>
+          <w:b/>
+          <w:bCs/>
+          <w:color w:val="12355B"/>
+          <w:sz w:val="19"/>
+          <w:szCs w:val="19"/>
+        </w:rPr>
+        <w:t xml:space="preserve">Listen for: </w:t>
+      </w:r>
+      <w:r>
+        <w:rPr>
+          <w:i/>
+          <w:iCs/>
+          <w:color w:val="5F6F80"/>
+          <w:sz w:val="19"/>
+          <w:szCs w:val="19"/>
+        </w:rPr>
+        <w:t xml:space="preserve">Students compute area = 140 sq ft, then 140 / 50 = 2.8, and reason she must round up to 3 cans to cover the whole wall.</w:t>
+      </w:r>
+    </w:p>
+    <w:p>
+      <w:pPr>
+        <w:spacing w:after="60"/>
+      </w:pPr>
+      <w:r>
+        <w:rPr>
+          <w:b/>
+          <w:bCs/>
+          <w:color w:val="9A6B12"/>
+          <w:sz w:val="20"/>
+          <w:szCs w:val="20"/>
+        </w:rPr>
+        <w:t xml:space="preserve">Level 2: </w:t>
+      </w:r>
+      <w:r>
+        <w:rPr>
+          <w:sz w:val="20"/>
+          <w:szCs w:val="20"/>
+        </w:rPr>
+        <w:t xml:space="preserve">Why can't the homeowner buy exactly 2.8 cans? Explain what rounding up means in this real situation and how it changes the leftover paint.</w:t>
+      </w:r>
+    </w:p>
+    <w:p>
+      <w:pPr>
+        <w:spacing w:after="60"/>
+        <w:ind w:left="360"/>
+      </w:pPr>
+      <w:r>
+        <w:rPr>
+          <w:sz w:val="20"/>
+          <w:szCs w:val="20"/>
+        </w:rPr>
+        <w:t xml:space="preserve">• She must round up to ___ cans because ___.</w:t>
+      </w:r>
+    </w:p>
+    <w:p>
+      <w:pPr>
+        <w:spacing w:after="60"/>
+        <w:ind w:left="360"/>
+      </w:pPr>
+      <w:r>
+        <w:rPr>
+          <w:sz w:val="20"/>
+          <w:szCs w:val="20"/>
+        </w:rPr>
+        <w:t xml:space="preserve">• The leftover paint covers about ___ sq ft, since ___.</w:t>
+      </w:r>
+    </w:p>
+    <w:p>
+      <w:pPr>
+        <w:pStyle w:val="Heading2"/>
+        <w:pBdr>
+          <w:left w:val="single" w:color="1FA6A2" w:sz="18" w:space="8"/>
+        </w:pBdr>
+        <w:spacing w:after="100" w:before="200"/>
+      </w:pPr>
+      <w:r>
+        <w:rPr>
+          <w:b/>
+          <w:bCs/>
           <w:color w:val="9A6B12"/>
           <w:sz w:val="26"/>
           <w:szCs w:val="26"/>
@@ -987,7 +1615,7 @@
           <w:sz w:val="21"/>
           <w:szCs w:val="21"/>
         </w:rPr>
-        <w:t xml:space="preserve">A triangle is half of a ___.</w:t>
+        <w:t xml:space="preserve">The height is the ___ distance from the base to the top corner.</w:t>
       </w:r>
       <w:r>
         <w:rPr>
@@ -999,19 +1627,19 @@
         </w:rPr>
         <w:br/>
         <w:t xml:space="preserve">
-Un triángulo es la mitad de un ___.</w:t>
-      </w:r>
-    </w:p>
-    <w:p>
-      <w:pPr>
-        <w:spacing w:after="60"/>
-      </w:pPr>
-      <w:r>
-        <w:rPr>
-          <w:sz w:val="21"/>
-          <w:szCs w:val="21"/>
-        </w:rPr>
-        <w:t xml:space="preserve">So the area is ___.</w:t>
+La altura es la distancia ___ desde la base hasta la esquina de arriba.</w:t>
+      </w:r>
+    </w:p>
+    <w:p>
+      <w:pPr>
+        <w:spacing w:after="60"/>
+      </w:pPr>
+      <w:r>
+        <w:rPr>
+          <w:sz w:val="21"/>
+          <w:szCs w:val="21"/>
+        </w:rPr>
+        <w:t xml:space="preserve">It is different from the slanted side because ___.</w:t>
       </w:r>
       <w:r>
         <w:rPr>
@@ -1023,19 +1651,19 @@
         </w:rPr>
         <w:br/>
         <w:t xml:space="preserve">
-Entonces el área es ___.</w:t>
-      </w:r>
-    </w:p>
-    <w:p>
-      <w:pPr>
-        <w:spacing w:after="60"/>
-      </w:pPr>
-      <w:r>
-        <w:rPr>
-          <w:sz w:val="21"/>
-          <w:szCs w:val="21"/>
-        </w:rPr>
-        <w:t xml:space="preserve">I see triangles in ___.</w:t>
+Es diferente del lado inclinado porque ___.</w:t>
+      </w:r>
+    </w:p>
+    <w:p>
+      <w:pPr>
+        <w:spacing w:after="60"/>
+      </w:pPr>
+      <w:r>
+        <w:rPr>
+          <w:sz w:val="21"/>
+          <w:szCs w:val="21"/>
+        </w:rPr>
+        <w:t xml:space="preserve">A triangle is half of a ___ with the same base and height.</w:t>
       </w:r>
       <w:r>
         <w:rPr>
@@ -1047,7 +1675,7 @@
         </w:rPr>
         <w:br/>
         <w:t xml:space="preserve">
-Veo triángulos en ___.</w:t>
+Un triángulo es la mitad de un ___ con la misma base y altura.</w:t>
       </w:r>
     </w:p>
     <w:p>

--- a/lessons/5-3/downloads/5-3-notes.docx
+++ b/lessons/5-3/downloads/5-3-notes.docx
@@ -489,6 +489,43 @@
       </w:pPr>
       <w:r>
         <w:rPr>
+          <w:b/>
+          <w:bCs/>
+          <w:color w:val="1FA6A2"/>
+          <w:sz w:val="20"/>
+          <w:szCs w:val="20"/>
+        </w:rPr>
+        <w:t xml:space="preserve">Hint (optional): </w:t>
+      </w:r>
+      <w:r>
+        <w:rPr>
+          <w:sz w:val="20"/>
+          <w:szCs w:val="20"/>
+        </w:rPr>
+        <w:t xml:space="preserve">Try starting with the word "base" or "height". Re-read the question and underline what it is asking you to compare or find. Use one number or word from the problem as your evidence.</w:t>
+      </w:r>
+    </w:p>
+    <w:p>
+      <w:pPr>
+        <w:spacing w:after="60"/>
+      </w:pPr>
+      <w:r>
+        <w:rPr>
+          <w:b/>
+          <w:bCs/>
+          <w:color w:val="12355B"/>
+          <w:sz w:val="19"/>
+          <w:szCs w:val="19"/>
+        </w:rPr>
+        <w:t xml:space="preserve">Sentence starters (optional)</w:t>
+      </w:r>
+    </w:p>
+    <w:p>
+      <w:pPr>
+        <w:spacing w:after="60"/>
+      </w:pPr>
+      <w:r>
+        <w:rPr>
           <w:sz w:val="21"/>
           <w:szCs w:val="21"/>
         </w:rPr>
@@ -679,6 +716,43 @@
       </w:pPr>
       <w:r>
         <w:rPr>
+          <w:b/>
+          <w:bCs/>
+          <w:color w:val="1FA6A2"/>
+          <w:sz w:val="20"/>
+          <w:szCs w:val="20"/>
+        </w:rPr>
+        <w:t xml:space="preserve">Hint (optional): </w:t>
+      </w:r>
+      <w:r>
+        <w:rPr>
+          <w:sz w:val="20"/>
+          <w:szCs w:val="20"/>
+        </w:rPr>
+        <w:t xml:space="preserve">Try starting with the word "base" or "height". Re-read the question and underline what it is asking you to compare or find. Use one number or word from the problem as your evidence.</w:t>
+      </w:r>
+    </w:p>
+    <w:p>
+      <w:pPr>
+        <w:spacing w:after="60"/>
+      </w:pPr>
+      <w:r>
+        <w:rPr>
+          <w:b/>
+          <w:bCs/>
+          <w:color w:val="12355B"/>
+          <w:sz w:val="19"/>
+          <w:szCs w:val="19"/>
+        </w:rPr>
+        <w:t xml:space="preserve">Sentence starters (optional)</w:t>
+      </w:r>
+    </w:p>
+    <w:p>
+      <w:pPr>
+        <w:spacing w:after="60"/>
+      </w:pPr>
+      <w:r>
+        <w:rPr>
           <w:sz w:val="21"/>
           <w:szCs w:val="21"/>
         </w:rPr>
@@ -885,6 +959,43 @@
           <w:szCs w:val="20"/>
         </w:rPr>
         <w:t xml:space="preserve">Find the triangle area first, then divide by what one can covers.</w:t>
+      </w:r>
+    </w:p>
+    <w:p>
+      <w:pPr>
+        <w:spacing w:after="60"/>
+      </w:pPr>
+      <w:r>
+        <w:rPr>
+          <w:b/>
+          <w:bCs/>
+          <w:color w:val="1FA6A2"/>
+          <w:sz w:val="20"/>
+          <w:szCs w:val="20"/>
+        </w:rPr>
+        <w:t xml:space="preserve">Hint (optional): </w:t>
+      </w:r>
+      <w:r>
+        <w:rPr>
+          <w:sz w:val="20"/>
+          <w:szCs w:val="20"/>
+        </w:rPr>
+        <w:t xml:space="preserve">Try starting with the word "triangle" or "base". Re-read the question and underline what it is asking you to compare or find. Use one number or word from the problem as your evidence.</w:t>
+      </w:r>
+    </w:p>
+    <w:p>
+      <w:pPr>
+        <w:spacing w:after="60"/>
+      </w:pPr>
+      <w:r>
+        <w:rPr>
+          <w:b/>
+          <w:bCs/>
+          <w:color w:val="12355B"/>
+          <w:sz w:val="19"/>
+          <w:szCs w:val="19"/>
+        </w:rPr>
+        <w:t xml:space="preserve">Sentence starters (optional)</w:t>
       </w:r>
     </w:p>
     <w:p>

--- a/lessons/5-3/downloads/5-3-notes.docx
+++ b/lessons/5-3/downloads/5-3-notes.docx
@@ -97,6 +97,69 @@
       </w:pPr>
       <w:r>
         <w:rPr>
+          <w:i/>
+          <w:iCs/>
+          <w:color w:val="5F6F80"/>
+          <w:sz w:val="19"/>
+          <w:szCs w:val="19"/>
+        </w:rPr>
+        <w:t xml:space="preserve">Picture first, then the word, then a plain-language meaning.</w:t>
+      </w:r>
+    </w:p>
+    <w:p>
+      <w:pPr>
+        <w:keepNext/>
+        <w:spacing w:after="20" w:before="120"/>
+        <w:jc w:val="center"/>
+      </w:pPr>
+      <w:r>
+        <w:drawing>
+          <wp:inline distT="0" distB="0" distL="0" distR="0">
+            <wp:extent cx="1238250" cy="933450"/>
+            <wp:effectExtent t="0" r="0" b="0" l="0"/>
+            <wp:docPr id="1" name="" descr="" title=""/>
+            <wp:cNvGraphicFramePr>
+              <a:graphicFrameLocks xmlns:a="http://schemas.openxmlformats.org/drawingml/2006/main" noChangeAspect="1"/>
+            </wp:cNvGraphicFramePr>
+            <a:graphic xmlns:a="http://schemas.openxmlformats.org/drawingml/2006/main">
+              <a:graphicData uri="http://schemas.openxmlformats.org/drawingml/2006/picture">
+                <pic:pic xmlns:pic="http://schemas.openxmlformats.org/drawingml/2006/picture">
+                  <pic:nvPicPr>
+                    <pic:cNvPr id="0" name="" descr=""/>
+                    <pic:cNvPicPr>
+                      <a:picLocks noChangeAspect="1" noChangeArrowheads="1"/>
+                    </pic:cNvPicPr>
+                  </pic:nvPicPr>
+                  <pic:blipFill>
+                    <a:blip r:embed="rId9" cstate="none"/>
+                    <a:srcRect/>
+                    <a:stretch>
+                      <a:fillRect/>
+                    </a:stretch>
+                  </pic:blipFill>
+                  <pic:spPr bwMode="auto">
+                    <a:xfrm>
+                      <a:off x="0" y="0"/>
+                      <a:ext cx="1238250" cy="933450"/>
+                    </a:xfrm>
+                    <a:prstGeom prst="rect">
+                      <a:avLst/>
+                    </a:prstGeom>
+                  </pic:spPr>
+                </pic:pic>
+              </a:graphicData>
+            </a:graphic>
+          </wp:inline>
+        </w:drawing>
+      </w:r>
+    </w:p>
+    <w:p>
+      <w:pPr>
+        <w:keepNext/>
+        <w:spacing w:after="20"/>
+      </w:pPr>
+      <w:r>
+        <w:rPr>
           <w:b/>
           <w:bCs/>
           <w:color w:val="12355B"/>
@@ -118,7 +181,7 @@
     </w:p>
     <w:p>
       <w:pPr>
-        <w:spacing w:after="60"/>
+        <w:spacing w:after="160"/>
       </w:pPr>
       <w:r>
         <w:rPr>
@@ -130,22 +193,55 @@
     </w:p>
     <w:p>
       <w:pPr>
-        <w:spacing w:after="60"/>
-      </w:pPr>
-      <w:r>
-        <w:rPr>
-          <w:i/>
-          <w:iCs/>
-          <w:color w:val="5F6F80"/>
-          <w:sz w:val="19"/>
-          <w:szCs w:val="19"/>
-        </w:rPr>
-        <w:t xml:space="preserve">If the bottom of a triangle is 10 cm, then b = 10 cm in the formula A = ½ × b × h</w:t>
-      </w:r>
-    </w:p>
-    <w:p>
-      <w:pPr>
-        <w:spacing w:after="60"/>
+        <w:keepNext/>
+        <w:spacing w:after="20" w:before="120"/>
+        <w:jc w:val="center"/>
+      </w:pPr>
+      <w:r>
+        <w:drawing>
+          <wp:inline distT="0" distB="0" distL="0" distR="0">
+            <wp:extent cx="1238250" cy="933450"/>
+            <wp:effectExtent t="0" r="0" b="0" l="0"/>
+            <wp:docPr id="1" name="" descr="" title=""/>
+            <wp:cNvGraphicFramePr>
+              <a:graphicFrameLocks xmlns:a="http://schemas.openxmlformats.org/drawingml/2006/main" noChangeAspect="1"/>
+            </wp:cNvGraphicFramePr>
+            <a:graphic xmlns:a="http://schemas.openxmlformats.org/drawingml/2006/main">
+              <a:graphicData uri="http://schemas.openxmlformats.org/drawingml/2006/picture">
+                <pic:pic xmlns:pic="http://schemas.openxmlformats.org/drawingml/2006/picture">
+                  <pic:nvPicPr>
+                    <pic:cNvPr id="0" name="" descr=""/>
+                    <pic:cNvPicPr>
+                      <a:picLocks noChangeAspect="1" noChangeArrowheads="1"/>
+                    </pic:cNvPicPr>
+                  </pic:nvPicPr>
+                  <pic:blipFill>
+                    <a:blip r:embed="rId10" cstate="none"/>
+                    <a:srcRect/>
+                    <a:stretch>
+                      <a:fillRect/>
+                    </a:stretch>
+                  </pic:blipFill>
+                  <pic:spPr bwMode="auto">
+                    <a:xfrm>
+                      <a:off x="0" y="0"/>
+                      <a:ext cx="1238250" cy="933450"/>
+                    </a:xfrm>
+                    <a:prstGeom prst="rect">
+                      <a:avLst/>
+                    </a:prstGeom>
+                  </pic:spPr>
+                </pic:pic>
+              </a:graphicData>
+            </a:graphic>
+          </wp:inline>
+        </w:drawing>
+      </w:r>
+    </w:p>
+    <w:p>
+      <w:pPr>
+        <w:keepNext/>
+        <w:spacing w:after="20"/>
       </w:pPr>
       <w:r>
         <w:rPr>
@@ -170,7 +266,7 @@
     </w:p>
     <w:p>
       <w:pPr>
-        <w:spacing w:after="60"/>
+        <w:spacing w:after="160"/>
       </w:pPr>
       <w:r>
         <w:rPr>
@@ -182,22 +278,55 @@
     </w:p>
     <w:p>
       <w:pPr>
-        <w:spacing w:after="60"/>
-      </w:pPr>
-      <w:r>
-        <w:rPr>
-          <w:i/>
-          <w:iCs/>
-          <w:color w:val="5F6F80"/>
-          <w:sz w:val="19"/>
-          <w:szCs w:val="19"/>
-        </w:rPr>
-        <w:t xml:space="preserve">A dashed vertical line from the top point straight down to the base at a 90° angle — like dropping a plumb line</w:t>
-      </w:r>
-    </w:p>
-    <w:p>
-      <w:pPr>
-        <w:spacing w:after="60"/>
+        <w:keepNext/>
+        <w:spacing w:after="20" w:before="120"/>
+        <w:jc w:val="center"/>
+      </w:pPr>
+      <w:r>
+        <w:drawing>
+          <wp:inline distT="0" distB="0" distL="0" distR="0">
+            <wp:extent cx="1238250" cy="933450"/>
+            <wp:effectExtent t="0" r="0" b="0" l="0"/>
+            <wp:docPr id="1" name="" descr="" title=""/>
+            <wp:cNvGraphicFramePr>
+              <a:graphicFrameLocks xmlns:a="http://schemas.openxmlformats.org/drawingml/2006/main" noChangeAspect="1"/>
+            </wp:cNvGraphicFramePr>
+            <a:graphic xmlns:a="http://schemas.openxmlformats.org/drawingml/2006/main">
+              <a:graphicData uri="http://schemas.openxmlformats.org/drawingml/2006/picture">
+                <pic:pic xmlns:pic="http://schemas.openxmlformats.org/drawingml/2006/picture">
+                  <pic:nvPicPr>
+                    <pic:cNvPr id="0" name="" descr=""/>
+                    <pic:cNvPicPr>
+                      <a:picLocks noChangeAspect="1" noChangeArrowheads="1"/>
+                    </pic:cNvPicPr>
+                  </pic:nvPicPr>
+                  <pic:blipFill>
+                    <a:blip r:embed="rId9" cstate="none"/>
+                    <a:srcRect/>
+                    <a:stretch>
+                      <a:fillRect/>
+                    </a:stretch>
+                  </pic:blipFill>
+                  <pic:spPr bwMode="auto">
+                    <a:xfrm>
+                      <a:off x="0" y="0"/>
+                      <a:ext cx="1238250" cy="933450"/>
+                    </a:xfrm>
+                    <a:prstGeom prst="rect">
+                      <a:avLst/>
+                    </a:prstGeom>
+                  </pic:spPr>
+                </pic:pic>
+              </a:graphicData>
+            </a:graphic>
+          </wp:inline>
+        </w:drawing>
+      </w:r>
+    </w:p>
+    <w:p>
+      <w:pPr>
+        <w:keepNext/>
+        <w:spacing w:after="20"/>
       </w:pPr>
       <w:r>
         <w:rPr>
@@ -222,7 +351,7 @@
     </w:p>
     <w:p>
       <w:pPr>
-        <w:spacing w:after="60"/>
+        <w:spacing w:after="160"/>
       </w:pPr>
       <w:r>
         <w:rPr>
@@ -234,22 +363,55 @@
     </w:p>
     <w:p>
       <w:pPr>
-        <w:spacing w:after="60"/>
-      </w:pPr>
-      <w:r>
-        <w:rPr>
-          <w:i/>
-          <w:iCs/>
-          <w:color w:val="5F6F80"/>
-          <w:sz w:val="19"/>
-          <w:szCs w:val="19"/>
-        </w:rPr>
-        <w:t xml:space="preserve">A triangle with b = 8 and h = 6 has area = ½ × 8 × 6 = 24 sq units — exactly half the rectangle around it</w:t>
-      </w:r>
-    </w:p>
-    <w:p>
-      <w:pPr>
-        <w:spacing w:after="60"/>
+        <w:keepNext/>
+        <w:spacing w:after="20" w:before="120"/>
+        <w:jc w:val="center"/>
+      </w:pPr>
+      <w:r>
+        <w:drawing>
+          <wp:inline distT="0" distB="0" distL="0" distR="0">
+            <wp:extent cx="1238250" cy="933450"/>
+            <wp:effectExtent t="0" r="0" b="0" l="0"/>
+            <wp:docPr id="1" name="" descr="" title=""/>
+            <wp:cNvGraphicFramePr>
+              <a:graphicFrameLocks xmlns:a="http://schemas.openxmlformats.org/drawingml/2006/main" noChangeAspect="1"/>
+            </wp:cNvGraphicFramePr>
+            <a:graphic xmlns:a="http://schemas.openxmlformats.org/drawingml/2006/main">
+              <a:graphicData uri="http://schemas.openxmlformats.org/drawingml/2006/picture">
+                <pic:pic xmlns:pic="http://schemas.openxmlformats.org/drawingml/2006/picture">
+                  <pic:nvPicPr>
+                    <pic:cNvPr id="0" name="" descr=""/>
+                    <pic:cNvPicPr>
+                      <a:picLocks noChangeAspect="1" noChangeArrowheads="1"/>
+                    </pic:cNvPicPr>
+                  </pic:nvPicPr>
+                  <pic:blipFill>
+                    <a:blip r:embed="rId11" cstate="none"/>
+                    <a:srcRect/>
+                    <a:stretch>
+                      <a:fillRect/>
+                    </a:stretch>
+                  </pic:blipFill>
+                  <pic:spPr bwMode="auto">
+                    <a:xfrm>
+                      <a:off x="0" y="0"/>
+                      <a:ext cx="1238250" cy="933450"/>
+                    </a:xfrm>
+                    <a:prstGeom prst="rect">
+                      <a:avLst/>
+                    </a:prstGeom>
+                  </pic:spPr>
+                </pic:pic>
+              </a:graphicData>
+            </a:graphic>
+          </wp:inline>
+        </w:drawing>
+      </w:r>
+    </w:p>
+    <w:p>
+      <w:pPr>
+        <w:keepNext/>
+        <w:spacing w:after="20"/>
       </w:pPr>
       <w:r>
         <w:rPr>
@@ -274,7 +436,7 @@
     </w:p>
     <w:p>
       <w:pPr>
-        <w:spacing w:after="60"/>
+        <w:spacing w:after="160"/>
       </w:pPr>
       <w:r>
         <w:rPr>
@@ -286,22 +448,55 @@
     </w:p>
     <w:p>
       <w:pPr>
-        <w:spacing w:after="60"/>
-      </w:pPr>
-      <w:r>
-        <w:rPr>
-          <w:i/>
-          <w:iCs/>
-          <w:color w:val="5F6F80"/>
-          <w:sz w:val="19"/>
-          <w:szCs w:val="19"/>
-        </w:rPr>
-        <w:t xml:space="preserve">The corner of a book or a door frame — the edges meet at exactly 90°, shown by a small square symbol</w:t>
-      </w:r>
-    </w:p>
-    <w:p>
-      <w:pPr>
-        <w:spacing w:after="60"/>
+        <w:keepNext/>
+        <w:spacing w:after="20" w:before="120"/>
+        <w:jc w:val="center"/>
+      </w:pPr>
+      <w:r>
+        <w:drawing>
+          <wp:inline distT="0" distB="0" distL="0" distR="0">
+            <wp:extent cx="1238250" cy="933450"/>
+            <wp:effectExtent t="0" r="0" b="0" l="0"/>
+            <wp:docPr id="1" name="" descr="" title=""/>
+            <wp:cNvGraphicFramePr>
+              <a:graphicFrameLocks xmlns:a="http://schemas.openxmlformats.org/drawingml/2006/main" noChangeAspect="1"/>
+            </wp:cNvGraphicFramePr>
+            <a:graphic xmlns:a="http://schemas.openxmlformats.org/drawingml/2006/main">
+              <a:graphicData uri="http://schemas.openxmlformats.org/drawingml/2006/picture">
+                <pic:pic xmlns:pic="http://schemas.openxmlformats.org/drawingml/2006/picture">
+                  <pic:nvPicPr>
+                    <pic:cNvPr id="0" name="" descr=""/>
+                    <pic:cNvPicPr>
+                      <a:picLocks noChangeAspect="1" noChangeArrowheads="1"/>
+                    </pic:cNvPicPr>
+                  </pic:nvPicPr>
+                  <pic:blipFill>
+                    <a:blip r:embed="rId12" cstate="none"/>
+                    <a:srcRect/>
+                    <a:stretch>
+                      <a:fillRect/>
+                    </a:stretch>
+                  </pic:blipFill>
+                  <pic:spPr bwMode="auto">
+                    <a:xfrm>
+                      <a:off x="0" y="0"/>
+                      <a:ext cx="1238250" cy="933450"/>
+                    </a:xfrm>
+                    <a:prstGeom prst="rect">
+                      <a:avLst/>
+                    </a:prstGeom>
+                  </pic:spPr>
+                </pic:pic>
+              </a:graphicData>
+            </a:graphic>
+          </wp:inline>
+        </w:drawing>
+      </w:r>
+    </w:p>
+    <w:p>
+      <w:pPr>
+        <w:keepNext/>
+        <w:spacing w:after="20"/>
       </w:pPr>
       <w:r>
         <w:rPr>
@@ -326,7 +521,7 @@
     </w:p>
     <w:p>
       <w:pPr>
-        <w:spacing w:after="60"/>
+        <w:spacing w:after="160"/>
       </w:pPr>
       <w:r>
         <w:rPr>
@@ -338,22 +533,55 @@
     </w:p>
     <w:p>
       <w:pPr>
-        <w:spacing w:after="60"/>
-      </w:pPr>
-      <w:r>
-        <w:rPr>
-          <w:i/>
-          <w:iCs/>
-          <w:color w:val="5F6F80"/>
-          <w:sz w:val="19"/>
-          <w:szCs w:val="19"/>
-        </w:rPr>
-        <w:t xml:space="preserve">A house shape = a rectangle (the walls) + a triangle (the roof); total area = rectangle area + triangle area</w:t>
-      </w:r>
-    </w:p>
-    <w:p>
-      <w:pPr>
-        <w:spacing w:after="60"/>
+        <w:keepNext/>
+        <w:spacing w:after="20" w:before="120"/>
+        <w:jc w:val="center"/>
+      </w:pPr>
+      <w:r>
+        <w:drawing>
+          <wp:inline distT="0" distB="0" distL="0" distR="0">
+            <wp:extent cx="1238250" cy="933450"/>
+            <wp:effectExtent t="0" r="0" b="0" l="0"/>
+            <wp:docPr id="1" name="" descr="" title=""/>
+            <wp:cNvGraphicFramePr>
+              <a:graphicFrameLocks xmlns:a="http://schemas.openxmlformats.org/drawingml/2006/main" noChangeAspect="1"/>
+            </wp:cNvGraphicFramePr>
+            <a:graphic xmlns:a="http://schemas.openxmlformats.org/drawingml/2006/main">
+              <a:graphicData uri="http://schemas.openxmlformats.org/drawingml/2006/picture">
+                <pic:pic xmlns:pic="http://schemas.openxmlformats.org/drawingml/2006/picture">
+                  <pic:nvPicPr>
+                    <pic:cNvPr id="0" name="" descr=""/>
+                    <pic:cNvPicPr>
+                      <a:picLocks noChangeAspect="1" noChangeArrowheads="1"/>
+                    </pic:cNvPicPr>
+                  </pic:nvPicPr>
+                  <pic:blipFill>
+                    <a:blip r:embed="rId13" cstate="none"/>
+                    <a:srcRect/>
+                    <a:stretch>
+                      <a:fillRect/>
+                    </a:stretch>
+                  </pic:blipFill>
+                  <pic:spPr bwMode="auto">
+                    <a:xfrm>
+                      <a:off x="0" y="0"/>
+                      <a:ext cx="1238250" cy="933450"/>
+                    </a:xfrm>
+                    <a:prstGeom prst="rect">
+                      <a:avLst/>
+                    </a:prstGeom>
+                  </pic:spPr>
+                </pic:pic>
+              </a:graphicData>
+            </a:graphic>
+          </wp:inline>
+        </w:drawing>
+      </w:r>
+    </w:p>
+    <w:p>
+      <w:pPr>
+        <w:keepNext/>
+        <w:spacing w:after="20"/>
       </w:pPr>
       <w:r>
         <w:rPr>
@@ -378,7 +606,7 @@
     </w:p>
     <w:p>
       <w:pPr>
-        <w:spacing w:after="60"/>
+        <w:spacing w:after="160"/>
       </w:pPr>
       <w:r>
         <w:rPr>
@@ -386,21 +614,6 @@
           <w:szCs w:val="21"/>
         </w:rPr>
         <w:t xml:space="preserve">A math rule written with symbols.</w:t>
-      </w:r>
-    </w:p>
-    <w:p>
-      <w:pPr>
-        <w:spacing w:after="60"/>
-      </w:pPr>
-      <w:r>
-        <w:rPr>
-          <w:i/>
-          <w:iCs/>
-          <w:color w:val="5F6F80"/>
-          <w:sz w:val="19"/>
-          <w:szCs w:val="19"/>
-        </w:rPr>
-        <w:t xml:space="preserve">A = ½ × b × h means Area equals one-half times base times height; for b = 12 and h = 8, A = 48</w:t>
       </w:r>
     </w:p>
     <w:p>

--- a/lessons/5-3/downloads/5-3-notes.docx
+++ b/lessons/5-3/downloads/5-3-notes.docx
@@ -1377,7 +1377,7 @@
           <w:sz w:val="24"/>
           <w:szCs w:val="24"/>
         </w:rPr>
-        <w:t xml:space="preserve">Try the Model</w:t>
+        <w:t xml:space="preserve">Solved Example</w:t>
       </w:r>
       <w:r>
         <w:rPr>
@@ -1387,90 +1387,130 @@
           <w:sz w:val="19"/>
           <w:szCs w:val="19"/>
         </w:rPr>
-        <w:t xml:space="preserve">   step through it together</w:t>
-      </w:r>
-    </w:p>
-    <w:p>
-      <w:pPr>
-        <w:spacing w:after="80"/>
-      </w:pPr>
-      <w:r>
-        <w:rPr>
-          <w:sz w:val="21"/>
-          <w:szCs w:val="21"/>
-        </w:rPr>
-        <w:t xml:space="preserve">Plot the vertices of a triangle with base 12 and height 8 to visualize the garden. Place points at (0, 0), (12, 0), and (6, 8).</w:t>
-      </w:r>
-    </w:p>
-    <w:p>
-      <w:pPr>
+        <w:t xml:space="preserve">   I Do — watch each step</w:t>
+      </w:r>
+    </w:p>
+    <w:p>
+      <w:pPr>
+        <w:keepNext/>
         <w:spacing w:after="40"/>
       </w:pPr>
       <w:r>
-        <w:t xml:space="preserve"/>
-      </w:r>
-    </w:p>
-    <w:tbl>
-      <w:tblPr>
-        <w:tblW w:type="pct" w:w="100%"/>
-        <w:tblBorders>
-          <w:top w:val="single" w:color="C7D2DD" w:sz="6"/>
-          <w:left w:val="single" w:color="C7D2DD" w:sz="6"/>
-          <w:bottom w:val="single" w:color="C7D2DD" w:sz="6"/>
-          <w:right w:val="single" w:color="C7D2DD" w:sz="6"/>
-          <w:insideH w:val="single" w:color="auto" w:sz="4"/>
-          <w:insideV w:val="single" w:color="auto" w:sz="4"/>
-        </w:tblBorders>
-      </w:tblPr>
-      <w:tblGrid>
-        <w:gridCol w:w="100"/>
-      </w:tblGrid>
-      <w:tr>
-        <w:tc>
-          <w:tcPr>
-            <w:shd w:fill="E6F4F3" w:color="auto" w:val="clear"/>
-            <w:tcMar>
-              <w:top w:type="dxa" w:w="60"/>
-              <w:left w:type="dxa" w:w="120"/>
-              <w:bottom w:type="dxa" w:w="60"/>
-              <w:right w:type="dxa" w:w="120"/>
-            </w:tcMar>
-          </w:tcPr>
-          <w:p>
-            <w:pPr>
-              <w:spacing w:after="0" w:line="320"/>
-            </w:pPr>
-            <w:r>
-              <w:t xml:space="preserve"/>
-            </w:r>
-          </w:p>
-          <w:p>
-            <w:pPr>
-              <w:spacing w:after="0" w:line="320"/>
-            </w:pPr>
-            <w:r>
-              <w:t xml:space="preserve"/>
-            </w:r>
-          </w:p>
-          <w:p>
-            <w:pPr>
-              <w:spacing w:after="0" w:line="320"/>
-            </w:pPr>
-            <w:r>
-              <w:t xml:space="preserve"/>
-            </w:r>
-          </w:p>
-          <w:p>
-            <w:pPr>
-              <w:spacing w:after="0" w:line="320"/>
-            </w:pPr>
-            <w:r>
-              <w:t xml:space="preserve"/>
-            </w:r>
-          </w:p>
-        </w:tc>
-      </w:tr>
-    </w:tbl>
+        <w:rPr>
+          <w:b/>
+          <w:bCs/>
+          <w:color w:val="12355B"/>
+          <w:sz w:val="21"/>
+          <w:szCs w:val="21"/>
+        </w:rPr>
+        <w:t xml:space="preserve">Problem:  </w:t>
+      </w:r>
+      <w:r>
+        <w:rPr>
+          <w:sz w:val="21"/>
+          <w:szCs w:val="21"/>
+        </w:rPr>
+        <w:t xml:space="preserve">What is the area of a triangle with base 10 cm and height 6 cm?</w:t>
+      </w:r>
+    </w:p>
+    <w:p>
+      <w:pPr>
+        <w:spacing w:after="30"/>
+        <w:ind w:left="420"/>
+      </w:pPr>
+      <w:r>
+        <w:rPr>
+          <w:sz w:val="20"/>
+          <w:szCs w:val="20"/>
+        </w:rPr>
+        <w:t xml:space="preserve">A)  30 sq cm</w:t>
+      </w:r>
+    </w:p>
+    <w:p>
+      <w:pPr>
+        <w:spacing w:after="30"/>
+        <w:ind w:left="420"/>
+      </w:pPr>
+      <w:r>
+        <w:rPr>
+          <w:sz w:val="20"/>
+          <w:szCs w:val="20"/>
+        </w:rPr>
+        <w:t xml:space="preserve">B)  60 sq cm</w:t>
+      </w:r>
+    </w:p>
+    <w:p>
+      <w:pPr>
+        <w:spacing w:after="30"/>
+        <w:ind w:left="420"/>
+      </w:pPr>
+      <w:r>
+        <w:rPr>
+          <w:sz w:val="20"/>
+          <w:szCs w:val="20"/>
+        </w:rPr>
+        <w:t xml:space="preserve">C)  16 sq cm</w:t>
+      </w:r>
+    </w:p>
+    <w:p>
+      <w:pPr>
+        <w:spacing w:after="30"/>
+        <w:ind w:left="420"/>
+      </w:pPr>
+      <w:r>
+        <w:rPr>
+          <w:sz w:val="20"/>
+          <w:szCs w:val="20"/>
+        </w:rPr>
+        <w:t xml:space="preserve">D)  30 cm</w:t>
+      </w:r>
+    </w:p>
+    <w:p>
+      <w:pPr>
+        <w:spacing w:after="20" w:before="50"/>
+      </w:pPr>
+      <w:r>
+        <w:rPr>
+          <w:b/>
+          <w:bCs/>
+          <w:color w:val="1FA6A2"/>
+          <w:sz w:val="21"/>
+          <w:szCs w:val="21"/>
+        </w:rPr>
+        <w:t xml:space="preserve">Step 1:  </w:t>
+      </w:r>
+      <w:r>
+        <w:rPr>
+          <w:sz w:val="21"/>
+          <w:szCs w:val="21"/>
+        </w:rPr>
+        <w:t xml:space="preserve">A = ½ × b × h = ½ × 10 × 6 = 30 square centimeters.</w:t>
+      </w:r>
+    </w:p>
+    <w:p>
+      <w:pPr>
+        <w:spacing w:after="40" w:before="60"/>
+      </w:pPr>
+      <w:r>
+        <w:rPr>
+          <w:b/>
+          <w:bCs/>
+          <w:color w:val="12355B"/>
+          <w:sz w:val="21"/>
+          <w:szCs w:val="21"/>
+        </w:rPr>
+        <w:t xml:space="preserve">Answer:  </w:t>
+      </w:r>
+      <w:r>
+        <w:rPr>
+          <w:b/>
+          <w:bCs/>
+          <w:sz w:val="21"/>
+          <w:szCs w:val="21"/>
+        </w:rPr>
+        <w:t xml:space="preserve">A. 30 sq cm</w:t>
+      </w:r>
+    </w:p>
     <w:p>
       <w:pPr>
         <w:pStyle w:val="Heading1"/>
@@ -1515,6 +1555,170 @@
           <w:szCs w:val="19"/>
         </w:rPr>
         <w:t xml:space="preserve">   We Do — work with your class</w:t>
+      </w:r>
+    </w:p>
+    <w:p>
+      <w:pPr>
+        <w:keepNext/>
+        <w:spacing w:after="40" w:before="40"/>
+      </w:pPr>
+      <w:r>
+        <w:rPr>
+          <w:b/>
+          <w:bCs/>
+          <w:color w:val="12355B"/>
+          <w:sz w:val="21"/>
+          <w:szCs w:val="21"/>
+        </w:rPr>
+        <w:t xml:space="preserve">Problem:  </w:t>
+      </w:r>
+      <w:r>
+        <w:rPr>
+          <w:sz w:val="21"/>
+          <w:szCs w:val="21"/>
+        </w:rPr>
+        <w:t xml:space="preserve">A triangle has an area of 24 sq ft and a base of 8 ft. What is the height?</w:t>
+      </w:r>
+    </w:p>
+    <w:p>
+      <w:pPr>
+        <w:spacing w:after="30"/>
+        <w:ind w:left="420"/>
+      </w:pPr>
+      <w:r>
+        <w:rPr>
+          <w:sz w:val="20"/>
+          <w:szCs w:val="20"/>
+        </w:rPr>
+        <w:t xml:space="preserve">A)  6 ft</w:t>
+      </w:r>
+    </w:p>
+    <w:p>
+      <w:pPr>
+        <w:spacing w:after="30"/>
+        <w:ind w:left="420"/>
+      </w:pPr>
+      <w:r>
+        <w:rPr>
+          <w:sz w:val="20"/>
+          <w:szCs w:val="20"/>
+        </w:rPr>
+        <w:t xml:space="preserve">B)  3 ft</w:t>
+      </w:r>
+    </w:p>
+    <w:p>
+      <w:pPr>
+        <w:spacing w:after="30"/>
+        <w:ind w:left="420"/>
+      </w:pPr>
+      <w:r>
+        <w:rPr>
+          <w:sz w:val="20"/>
+          <w:szCs w:val="20"/>
+        </w:rPr>
+        <w:t xml:space="preserve">C)  16 ft</w:t>
+      </w:r>
+    </w:p>
+    <w:p>
+      <w:pPr>
+        <w:spacing w:after="30"/>
+        <w:ind w:left="420"/>
+      </w:pPr>
+      <w:r>
+        <w:rPr>
+          <w:sz w:val="20"/>
+          <w:szCs w:val="20"/>
+        </w:rPr>
+        <w:t xml:space="preserve">D)  12 ft</w:t>
+      </w:r>
+    </w:p>
+    <w:p>
+      <w:pPr>
+        <w:keepNext/>
+        <w:spacing w:after="0" w:before="50"/>
+      </w:pPr>
+      <w:r>
+        <w:rPr>
+          <w:b/>
+          <w:bCs/>
+          <w:color w:val="6B4FA0"/>
+          <w:sz w:val="21"/>
+          <w:szCs w:val="21"/>
+        </w:rPr>
+        <w:t xml:space="preserve">Step 1:</w:t>
+      </w:r>
+    </w:p>
+    <w:p>
+      <w:pPr>
+        <w:pBdr>
+          <w:bottom w:val="single" w:color="AFBECC" w:sz="6"/>
+        </w:pBdr>
+        <w:spacing w:after="30" w:before="150"/>
+      </w:pPr>
+      <w:r>
+        <w:t xml:space="preserve"/>
+      </w:r>
+    </w:p>
+    <w:p>
+      <w:pPr>
+        <w:keepNext/>
+        <w:spacing w:after="0" w:before="50"/>
+      </w:pPr>
+      <w:r>
+        <w:rPr>
+          <w:b/>
+          <w:bCs/>
+          <w:color w:val="6B4FA0"/>
+          <w:sz w:val="21"/>
+          <w:szCs w:val="21"/>
+        </w:rPr>
+        <w:t xml:space="preserve">Step 2:</w:t>
+      </w:r>
+    </w:p>
+    <w:p>
+      <w:pPr>
+        <w:pBdr>
+          <w:bottom w:val="single" w:color="AFBECC" w:sz="6"/>
+        </w:pBdr>
+        <w:spacing w:after="30" w:before="150"/>
+      </w:pPr>
+      <w:r>
+        <w:t xml:space="preserve"/>
+      </w:r>
+    </w:p>
+    <w:p>
+      <w:pPr>
+        <w:keepNext/>
+        <w:spacing w:after="0" w:before="60"/>
+      </w:pPr>
+      <w:r>
+        <w:rPr>
+          <w:b/>
+          <w:bCs/>
+          <w:color w:val="12355B"/>
+          <w:sz w:val="21"/>
+          <w:szCs w:val="21"/>
+        </w:rPr>
+        <w:t xml:space="preserve">Answer:</w:t>
+      </w:r>
+    </w:p>
+    <w:p>
+      <w:pPr>
+        <w:pBdr>
+          <w:bottom w:val="single" w:color="AFBECC" w:sz="6"/>
+        </w:pBdr>
+        <w:spacing w:after="30" w:before="150"/>
+      </w:pPr>
+      <w:r>
+        <w:t xml:space="preserve"/>
+      </w:r>
+    </w:p>
+    <w:p>
+      <w:pPr>
+        <w:spacing w:after="80"/>
+      </w:pPr>
+      <w:r>
+        <w:t xml:space="preserve"/>
       </w:r>
     </w:p>
     <w:tbl>
@@ -2034,7 +2238,7 @@
           <w:sz w:val="21"/>
           <w:szCs w:val="21"/>
         </w:rPr>
-        <w:t xml:space="preserve">What is the area of a triangle with base 10 cm and height 6 cm?</w:t>
+        <w:t xml:space="preserve">Why do we divide by 2 when finding the area of a triangle?</w:t>
       </w:r>
     </w:p>
     <w:p>
@@ -2047,7 +2251,7 @@
           <w:sz w:val="20"/>
           <w:szCs w:val="20"/>
         </w:rPr>
-        <w:t xml:space="preserve">A)  30 sq cm</w:t>
+        <w:t xml:space="preserve">A)  A triangle is exactly half of a rectangle with the same base and height</w:t>
       </w:r>
     </w:p>
     <w:p>
@@ -2060,7 +2264,7 @@
           <w:sz w:val="20"/>
           <w:szCs w:val="20"/>
         </w:rPr>
-        <w:t xml:space="preserve">B)  60 sq cm</w:t>
+        <w:t xml:space="preserve">B)  Triangles have 2 equal sides</w:t>
       </w:r>
     </w:p>
     <w:p>
@@ -2073,7 +2277,7 @@
           <w:sz w:val="20"/>
           <w:szCs w:val="20"/>
         </w:rPr>
-        <w:t xml:space="preserve">C)  16 sq cm</w:t>
+        <w:t xml:space="preserve">C)  The base is always twice the height</w:t>
       </w:r>
     </w:p>
     <w:p>
@@ -2086,7 +2290,7 @@
           <w:sz w:val="20"/>
           <w:szCs w:val="20"/>
         </w:rPr>
-        <w:t xml:space="preserve">D)  30 cm</w:t>
+        <w:t xml:space="preserve">D)  We always divide area formulas by 2</w:t>
       </w:r>
     </w:p>
     <w:p>
@@ -2164,7 +2368,7 @@
           <w:sz w:val="21"/>
           <w:szCs w:val="21"/>
         </w:rPr>
-        <w:t xml:space="preserve">A triangle has an area of 24 sq ft and a base of 8 ft. What is the height?</w:t>
+        <w:t xml:space="preserve">What is the area of a triangle with base 14 ft and height 6 ft?</w:t>
       </w:r>
     </w:p>
     <w:p>
@@ -2177,7 +2381,7 @@
           <w:sz w:val="20"/>
           <w:szCs w:val="20"/>
         </w:rPr>
-        <w:t xml:space="preserve">A)  6 ft</w:t>
+        <w:t xml:space="preserve">A)  42 sq ft</w:t>
       </w:r>
     </w:p>
     <w:p>
@@ -2190,7 +2394,7 @@
           <w:sz w:val="20"/>
           <w:szCs w:val="20"/>
         </w:rPr>
-        <w:t xml:space="preserve">B)  3 ft</w:t>
+        <w:t xml:space="preserve">B)  84 sq ft</w:t>
       </w:r>
     </w:p>
     <w:p>
@@ -2203,7 +2407,7 @@
           <w:sz w:val="20"/>
           <w:szCs w:val="20"/>
         </w:rPr>
-        <w:t xml:space="preserve">C)  16 ft</w:t>
+        <w:t xml:space="preserve">C)  20 sq ft</w:t>
       </w:r>
     </w:p>
     <w:p>
@@ -2216,7 +2420,7 @@
           <w:sz w:val="20"/>
           <w:szCs w:val="20"/>
         </w:rPr>
-        <w:t xml:space="preserve">D)  12 ft</w:t>
+        <w:t xml:space="preserve">D)  42 ft</w:t>
       </w:r>
     </w:p>
     <w:p>
@@ -2294,7 +2498,7 @@
           <w:sz w:val="21"/>
           <w:szCs w:val="21"/>
         </w:rPr>
-        <w:t xml:space="preserve">Why do we divide by 2 when finding the area of a triangle?</w:t>
+        <w:t xml:space="preserve">A triangle has base 10 cm and height 6 cm. What is its area?</w:t>
       </w:r>
     </w:p>
     <w:p>
@@ -2307,7 +2511,7 @@
           <w:sz w:val="20"/>
           <w:szCs w:val="20"/>
         </w:rPr>
-        <w:t xml:space="preserve">A)  A triangle is exactly half of a rectangle with the same base and height</w:t>
+        <w:t xml:space="preserve">A)  30 cm²</w:t>
       </w:r>
     </w:p>
     <w:p>
@@ -2320,7 +2524,7 @@
           <w:sz w:val="20"/>
           <w:szCs w:val="20"/>
         </w:rPr>
-        <w:t xml:space="preserve">B)  Triangles have 2 equal sides</w:t>
+        <w:t xml:space="preserve">B)  60 cm²</w:t>
       </w:r>
     </w:p>
     <w:p>
@@ -2333,7 +2537,7 @@
           <w:sz w:val="20"/>
           <w:szCs w:val="20"/>
         </w:rPr>
-        <w:t xml:space="preserve">C)  The base is always twice the height</w:t>
+        <w:t xml:space="preserve">C)  16 cm²</w:t>
       </w:r>
     </w:p>
     <w:p>
@@ -2346,7 +2550,7 @@
           <w:sz w:val="20"/>
           <w:szCs w:val="20"/>
         </w:rPr>
-        <w:t xml:space="preserve">D)  We always divide area formulas by 2</w:t>
+        <w:t xml:space="preserve">D)  15 cm²</w:t>
       </w:r>
     </w:p>
     <w:p>
@@ -2424,7 +2628,7 @@
           <w:sz w:val="21"/>
           <w:szCs w:val="21"/>
         </w:rPr>
-        <w:t xml:space="preserve">What is the area of a triangle with base 14 ft and height 6 ft?</w:t>
+        <w:t xml:space="preserve">A triangle has area 24 m² and base 8 m. What is its height?</w:t>
       </w:r>
     </w:p>
     <w:p>
@@ -2437,7 +2641,7 @@
           <w:sz w:val="20"/>
           <w:szCs w:val="20"/>
         </w:rPr>
-        <w:t xml:space="preserve">A)  42 sq ft</w:t>
+        <w:t xml:space="preserve">A)  6 m</w:t>
       </w:r>
     </w:p>
     <w:p>
@@ -2450,7 +2654,7 @@
           <w:sz w:val="20"/>
           <w:szCs w:val="20"/>
         </w:rPr>
-        <w:t xml:space="preserve">B)  84 sq ft</w:t>
+        <w:t xml:space="preserve">B)  3 m</w:t>
       </w:r>
     </w:p>
     <w:p>
@@ -2463,7 +2667,7 @@
           <w:sz w:val="20"/>
           <w:szCs w:val="20"/>
         </w:rPr>
-        <w:t xml:space="preserve">C)  20 sq ft</w:t>
+        <w:t xml:space="preserve">C)  12 m</w:t>
       </w:r>
     </w:p>
     <w:p>
@@ -2476,7 +2680,7 @@
           <w:sz w:val="20"/>
           <w:szCs w:val="20"/>
         </w:rPr>
-        <w:t xml:space="preserve">D)  42 ft</w:t>
+        <w:t xml:space="preserve">D)  16 m</w:t>
       </w:r>
     </w:p>
     <w:p>
@@ -3189,6 +3393,64 @@
           <w:sz w:val="24"/>
           <w:szCs w:val="24"/>
         </w:rPr>
+        <w:t xml:space="preserve">Worked Notes (I Do / We Do)</w:t>
+      </w:r>
+    </w:p>
+    <w:p>
+      <w:pPr>
+        <w:spacing w:after="80"/>
+      </w:pPr>
+      <w:r>
+        <w:rPr>
+          <w:b/>
+          <w:bCs/>
+          <w:sz w:val="21"/>
+          <w:szCs w:val="21"/>
+        </w:rPr>
+        <w:t xml:space="preserve">I Do:  </w:t>
+      </w:r>
+      <w:r>
+        <w:rPr>
+          <w:sz w:val="21"/>
+          <w:szCs w:val="21"/>
+        </w:rPr>
+        <w:t xml:space="preserve">A. 30 sq cm</w:t>
+      </w:r>
+    </w:p>
+    <w:p>
+      <w:pPr>
+        <w:spacing w:after="80"/>
+      </w:pPr>
+      <w:r>
+        <w:rPr>
+          <w:b/>
+          <w:bCs/>
+          <w:sz w:val="21"/>
+          <w:szCs w:val="21"/>
+        </w:rPr>
+        <w:t xml:space="preserve">We Do:  </w:t>
+      </w:r>
+      <w:r>
+        <w:rPr>
+          <w:sz w:val="21"/>
+          <w:szCs w:val="21"/>
+        </w:rPr>
+        <w:t xml:space="preserve">A. 6 ft</w:t>
+      </w:r>
+    </w:p>
+    <w:p>
+      <w:pPr>
+        <w:pStyle w:val="Heading2"/>
+        <w:spacing w:after="80" w:before="180"/>
+      </w:pPr>
+      <w:r>
+        <w:rPr>
+          <w:b/>
+          <w:bCs/>
+          <w:color w:val="12355B"/>
+          <w:sz w:val="24"/>
+          <w:szCs w:val="24"/>
+        </w:rPr>
         <w:t xml:space="preserve">Independent Practice</w:t>
       </w:r>
     </w:p>
@@ -3210,7 +3472,7 @@
           <w:sz w:val="21"/>
           <w:szCs w:val="21"/>
         </w:rPr>
-        <w:t xml:space="preserve">A)  30 sq cm</w:t>
+        <w:t xml:space="preserve">A)  A triangle is exactly half of a rectangle with the same base and height</w:t>
       </w:r>
       <w:r>
         <w:rPr>
@@ -3220,7 +3482,7 @@
           <w:sz w:val="19"/>
           <w:szCs w:val="19"/>
         </w:rPr>
-        <w:t xml:space="preserve">  — A = ½ × b × h = ½ × 10 × 6 = 30 square centimeters.</w:t>
+        <w:t xml:space="preserve">  — A triangle with base b and height h fits inside a rectangle with the same base and height. The triangle covers exactly half the rectangle, so A = ½ × b × h.</w:t>
       </w:r>
     </w:p>
     <w:p>
@@ -3241,7 +3503,7 @@
           <w:sz w:val="21"/>
           <w:szCs w:val="21"/>
         </w:rPr>
-        <w:t xml:space="preserve">A)  6 ft</w:t>
+        <w:t xml:space="preserve">A)  42 sq ft</w:t>
       </w:r>
       <w:r>
         <w:rPr>
@@ -3251,7 +3513,7 @@
           <w:sz w:val="19"/>
           <w:szCs w:val="19"/>
         </w:rPr>
-        <w:t xml:space="preserve">  — A = ½ × b × h → 24 = ½ × 8 × h → 24 = 4h → h = 6 ft.</w:t>
+        <w:t xml:space="preserve">  — A = ½ × 14 × 6 = ½ × 84 = 42 sq ft.</w:t>
       </w:r>
     </w:p>
     <w:p>
@@ -3272,7 +3534,7 @@
           <w:sz w:val="21"/>
           <w:szCs w:val="21"/>
         </w:rPr>
-        <w:t xml:space="preserve">A)  A triangle is exactly half of a rectangle with the same base and height</w:t>
+        <w:t xml:space="preserve">A)  30 cm²</w:t>
       </w:r>
       <w:r>
         <w:rPr>
@@ -3282,7 +3544,7 @@
           <w:sz w:val="19"/>
           <w:szCs w:val="19"/>
         </w:rPr>
-        <w:t xml:space="preserve">  — A triangle with base b and height h fits inside a rectangle with the same base and height. The triangle covers exactly half the rectangle, so A = ½ × b × h.</w:t>
+        <w:t xml:space="preserve">  — Area = ½ × base × height = ½ × 10 × 6 = 30 cm².</w:t>
       </w:r>
     </w:p>
     <w:p>
@@ -3303,7 +3565,7 @@
           <w:sz w:val="21"/>
           <w:szCs w:val="21"/>
         </w:rPr>
-        <w:t xml:space="preserve">A)  42 sq ft</w:t>
+        <w:t xml:space="preserve">A)  6 m</w:t>
       </w:r>
       <w:r>
         <w:rPr>
@@ -3313,7 +3575,7 @@
           <w:sz w:val="19"/>
           <w:szCs w:val="19"/>
         </w:rPr>
-        <w:t xml:space="preserve">  — A = ½ × 14 × 6 = ½ × 84 = 42 sq ft.</w:t>
+        <w:t xml:space="preserve">  — 24 = ½ × 8 × h = 4h, so h = 6 m.</w:t>
       </w:r>
     </w:p>
     <w:p>

--- a/lessons/5-3/downloads/5-3-notes.docx
+++ b/lessons/5-3/downloads/5-3-notes.docx
@@ -1177,6 +1177,238 @@
     <w:p>
       <w:pPr>
         <w:pStyle w:val="Heading1"/>
+        <w:pBdr>
+          <w:bottom w:val="single" w:color="1FA6A2" w:sz="14" w:space="6"/>
+        </w:pBdr>
+        <w:spacing w:after="140" w:before="260"/>
+      </w:pPr>
+      <w:r>
+        <w:rPr>
+          <w:b/>
+          <w:bCs/>
+          <w:color w:val="12355B"/>
+          <w:sz w:val="30"/>
+          <w:szCs w:val="30"/>
+        </w:rPr>
+        <w:t xml:space="preserve">Guided Notes</w:t>
+      </w:r>
+    </w:p>
+    <w:p>
+      <w:pPr>
+        <w:spacing w:after="100"/>
+      </w:pPr>
+      <w:r>
+        <w:rPr>
+          <w:i/>
+          <w:iCs/>
+          <w:color w:val="5F6F80"/>
+          <w:sz w:val="19"/>
+          <w:szCs w:val="19"/>
+        </w:rPr>
+        <w:t xml:space="preserve">Fill in each blank as we go. Use the Word Bank to help you.</w:t>
+      </w:r>
+    </w:p>
+    <w:tbl>
+      <w:tblPr>
+        <w:tblW w:type="pct" w:w="100%"/>
+        <w:tblBorders>
+          <w:top w:val="single" w:color="BBD0DE" w:sz="8"/>
+          <w:left w:val="single" w:color="BBD0DE" w:sz="8"/>
+          <w:bottom w:val="single" w:color="BBD0DE" w:sz="8"/>
+          <w:right w:val="single" w:color="BBD0DE" w:sz="8"/>
+          <w:insideH w:val="single" w:color="auto" w:sz="4"/>
+          <w:insideV w:val="single" w:color="auto" w:sz="4"/>
+        </w:tblBorders>
+      </w:tblPr>
+      <w:tblGrid>
+        <w:gridCol w:w="100"/>
+      </w:tblGrid>
+      <w:tr>
+        <w:tc>
+          <w:tcPr>
+            <w:shd w:fill="EEF4F8" w:color="auto" w:val="clear"/>
+            <w:tcMar>
+              <w:top w:type="dxa" w:w="120"/>
+              <w:left w:type="dxa" w:w="180"/>
+              <w:bottom w:type="dxa" w:w="120"/>
+              <w:right w:type="dxa" w:w="180"/>
+            </w:tcMar>
+          </w:tcPr>
+          <w:p>
+            <w:pPr>
+              <w:spacing w:after="40"/>
+            </w:pPr>
+            <w:r>
+              <w:rPr>
+                <w:b/>
+                <w:bCs/>
+                <w:color w:val="1FA6A2"/>
+                <w:sz w:val="18"/>
+                <w:szCs w:val="18"/>
+              </w:rPr>
+              <w:t xml:space="preserve">WORD BANK</w:t>
+            </w:r>
+          </w:p>
+          <w:p>
+            <w:pPr>
+              <w:spacing w:after="80"/>
+            </w:pPr>
+            <w:r>
+              <w:rPr>
+                <w:b/>
+                <w:bCs/>
+                <w:sz w:val="21"/>
+                <w:szCs w:val="21"/>
+              </w:rPr>
+              <w:t xml:space="preserve">Base      •      Height      •      Area      •      Perpendicular      •      Composite figure      •      Formula</w:t>
+            </w:r>
+          </w:p>
+        </w:tc>
+      </w:tr>
+    </w:tbl>
+    <w:p>
+      <w:pPr>
+        <w:spacing w:after="80"/>
+      </w:pPr>
+      <w:r>
+        <w:t xml:space="preserve"/>
+      </w:r>
+    </w:p>
+    <w:p>
+      <w:pPr>
+        <w:spacing w:after="120" w:before="80"/>
+      </w:pPr>
+      <w:r>
+        <w:rPr>
+          <w:b/>
+          <w:bCs/>
+          <w:color w:val="12355B"/>
+          <w:sz w:val="22"/>
+          <w:szCs w:val="22"/>
+        </w:rPr>
+        <w:t xml:space="preserve">1.  </w:t>
+      </w:r>
+      <w:r>
+        <w:rPr>
+          <w:sz w:val="22"/>
+          <w:szCs w:val="22"/>
+        </w:rPr>
+        <w:t xml:space="preserve">The side of a triangle used as the bottom for measuring area is the ___.</w:t>
+      </w:r>
+    </w:p>
+    <w:p>
+      <w:pPr>
+        <w:spacing w:after="120" w:before="80"/>
+      </w:pPr>
+      <w:r>
+        <w:rPr>
+          <w:b/>
+          <w:bCs/>
+          <w:color w:val="12355B"/>
+          <w:sz w:val="22"/>
+          <w:szCs w:val="22"/>
+        </w:rPr>
+        <w:t xml:space="preserve">2.  </w:t>
+      </w:r>
+      <w:r>
+        <w:rPr>
+          <w:sz w:val="22"/>
+          <w:szCs w:val="22"/>
+        </w:rPr>
+        <w:t xml:space="preserve">The perpendicular distance from the base to the opposite vertex is the ___.</w:t>
+      </w:r>
+    </w:p>
+    <w:p>
+      <w:pPr>
+        <w:spacing w:after="120" w:before="80"/>
+      </w:pPr>
+      <w:r>
+        <w:rPr>
+          <w:b/>
+          <w:bCs/>
+          <w:color w:val="12355B"/>
+          <w:sz w:val="22"/>
+          <w:szCs w:val="22"/>
+        </w:rPr>
+        <w:t xml:space="preserve">3.  </w:t>
+      </w:r>
+      <w:r>
+        <w:rPr>
+          <w:sz w:val="22"/>
+          <w:szCs w:val="22"/>
+        </w:rPr>
+        <w:t xml:space="preserve">The amount of flat space inside a triangle is its ___.</w:t>
+      </w:r>
+    </w:p>
+    <w:p>
+      <w:pPr>
+        <w:spacing w:after="120" w:before="80"/>
+      </w:pPr>
+      <w:r>
+        <w:rPr>
+          <w:b/>
+          <w:bCs/>
+          <w:color w:val="12355B"/>
+          <w:sz w:val="22"/>
+          <w:szCs w:val="22"/>
+        </w:rPr>
+        <w:t xml:space="preserve">4.  </w:t>
+      </w:r>
+      <w:r>
+        <w:rPr>
+          <w:sz w:val="22"/>
+          <w:szCs w:val="22"/>
+        </w:rPr>
+        <w:t xml:space="preserve">Two lines that meet at a 90° angle are ___.</w:t>
+      </w:r>
+    </w:p>
+    <w:p>
+      <w:pPr>
+        <w:spacing w:after="120" w:before="80"/>
+      </w:pPr>
+      <w:r>
+        <w:rPr>
+          <w:b/>
+          <w:bCs/>
+          <w:color w:val="12355B"/>
+          <w:sz w:val="22"/>
+          <w:szCs w:val="22"/>
+        </w:rPr>
+        <w:t xml:space="preserve">5.  </w:t>
+      </w:r>
+      <w:r>
+        <w:rPr>
+          <w:sz w:val="22"/>
+          <w:szCs w:val="22"/>
+        </w:rPr>
+        <w:t xml:space="preserve">A shape made of two or more basic shapes combined is a ___.</w:t>
+      </w:r>
+    </w:p>
+    <w:p>
+      <w:pPr>
+        <w:spacing w:after="120" w:before="80"/>
+      </w:pPr>
+      <w:r>
+        <w:rPr>
+          <w:b/>
+          <w:bCs/>
+          <w:color w:val="12355B"/>
+          <w:sz w:val="22"/>
+          <w:szCs w:val="22"/>
+        </w:rPr>
+        <w:t xml:space="preserve">6.  </w:t>
+      </w:r>
+      <w:r>
+        <w:rPr>
+          <w:sz w:val="22"/>
+          <w:szCs w:val="22"/>
+        </w:rPr>
+        <w:t xml:space="preserve">A math rule written with symbols, like A = ½ × b × h, is a ___.</w:t>
+      </w:r>
+    </w:p>
+    <w:p>
+      <w:pPr>
+        <w:pStyle w:val="Heading1"/>
         <w:pageBreakBefore/>
         <w:pBdr>
           <w:bottom w:val="single" w:color="1FA6A2" w:sz="14" w:space="6"/>
@@ -2157,6 +2389,87 @@
     </w:p>
     <w:p>
       <w:pPr>
+        <w:spacing w:after="40" w:before="80"/>
+      </w:pPr>
+      <w:r>
+        <w:rPr>
+          <w:b/>
+          <w:bCs/>
+          <w:color w:val="12355B"/>
+          <w:sz w:val="21"/>
+          <w:szCs w:val="21"/>
+        </w:rPr>
+        <w:t xml:space="preserve">4. </w:t>
+      </w:r>
+      <w:r>
+        <w:rPr>
+          <w:b/>
+          <w:bCs/>
+          <w:color w:val="6B4FA0"/>
+          <w:sz w:val="19"/>
+          <w:szCs w:val="19"/>
+        </w:rPr>
+        <w:t xml:space="preserve">[Practice] </w:t>
+      </w:r>
+      <w:r>
+        <w:rPr>
+          <w:b/>
+          <w:bCs/>
+          <w:sz w:val="21"/>
+          <w:szCs w:val="21"/>
+        </w:rPr>
+        <w:t xml:space="preserve">During practice on Area of Triangles, what strategy did you use when a problem felt tricky?</w:t>
+      </w:r>
+    </w:p>
+    <w:p>
+      <w:pPr>
+        <w:spacing w:after="60"/>
+      </w:pPr>
+      <w:r>
+        <w:rPr>
+          <w:color w:val="1A2733"/>
+          <w:sz w:val="21"/>
+          <w:szCs w:val="21"/>
+        </w:rPr>
+        <w:t xml:space="preserve">Start with:  A triangle is half of a ___ with the same base and height.</w:t>
+      </w:r>
+      <w:r>
+        <w:rPr>
+          <w:i/>
+          <w:iCs/>
+          <w:color w:val="5F6F80"/>
+          <w:sz w:val="19"/>
+          <w:szCs w:val="19"/>
+        </w:rPr>
+        <w:br/>
+        <w:t xml:space="preserve">Un triángulo es la mitad de un ___ con la misma base y altura.</w:t>
+      </w:r>
+    </w:p>
+    <w:p>
+      <w:pPr>
+        <w:spacing w:after="80"/>
+      </w:pPr>
+      <w:r>
+        <w:rPr>
+          <w:b/>
+          <w:bCs/>
+          <w:color w:val="12355B"/>
+          <w:sz w:val="19"/>
+          <w:szCs w:val="19"/>
+        </w:rPr>
+        <w:t xml:space="preserve">Word bank:  </w:t>
+      </w:r>
+      <w:r>
+        <w:rPr>
+          <w:color w:val="1FA6A2"/>
+          <w:sz w:val="19"/>
+          <w:szCs w:val="19"/>
+        </w:rPr>
+        <w:t xml:space="preserve">Base,  Height,  Area,  Perpendicular</w:t>
+      </w:r>
+    </w:p>
+    <w:p>
+      <w:pPr>
         <w:pStyle w:val="Heading1"/>
         <w:pageBreakBefore/>
         <w:pBdr>
@@ -2498,7 +2811,7 @@
           <w:sz w:val="21"/>
           <w:szCs w:val="21"/>
         </w:rPr>
-        <w:t xml:space="preserve">A triangle has base 10 cm and height 6 cm. What is its area?</w:t>
+        <w:t xml:space="preserve">A triangular window in the firm's lobby has a base of 10 ft and a height of 6 ft. What is its area?</w:t>
       </w:r>
     </w:p>
     <w:p>
@@ -2511,7 +2824,7 @@
           <w:sz w:val="20"/>
           <w:szCs w:val="20"/>
         </w:rPr>
-        <w:t xml:space="preserve">A)  30 cm²</w:t>
+        <w:t xml:space="preserve">A)  30 sq ft</w:t>
       </w:r>
     </w:p>
     <w:p>
@@ -2524,7 +2837,7 @@
           <w:sz w:val="20"/>
           <w:szCs w:val="20"/>
         </w:rPr>
-        <w:t xml:space="preserve">B)  60 cm²</w:t>
+        <w:t xml:space="preserve">B)  60 sq ft</w:t>
       </w:r>
     </w:p>
     <w:p>
@@ -2537,7 +2850,7 @@
           <w:sz w:val="20"/>
           <w:szCs w:val="20"/>
         </w:rPr>
-        <w:t xml:space="preserve">C)  16 cm²</w:t>
+        <w:t xml:space="preserve">C)  16 sq ft</w:t>
       </w:r>
     </w:p>
     <w:p>
@@ -2550,7 +2863,7 @@
           <w:sz w:val="20"/>
           <w:szCs w:val="20"/>
         </w:rPr>
-        <w:t xml:space="preserve">D)  15 cm²</w:t>
+        <w:t xml:space="preserve">D)  32 sq ft</w:t>
       </w:r>
     </w:p>
     <w:p>
@@ -2628,7 +2941,7 @@
           <w:sz w:val="21"/>
           <w:szCs w:val="21"/>
         </w:rPr>
-        <w:t xml:space="preserve">A triangle has area 24 m² and base 8 m. What is its height?</w:t>
+        <w:t xml:space="preserve">A triangular roof panel on the blueprint has a base of 7 ft and a height of 4 ft. What is its area?</w:t>
       </w:r>
     </w:p>
     <w:p>
@@ -2641,7 +2954,7 @@
           <w:sz w:val="20"/>
           <w:szCs w:val="20"/>
         </w:rPr>
-        <w:t xml:space="preserve">A)  6 m</w:t>
+        <w:t xml:space="preserve">A)  14 sq ft</w:t>
       </w:r>
     </w:p>
     <w:p>
@@ -2654,7 +2967,7 @@
           <w:sz w:val="20"/>
           <w:szCs w:val="20"/>
         </w:rPr>
-        <w:t xml:space="preserve">B)  3 m</w:t>
+        <w:t xml:space="preserve">B)  28 sq ft</w:t>
       </w:r>
     </w:p>
     <w:p>
@@ -2667,7 +2980,7 @@
           <w:sz w:val="20"/>
           <w:szCs w:val="20"/>
         </w:rPr>
-        <w:t xml:space="preserve">C)  12 m</w:t>
+        <w:t xml:space="preserve">C)  11 sq ft</w:t>
       </w:r>
     </w:p>
     <w:p>
@@ -2680,7 +2993,7 @@
           <w:sz w:val="20"/>
           <w:szCs w:val="20"/>
         </w:rPr>
-        <w:t xml:space="preserve">D)  16 m</w:t>
+        <w:t xml:space="preserve">D)  22 sq ft</w:t>
       </w:r>
     </w:p>
     <w:p>
@@ -2753,33 +3066,7 @@
           <w:sz w:val="30"/>
           <w:szCs w:val="30"/>
         </w:rPr>
-        <w:t xml:space="preserve">Write About the Math</w:t>
-      </w:r>
-    </w:p>
-    <w:p>
-      <w:pPr>
-        <w:pStyle w:val="Heading2"/>
-        <w:spacing w:after="80" w:before="180"/>
-      </w:pPr>
-      <w:r>
-        <w:rPr>
-          <w:b/>
-          <w:bCs/>
-          <w:color w:val="12355B"/>
-          <w:sz w:val="24"/>
-          <w:szCs w:val="24"/>
-        </w:rPr>
-        <w:t xml:space="preserve">Build Strong Sentences</w:t>
-      </w:r>
-      <w:r>
-        <w:rPr>
-          <w:i/>
-          <w:iCs/>
-          <w:color w:val="B97A12"/>
-          <w:sz w:val="19"/>
-          <w:szCs w:val="19"/>
-        </w:rPr>
-        <w:t xml:space="preserve">   The Writing Revolution</w:t>
+        <w:t xml:space="preserve">Exit Ticket</w:t>
       </w:r>
     </w:p>
     <w:p>
@@ -2794,435 +3081,86 @@
           <w:sz w:val="19"/>
           <w:szCs w:val="19"/>
         </w:rPr>
-        <w:t xml:space="preserve">I can explain my steps using the words base, height, area, and perpendicular.</w:t>
-      </w:r>
-    </w:p>
-    <w:p>
-      <w:pPr>
-        <w:pStyle w:val="Heading2"/>
-        <w:spacing w:after="80" w:before="180"/>
-      </w:pPr>
-      <w:r>
-        <w:rPr>
-          <w:b/>
-          <w:bCs/>
-          <w:color w:val="12355B"/>
-          <w:sz w:val="24"/>
-          <w:szCs w:val="24"/>
-        </w:rPr>
-        <w:t xml:space="preserve">1. Kernel Sentence</w:t>
-      </w:r>
-      <w:r>
-        <w:rPr>
-          <w:i/>
-          <w:iCs/>
-          <w:color w:val="1FA6A2"/>
-          <w:sz w:val="19"/>
-          <w:szCs w:val="19"/>
-        </w:rPr>
-        <w:t xml:space="preserve">   subject + verb</w:t>
-      </w:r>
-    </w:p>
-    <w:tbl>
-      <w:tblPr>
-        <w:tblW w:type="pct" w:w="100%"/>
-        <w:tblBorders>
-          <w:top w:val="single" w:color="B97A12" w:sz="8"/>
-          <w:left w:val="single" w:color="B97A12" w:sz="8"/>
-          <w:bottom w:val="single" w:color="B97A12" w:sz="8"/>
-          <w:right w:val="single" w:color="B97A12" w:sz="8"/>
-          <w:insideH w:val="single" w:color="auto" w:sz="4"/>
-          <w:insideV w:val="single" w:color="auto" w:sz="4"/>
-        </w:tblBorders>
-      </w:tblPr>
-      <w:tblGrid>
-        <w:gridCol w:w="100"/>
-      </w:tblGrid>
-      <w:tr>
-        <w:tc>
-          <w:tcPr>
-            <w:shd w:fill="FBF3E2" w:color="auto" w:val="clear"/>
-            <w:tcMar>
-              <w:top w:type="dxa" w:w="120"/>
-              <w:left w:type="dxa" w:w="180"/>
-              <w:bottom w:type="dxa" w:w="120"/>
-              <w:right w:type="dxa" w:w="180"/>
-            </w:tcMar>
-          </w:tcPr>
-          <w:p>
-            <w:pPr>
-              <w:spacing w:after="0"/>
-            </w:pPr>
-            <w:r>
-              <w:rPr>
-                <w:b/>
-                <w:bCs/>
-                <w:color w:val="1FA6A2"/>
-                <w:sz w:val="20"/>
-                <w:szCs w:val="20"/>
-              </w:rPr>
-              <w:t xml:space="preserve">Model:  </w:t>
-            </w:r>
-            <w:r>
-              <w:rPr>
-                <w:sz w:val="20"/>
-                <w:szCs w:val="20"/>
-              </w:rPr>
-              <w:t xml:space="preserve">Area is how much space is inside a flat shape.</w:t>
-            </w:r>
-          </w:p>
-        </w:tc>
-      </w:tr>
-    </w:tbl>
+        <w:t xml:space="preserve">Answer on your own. This shows what you learned today.</w:t>
+      </w:r>
+    </w:p>
+    <w:p>
+      <w:pPr>
+        <w:spacing w:after="80" w:before="80"/>
+      </w:pPr>
+      <w:r>
+        <w:rPr>
+          <w:color w:val="B97A12"/>
+          <w:sz w:val="22"/>
+          <w:szCs w:val="22"/>
+        </w:rPr>
+        <w:t xml:space="preserve">★  </w:t>
+      </w:r>
+      <w:r>
+        <w:rPr>
+          <w:b/>
+          <w:bCs/>
+          <w:sz w:val="22"/>
+          <w:szCs w:val="22"/>
+        </w:rPr>
+        <w:t xml:space="preserve">A triangle has a base of 11 inches and a height of 8 inches. What is its area?</w:t>
+      </w:r>
+    </w:p>
+    <w:p>
+      <w:pPr>
+        <w:spacing w:after="60"/>
+        <w:ind w:left="420"/>
+      </w:pPr>
+      <w:r>
+        <w:rPr>
+          <w:sz w:val="21"/>
+          <w:szCs w:val="21"/>
+        </w:rPr>
+        <w:t xml:space="preserve">A)  44 sq in</w:t>
+      </w:r>
+    </w:p>
+    <w:p>
+      <w:pPr>
+        <w:spacing w:after="60"/>
+        <w:ind w:left="420"/>
+      </w:pPr>
+      <w:r>
+        <w:rPr>
+          <w:sz w:val="21"/>
+          <w:szCs w:val="21"/>
+        </w:rPr>
+        <w:t xml:space="preserve">B)  88 sq in</w:t>
+      </w:r>
+    </w:p>
+    <w:p>
+      <w:pPr>
+        <w:spacing w:after="60"/>
+        <w:ind w:left="420"/>
+      </w:pPr>
+      <w:r>
+        <w:rPr>
+          <w:sz w:val="21"/>
+          <w:szCs w:val="21"/>
+        </w:rPr>
+        <w:t xml:space="preserve">C)  19 sq in</w:t>
+      </w:r>
+    </w:p>
+    <w:p>
+      <w:pPr>
+        <w:spacing w:after="60"/>
+        <w:ind w:left="420"/>
+      </w:pPr>
+      <w:r>
+        <w:rPr>
+          <w:sz w:val="21"/>
+          <w:szCs w:val="21"/>
+        </w:rPr>
+        <w:t xml:space="preserve">D)  44 in</w:t>
+      </w:r>
+    </w:p>
     <w:p>
       <w:pPr>
         <w:spacing w:after="40"/>
-      </w:pPr>
-      <w:r>
-        <w:t xml:space="preserve"/>
-      </w:r>
-    </w:p>
-    <w:p>
-      <w:pPr>
-        <w:spacing w:after="60"/>
-      </w:pPr>
-      <w:r>
-        <w:rPr>
-          <w:color w:val="1A2733"/>
-          <w:sz w:val="21"/>
-          <w:szCs w:val="21"/>
-        </w:rPr>
-        <w:t xml:space="preserve">Write a kernel sentence about area. Use a subject and a verb.</w:t>
-      </w:r>
-      <w:r>
-        <w:rPr>
-          <w:i/>
-          <w:iCs/>
-          <w:color w:val="5F6F80"/>
-          <w:sz w:val="19"/>
-          <w:szCs w:val="19"/>
-        </w:rPr>
-        <w:br/>
-        <w:t xml:space="preserve">Escribe una oración base sobre área. Usa un sujeto y un verbo.</w:t>
-      </w:r>
-    </w:p>
-    <w:p>
-      <w:pPr>
-        <w:pBdr>
-          <w:bottom w:val="single" w:color="AFBECC" w:sz="6"/>
-        </w:pBdr>
-        <w:spacing w:after="30" w:before="150"/>
-      </w:pPr>
-      <w:r>
-        <w:t xml:space="preserve"/>
-      </w:r>
-    </w:p>
-    <w:p>
-      <w:pPr>
-        <w:pBdr>
-          <w:bottom w:val="single" w:color="AFBECC" w:sz="6"/>
-        </w:pBdr>
-        <w:spacing w:after="30" w:before="150"/>
-      </w:pPr>
-      <w:r>
-        <w:t xml:space="preserve"/>
-      </w:r>
-    </w:p>
-    <w:p>
-      <w:pPr>
-        <w:pStyle w:val="Heading2"/>
-        <w:spacing w:after="80" w:before="180"/>
-      </w:pPr>
-      <w:r>
-        <w:rPr>
-          <w:b/>
-          <w:bCs/>
-          <w:color w:val="12355B"/>
-          <w:sz w:val="24"/>
-          <w:szCs w:val="24"/>
-        </w:rPr>
-        <w:t xml:space="preserve">2. Sentence Expansion</w:t>
-      </w:r>
-      <w:r>
-        <w:rPr>
-          <w:i/>
-          <w:iCs/>
-          <w:color w:val="1FA6A2"/>
-          <w:sz w:val="19"/>
-          <w:szCs w:val="19"/>
-        </w:rPr>
-        <w:t xml:space="preserve">   because · but · so</w:t>
-      </w:r>
-    </w:p>
-    <w:p>
-      <w:pPr>
-        <w:spacing w:after="80"/>
-      </w:pPr>
-      <w:r>
-        <w:rPr>
-          <w:b/>
-          <w:bCs/>
-          <w:color w:val="1FA6A2"/>
-          <w:sz w:val="20"/>
-          <w:szCs w:val="20"/>
-        </w:rPr>
-        <w:t xml:space="preserve">Kernel:  </w:t>
-      </w:r>
-      <w:r>
-        <w:rPr>
-          <w:sz w:val="20"/>
-          <w:szCs w:val="20"/>
-        </w:rPr>
-        <w:t xml:space="preserve">Area matters in math</w:t>
-      </w:r>
-    </w:p>
-    <w:p>
-      <w:pPr>
-        <w:spacing w:after="80"/>
-      </w:pPr>
-      <w:r>
-        <w:rPr>
-          <w:b/>
-          <w:bCs/>
-          <w:color w:val="12355B"/>
-          <w:sz w:val="21"/>
-          <w:szCs w:val="21"/>
-        </w:rPr>
-        <w:t xml:space="preserve">because  </w:t>
-      </w:r>
-      <w:r>
-        <w:rPr>
-          <w:sz w:val="21"/>
-          <w:szCs w:val="21"/>
-        </w:rPr>
-        <w:t xml:space="preserve">Area matters in math because ___.</w:t>
-      </w:r>
-      <w:r>
-        <w:rPr>
-          <w:i/>
-          <w:iCs/>
-          <w:color w:val="5F6F80"/>
-          <w:sz w:val="19"/>
-          <w:szCs w:val="19"/>
-        </w:rPr>
-        <w:br/>
-        <w:t xml:space="preserve">Área importa en matemáticas porque ___.</w:t>
-      </w:r>
-    </w:p>
-    <w:p>
-      <w:pPr>
-        <w:pBdr>
-          <w:bottom w:val="single" w:color="AFBECC" w:sz="6"/>
-        </w:pBdr>
-        <w:spacing w:after="30" w:before="150"/>
-      </w:pPr>
-      <w:r>
-        <w:t xml:space="preserve"/>
-      </w:r>
-    </w:p>
-    <w:p>
-      <w:pPr>
-        <w:spacing w:after="80"/>
-      </w:pPr>
-      <w:r>
-        <w:rPr>
-          <w:b/>
-          <w:bCs/>
-          <w:color w:val="12355B"/>
-          <w:sz w:val="21"/>
-          <w:szCs w:val="21"/>
-        </w:rPr>
-        <w:t xml:space="preserve">but  </w:t>
-      </w:r>
-      <w:r>
-        <w:rPr>
-          <w:sz w:val="21"/>
-          <w:szCs w:val="21"/>
-        </w:rPr>
-        <w:t xml:space="preserve">Area matters in math, but ___.</w:t>
-      </w:r>
-      <w:r>
-        <w:rPr>
-          <w:i/>
-          <w:iCs/>
-          <w:color w:val="5F6F80"/>
-          <w:sz w:val="19"/>
-          <w:szCs w:val="19"/>
-        </w:rPr>
-        <w:br/>
-        <w:t xml:space="preserve">Área importa en matemáticas, pero ___.</w:t>
-      </w:r>
-    </w:p>
-    <w:p>
-      <w:pPr>
-        <w:pBdr>
-          <w:bottom w:val="single" w:color="AFBECC" w:sz="6"/>
-        </w:pBdr>
-        <w:spacing w:after="30" w:before="150"/>
-      </w:pPr>
-      <w:r>
-        <w:t xml:space="preserve"/>
-      </w:r>
-    </w:p>
-    <w:p>
-      <w:pPr>
-        <w:spacing w:after="80"/>
-      </w:pPr>
-      <w:r>
-        <w:rPr>
-          <w:b/>
-          <w:bCs/>
-          <w:color w:val="12355B"/>
-          <w:sz w:val="21"/>
-          <w:szCs w:val="21"/>
-        </w:rPr>
-        <w:t xml:space="preserve">so  </w:t>
-      </w:r>
-      <w:r>
-        <w:rPr>
-          <w:sz w:val="21"/>
-          <w:szCs w:val="21"/>
-        </w:rPr>
-        <w:t xml:space="preserve">Area matters in math, so ___.</w:t>
-      </w:r>
-      <w:r>
-        <w:rPr>
-          <w:i/>
-          <w:iCs/>
-          <w:color w:val="5F6F80"/>
-          <w:sz w:val="19"/>
-          <w:szCs w:val="19"/>
-        </w:rPr>
-        <w:br/>
-        <w:t xml:space="preserve">Área importa en matemáticas, entonces ___.</w:t>
-      </w:r>
-    </w:p>
-    <w:p>
-      <w:pPr>
-        <w:pBdr>
-          <w:bottom w:val="single" w:color="AFBECC" w:sz="6"/>
-        </w:pBdr>
-        <w:spacing w:after="30" w:before="150"/>
-      </w:pPr>
-      <w:r>
-        <w:t xml:space="preserve"/>
-      </w:r>
-    </w:p>
-    <w:p>
-      <w:pPr>
-        <w:pStyle w:val="Heading2"/>
-        <w:spacing w:after="80" w:before="180"/>
-      </w:pPr>
-      <w:r>
-        <w:rPr>
-          <w:b/>
-          <w:bCs/>
-          <w:color w:val="12355B"/>
-          <w:sz w:val="24"/>
-          <w:szCs w:val="24"/>
-        </w:rPr>
-        <w:t xml:space="preserve">3. Explain Your Reasoning</w:t>
-      </w:r>
-      <w:r>
-        <w:rPr>
-          <w:i/>
-          <w:iCs/>
-          <w:color w:val="1FA6A2"/>
-          <w:sz w:val="19"/>
-          <w:szCs w:val="19"/>
-        </w:rPr>
-        <w:t xml:space="preserve">   use a sentence starter</w:t>
-      </w:r>
-    </w:p>
-    <w:p>
-      <w:pPr>
-        <w:spacing w:after="60"/>
-      </w:pPr>
-      <w:r>
-        <w:rPr>
-          <w:color w:val="1A2733"/>
-          <w:sz w:val="21"/>
-          <w:szCs w:val="21"/>
-        </w:rPr>
-        <w:t xml:space="preserve">The height is the ___ distance from the base to the top corner.</w:t>
-      </w:r>
-      <w:r>
-        <w:rPr>
-          <w:i/>
-          <w:iCs/>
-          <w:color w:val="5F6F80"/>
-          <w:sz w:val="19"/>
-          <w:szCs w:val="19"/>
-        </w:rPr>
-        <w:br/>
-        <w:t xml:space="preserve">La altura es la distancia ___ desde la base hasta la esquina de arriba.</w:t>
-      </w:r>
-    </w:p>
-    <w:p>
-      <w:pPr>
-        <w:spacing w:after="60"/>
-      </w:pPr>
-      <w:r>
-        <w:rPr>
-          <w:color w:val="1A2733"/>
-          <w:sz w:val="21"/>
-          <w:szCs w:val="21"/>
-        </w:rPr>
-        <w:t xml:space="preserve">It is different from the slanted side because ___.</w:t>
-      </w:r>
-      <w:r>
-        <w:rPr>
-          <w:i/>
-          <w:iCs/>
-          <w:color w:val="5F6F80"/>
-          <w:sz w:val="19"/>
-          <w:szCs w:val="19"/>
-        </w:rPr>
-        <w:br/>
-        <w:t xml:space="preserve">Es diferente del lado inclinado porque ___.</w:t>
-      </w:r>
-    </w:p>
-    <w:p>
-      <w:pPr>
-        <w:spacing w:after="60"/>
-      </w:pPr>
-      <w:r>
-        <w:rPr>
-          <w:color w:val="1A2733"/>
-          <w:sz w:val="21"/>
-          <w:szCs w:val="21"/>
-        </w:rPr>
-        <w:t xml:space="preserve">A triangle is half of a ___ with the same base and height.</w:t>
-      </w:r>
-      <w:r>
-        <w:rPr>
-          <w:i/>
-          <w:iCs/>
-          <w:color w:val="5F6F80"/>
-          <w:sz w:val="19"/>
-          <w:szCs w:val="19"/>
-        </w:rPr>
-        <w:br/>
-        <w:t xml:space="preserve">Un triángulo es la mitad de un ___ con la misma base y altura.</w:t>
-      </w:r>
-    </w:p>
-    <w:p>
-      <w:pPr>
-        <w:pBdr>
-          <w:bottom w:val="single" w:color="AFBECC" w:sz="6"/>
-        </w:pBdr>
-        <w:spacing w:after="30" w:before="150"/>
-      </w:pPr>
-      <w:r>
-        <w:t xml:space="preserve"/>
-      </w:r>
-    </w:p>
-    <w:p>
-      <w:pPr>
-        <w:pBdr>
-          <w:bottom w:val="single" w:color="AFBECC" w:sz="6"/>
-        </w:pBdr>
-        <w:spacing w:after="30" w:before="150"/>
       </w:pPr>
       <w:r>
         <w:t xml:space="preserve"/>
@@ -3245,7 +3183,7 @@
           <w:sz w:val="30"/>
           <w:szCs w:val="30"/>
         </w:rPr>
-        <w:t xml:space="preserve">Exit Ticket</w:t>
+        <w:t xml:space="preserve">Answer Key &amp; Teacher Guide</w:t>
       </w:r>
     </w:p>
     <w:p>
@@ -3260,115 +3198,245 @@
           <w:sz w:val="19"/>
           <w:szCs w:val="19"/>
         </w:rPr>
-        <w:t xml:space="preserve">Answer on your own. This shows what you learned today.</w:t>
-      </w:r>
-    </w:p>
-    <w:p>
-      <w:pPr>
-        <w:spacing w:after="80" w:before="80"/>
-      </w:pPr>
-      <w:r>
-        <w:rPr>
-          <w:color w:val="B97A12"/>
-          <w:sz w:val="22"/>
-          <w:szCs w:val="22"/>
-        </w:rPr>
-        <w:t xml:space="preserve">★  </w:t>
-      </w:r>
-      <w:r>
-        <w:rPr>
-          <w:b/>
-          <w:bCs/>
-          <w:sz w:val="22"/>
-          <w:szCs w:val="22"/>
-        </w:rPr>
-        <w:t xml:space="preserve">A triangle has a base of 11 inches and a height of 8 inches. What is its area?</w:t>
-      </w:r>
-    </w:p>
-    <w:p>
-      <w:pPr>
-        <w:spacing w:after="60"/>
-        <w:ind w:left="420"/>
-      </w:pPr>
-      <w:r>
-        <w:rPr>
-          <w:sz w:val="21"/>
-          <w:szCs w:val="21"/>
-        </w:rPr>
-        <w:t xml:space="preserve">A)  44 sq in</w:t>
-      </w:r>
-    </w:p>
-    <w:p>
-      <w:pPr>
-        <w:spacing w:after="60"/>
-        <w:ind w:left="420"/>
-      </w:pPr>
-      <w:r>
-        <w:rPr>
-          <w:sz w:val="21"/>
-          <w:szCs w:val="21"/>
-        </w:rPr>
-        <w:t xml:space="preserve">B)  88 sq in</w:t>
-      </w:r>
-    </w:p>
-    <w:p>
-      <w:pPr>
-        <w:spacing w:after="60"/>
-        <w:ind w:left="420"/>
-      </w:pPr>
-      <w:r>
-        <w:rPr>
-          <w:sz w:val="21"/>
-          <w:szCs w:val="21"/>
-        </w:rPr>
-        <w:t xml:space="preserve">C)  19 sq in</w:t>
-      </w:r>
-    </w:p>
-    <w:p>
-      <w:pPr>
-        <w:spacing w:after="60"/>
-        <w:ind w:left="420"/>
-      </w:pPr>
-      <w:r>
-        <w:rPr>
-          <w:sz w:val="21"/>
-          <w:szCs w:val="21"/>
-        </w:rPr>
-        <w:t xml:space="preserve">D)  44 in</w:t>
-      </w:r>
-    </w:p>
-    <w:p>
-      <w:pPr>
-        <w:spacing w:after="40"/>
-      </w:pPr>
-      <w:r>
-        <w:t xml:space="preserve"/>
-      </w:r>
-    </w:p>
-    <w:p>
-      <w:pPr>
-        <w:pStyle w:val="Heading1"/>
-        <w:pageBreakBefore/>
-        <w:pBdr>
-          <w:bottom w:val="single" w:color="1FA6A2" w:sz="14" w:space="6"/>
-        </w:pBdr>
-        <w:spacing w:after="140" w:before="0"/>
-      </w:pPr>
-      <w:r>
-        <w:rPr>
-          <w:b/>
-          <w:bCs/>
-          <w:color w:val="12355B"/>
-          <w:sz w:val="30"/>
-          <w:szCs w:val="30"/>
-        </w:rPr>
-        <w:t xml:space="preserve">Answer Key &amp; Teacher Guide</w:t>
-      </w:r>
-    </w:p>
-    <w:p>
-      <w:pPr>
-        <w:spacing w:after="100"/>
-      </w:pPr>
+        <w:t xml:space="preserve">Teacher reference — remove or fold back before distributing to students.</w:t>
+      </w:r>
+    </w:p>
+    <w:p>
+      <w:pPr>
+        <w:pStyle w:val="Heading2"/>
+        <w:spacing w:after="80" w:before="180"/>
+      </w:pPr>
+      <w:r>
+        <w:rPr>
+          <w:b/>
+          <w:bCs/>
+          <w:color w:val="12355B"/>
+          <w:sz w:val="24"/>
+          <w:szCs w:val="24"/>
+        </w:rPr>
+        <w:t xml:space="preserve">Guided Notes (Fill-in)</w:t>
+      </w:r>
+    </w:p>
+    <w:p>
+      <w:pPr>
+        <w:spacing w:after="80"/>
+      </w:pPr>
+      <w:r>
+        <w:rPr>
+          <w:b/>
+          <w:bCs/>
+          <w:sz w:val="21"/>
+          <w:szCs w:val="21"/>
+        </w:rPr>
+        <w:t xml:space="preserve">Notes 1:  </w:t>
+      </w:r>
+      <w:r>
+        <w:rPr>
+          <w:sz w:val="21"/>
+          <w:szCs w:val="21"/>
+        </w:rPr>
+        <w:t xml:space="preserve">Base</w:t>
+      </w:r>
+    </w:p>
+    <w:p>
+      <w:pPr>
+        <w:spacing w:after="80"/>
+      </w:pPr>
+      <w:r>
+        <w:rPr>
+          <w:b/>
+          <w:bCs/>
+          <w:sz w:val="21"/>
+          <w:szCs w:val="21"/>
+        </w:rPr>
+        <w:t xml:space="preserve">Notes 2:  </w:t>
+      </w:r>
+      <w:r>
+        <w:rPr>
+          <w:sz w:val="21"/>
+          <w:szCs w:val="21"/>
+        </w:rPr>
+        <w:t xml:space="preserve">Height</w:t>
+      </w:r>
+    </w:p>
+    <w:p>
+      <w:pPr>
+        <w:spacing w:after="80"/>
+      </w:pPr>
+      <w:r>
+        <w:rPr>
+          <w:b/>
+          <w:bCs/>
+          <w:sz w:val="21"/>
+          <w:szCs w:val="21"/>
+        </w:rPr>
+        <w:t xml:space="preserve">Notes 3:  </w:t>
+      </w:r>
+      <w:r>
+        <w:rPr>
+          <w:sz w:val="21"/>
+          <w:szCs w:val="21"/>
+        </w:rPr>
+        <w:t xml:space="preserve">Area</w:t>
+      </w:r>
+    </w:p>
+    <w:p>
+      <w:pPr>
+        <w:spacing w:after="80"/>
+      </w:pPr>
+      <w:r>
+        <w:rPr>
+          <w:b/>
+          <w:bCs/>
+          <w:sz w:val="21"/>
+          <w:szCs w:val="21"/>
+        </w:rPr>
+        <w:t xml:space="preserve">Notes 4:  </w:t>
+      </w:r>
+      <w:r>
+        <w:rPr>
+          <w:sz w:val="21"/>
+          <w:szCs w:val="21"/>
+        </w:rPr>
+        <w:t xml:space="preserve">Perpendicular</w:t>
+      </w:r>
+    </w:p>
+    <w:p>
+      <w:pPr>
+        <w:spacing w:after="80"/>
+      </w:pPr>
+      <w:r>
+        <w:rPr>
+          <w:b/>
+          <w:bCs/>
+          <w:sz w:val="21"/>
+          <w:szCs w:val="21"/>
+        </w:rPr>
+        <w:t xml:space="preserve">Notes 5:  </w:t>
+      </w:r>
+      <w:r>
+        <w:rPr>
+          <w:sz w:val="21"/>
+          <w:szCs w:val="21"/>
+        </w:rPr>
+        <w:t xml:space="preserve">Composite figure</w:t>
+      </w:r>
+    </w:p>
+    <w:p>
+      <w:pPr>
+        <w:spacing w:after="80"/>
+      </w:pPr>
+      <w:r>
+        <w:rPr>
+          <w:b/>
+          <w:bCs/>
+          <w:sz w:val="21"/>
+          <w:szCs w:val="21"/>
+        </w:rPr>
+        <w:t xml:space="preserve">Notes 6:  </w:t>
+      </w:r>
+      <w:r>
+        <w:rPr>
+          <w:sz w:val="21"/>
+          <w:szCs w:val="21"/>
+        </w:rPr>
+        <w:t xml:space="preserve">Formula</w:t>
+      </w:r>
+    </w:p>
+    <w:p>
+      <w:pPr>
+        <w:pStyle w:val="Heading2"/>
+        <w:spacing w:after="80" w:before="180"/>
+      </w:pPr>
+      <w:r>
+        <w:rPr>
+          <w:b/>
+          <w:bCs/>
+          <w:color w:val="12355B"/>
+          <w:sz w:val="24"/>
+          <w:szCs w:val="24"/>
+        </w:rPr>
+        <w:t xml:space="preserve">Worked Notes (I Do / We Do)</w:t>
+      </w:r>
+    </w:p>
+    <w:p>
+      <w:pPr>
+        <w:spacing w:after="80"/>
+      </w:pPr>
+      <w:r>
+        <w:rPr>
+          <w:b/>
+          <w:bCs/>
+          <w:sz w:val="21"/>
+          <w:szCs w:val="21"/>
+        </w:rPr>
+        <w:t xml:space="preserve">I Do:  </w:t>
+      </w:r>
+      <w:r>
+        <w:rPr>
+          <w:sz w:val="21"/>
+          <w:szCs w:val="21"/>
+        </w:rPr>
+        <w:t xml:space="preserve">A. 30 sq cm</w:t>
+      </w:r>
+    </w:p>
+    <w:p>
+      <w:pPr>
+        <w:spacing w:after="80"/>
+      </w:pPr>
+      <w:r>
+        <w:rPr>
+          <w:b/>
+          <w:bCs/>
+          <w:sz w:val="21"/>
+          <w:szCs w:val="21"/>
+        </w:rPr>
+        <w:t xml:space="preserve">We Do:  </w:t>
+      </w:r>
+      <w:r>
+        <w:rPr>
+          <w:sz w:val="21"/>
+          <w:szCs w:val="21"/>
+        </w:rPr>
+        <w:t xml:space="preserve">A. 6 ft</w:t>
+      </w:r>
+    </w:p>
+    <w:p>
+      <w:pPr>
+        <w:pStyle w:val="Heading2"/>
+        <w:spacing w:after="80" w:before="180"/>
+      </w:pPr>
+      <w:r>
+        <w:rPr>
+          <w:b/>
+          <w:bCs/>
+          <w:color w:val="12355B"/>
+          <w:sz w:val="24"/>
+          <w:szCs w:val="24"/>
+        </w:rPr>
+        <w:t xml:space="preserve">Independent Practice</w:t>
+      </w:r>
+    </w:p>
+    <w:p>
+      <w:pPr>
+        <w:spacing w:after="80"/>
+      </w:pPr>
+      <w:r>
+        <w:rPr>
+          <w:b/>
+          <w:bCs/>
+          <w:sz w:val="21"/>
+          <w:szCs w:val="21"/>
+        </w:rPr>
+        <w:t xml:space="preserve">1.  </w:t>
+      </w:r>
+      <w:r>
+        <w:rPr>
+          <w:sz w:val="21"/>
+          <w:szCs w:val="21"/>
+        </w:rPr>
+        <w:t xml:space="preserve">A)  A triangle is exactly half of a rectangle with the same base and height</w:t>
+      </w:r>
       <w:r>
         <w:rPr>
           <w:i/>
@@ -3377,23 +3445,7 @@
           <w:sz w:val="19"/>
           <w:szCs w:val="19"/>
         </w:rPr>
-        <w:t xml:space="preserve">Teacher reference — remove or fold back before distributing to students.</w:t>
-      </w:r>
-    </w:p>
-    <w:p>
-      <w:pPr>
-        <w:pStyle w:val="Heading2"/>
-        <w:spacing w:after="80" w:before="180"/>
-      </w:pPr>
-      <w:r>
-        <w:rPr>
-          <w:b/>
-          <w:bCs/>
-          <w:color w:val="12355B"/>
-          <w:sz w:val="24"/>
-          <w:szCs w:val="24"/>
-        </w:rPr>
-        <w:t xml:space="preserve">Worked Notes (I Do / We Do)</w:t>
+        <w:t xml:space="preserve">  — A triangle with base b and height h fits inside a rectangle with the same base and height. The triangle covers exactly half the rectangle, so A = ½ × b × h.</w:t>
       </w:r>
     </w:p>
     <w:p>
@@ -3407,72 +3459,14 @@
           <w:sz w:val="21"/>
           <w:szCs w:val="21"/>
         </w:rPr>
-        <w:t xml:space="preserve">I Do:  </w:t>
-      </w:r>
-      <w:r>
-        <w:rPr>
-          <w:sz w:val="21"/>
-          <w:szCs w:val="21"/>
-        </w:rPr>
-        <w:t xml:space="preserve">A. 30 sq cm</w:t>
-      </w:r>
-    </w:p>
-    <w:p>
-      <w:pPr>
-        <w:spacing w:after="80"/>
-      </w:pPr>
-      <w:r>
-        <w:rPr>
-          <w:b/>
-          <w:bCs/>
-          <w:sz w:val="21"/>
-          <w:szCs w:val="21"/>
-        </w:rPr>
-        <w:t xml:space="preserve">We Do:  </w:t>
-      </w:r>
-      <w:r>
-        <w:rPr>
-          <w:sz w:val="21"/>
-          <w:szCs w:val="21"/>
-        </w:rPr>
-        <w:t xml:space="preserve">A. 6 ft</w:t>
-      </w:r>
-    </w:p>
-    <w:p>
-      <w:pPr>
-        <w:pStyle w:val="Heading2"/>
-        <w:spacing w:after="80" w:before="180"/>
-      </w:pPr>
-      <w:r>
-        <w:rPr>
-          <w:b/>
-          <w:bCs/>
-          <w:color w:val="12355B"/>
-          <w:sz w:val="24"/>
-          <w:szCs w:val="24"/>
-        </w:rPr>
-        <w:t xml:space="preserve">Independent Practice</w:t>
-      </w:r>
-    </w:p>
-    <w:p>
-      <w:pPr>
-        <w:spacing w:after="80"/>
-      </w:pPr>
-      <w:r>
-        <w:rPr>
-          <w:b/>
-          <w:bCs/>
-          <w:sz w:val="21"/>
-          <w:szCs w:val="21"/>
-        </w:rPr>
-        <w:t xml:space="preserve">1.  </w:t>
-      </w:r>
-      <w:r>
-        <w:rPr>
-          <w:sz w:val="21"/>
-          <w:szCs w:val="21"/>
-        </w:rPr>
-        <w:t xml:space="preserve">A)  A triangle is exactly half of a rectangle with the same base and height</w:t>
+        <w:t xml:space="preserve">2.  </w:t>
+      </w:r>
+      <w:r>
+        <w:rPr>
+          <w:sz w:val="21"/>
+          <w:szCs w:val="21"/>
+        </w:rPr>
+        <w:t xml:space="preserve">A)  42 sq ft</w:t>
       </w:r>
       <w:r>
         <w:rPr>
@@ -3482,7 +3476,7 @@
           <w:sz w:val="19"/>
           <w:szCs w:val="19"/>
         </w:rPr>
-        <w:t xml:space="preserve">  — A triangle with base b and height h fits inside a rectangle with the same base and height. The triangle covers exactly half the rectangle, so A = ½ × b × h.</w:t>
+        <w:t xml:space="preserve">  — A = ½ × 14 × 6 = ½ × 84 = 42 sq ft.</w:t>
       </w:r>
     </w:p>
     <w:p>
@@ -3496,14 +3490,14 @@
           <w:sz w:val="21"/>
           <w:szCs w:val="21"/>
         </w:rPr>
-        <w:t xml:space="preserve">2.  </w:t>
-      </w:r>
-      <w:r>
-        <w:rPr>
-          <w:sz w:val="21"/>
-          <w:szCs w:val="21"/>
-        </w:rPr>
-        <w:t xml:space="preserve">A)  42 sq ft</w:t>
+        <w:t xml:space="preserve">3.  </w:t>
+      </w:r>
+      <w:r>
+        <w:rPr>
+          <w:sz w:val="21"/>
+          <w:szCs w:val="21"/>
+        </w:rPr>
+        <w:t xml:space="preserve">A)  30 sq ft</w:t>
       </w:r>
       <w:r>
         <w:rPr>
@@ -3513,7 +3507,7 @@
           <w:sz w:val="19"/>
           <w:szCs w:val="19"/>
         </w:rPr>
-        <w:t xml:space="preserve">  — A = ½ × 14 × 6 = ½ × 84 = 42 sq ft.</w:t>
+        <w:t xml:space="preserve">  — A = ½ × base × height = ½ × 10 × 6 = ½ × 60 = 30 sq ft. The triangle is half of the 10 × 6 = 60 rectangle it fits inside.</w:t>
       </w:r>
     </w:p>
     <w:p>
@@ -3527,14 +3521,14 @@
           <w:sz w:val="21"/>
           <w:szCs w:val="21"/>
         </w:rPr>
-        <w:t xml:space="preserve">3.  </w:t>
-      </w:r>
-      <w:r>
-        <w:rPr>
-          <w:sz w:val="21"/>
-          <w:szCs w:val="21"/>
-        </w:rPr>
-        <w:t xml:space="preserve">A)  30 cm²</w:t>
+        <w:t xml:space="preserve">4.  </w:t>
+      </w:r>
+      <w:r>
+        <w:rPr>
+          <w:sz w:val="21"/>
+          <w:szCs w:val="21"/>
+        </w:rPr>
+        <w:t xml:space="preserve">A)  14 sq ft</w:t>
       </w:r>
       <w:r>
         <w:rPr>
@@ -3544,7 +3538,23 @@
           <w:sz w:val="19"/>
           <w:szCs w:val="19"/>
         </w:rPr>
-        <w:t xml:space="preserve">  — Area = ½ × base × height = ½ × 10 × 6 = 30 cm².</w:t>
+        <w:t xml:space="preserve">  — A = ½ × base × height = ½ × 7 × 4 = ½ × 28 = 14 sq ft. Multiply base × height first (28), then take half (14).</w:t>
+      </w:r>
+    </w:p>
+    <w:p>
+      <w:pPr>
+        <w:pStyle w:val="Heading2"/>
+        <w:spacing w:after="80" w:before="180"/>
+      </w:pPr>
+      <w:r>
+        <w:rPr>
+          <w:b/>
+          <w:bCs/>
+          <w:color w:val="12355B"/>
+          <w:sz w:val="24"/>
+          <w:szCs w:val="24"/>
+        </w:rPr>
+        <w:t xml:space="preserve">Exit Ticket</w:t>
       </w:r>
     </w:p>
     <w:p>
@@ -3553,19 +3563,10 @@
       </w:pPr>
       <w:r>
         <w:rPr>
-          <w:b/>
-          <w:bCs/>
-          <w:sz w:val="21"/>
-          <w:szCs w:val="21"/>
-        </w:rPr>
-        <w:t xml:space="preserve">4.  </w:t>
-      </w:r>
-      <w:r>
-        <w:rPr>
-          <w:sz w:val="21"/>
-          <w:szCs w:val="21"/>
-        </w:rPr>
-        <w:t xml:space="preserve">A)  6 m</w:t>
+          <w:sz w:val="21"/>
+          <w:szCs w:val="21"/>
+        </w:rPr>
+        <w:t xml:space="preserve">A)  44 sq in</w:t>
       </w:r>
       <w:r>
         <w:rPr>
@@ -3575,173 +3576,7 @@
           <w:sz w:val="19"/>
           <w:szCs w:val="19"/>
         </w:rPr>
-        <w:t xml:space="preserve">  — 24 = ½ × 8 × h = 4h, so h = 6 m.</w:t>
-      </w:r>
-    </w:p>
-    <w:p>
-      <w:pPr>
-        <w:pStyle w:val="Heading2"/>
-        <w:spacing w:after="80" w:before="180"/>
-      </w:pPr>
-      <w:r>
-        <w:rPr>
-          <w:b/>
-          <w:bCs/>
-          <w:color w:val="12355B"/>
-          <w:sz w:val="24"/>
-          <w:szCs w:val="24"/>
-        </w:rPr>
-        <w:t xml:space="preserve">Exit Ticket</w:t>
-      </w:r>
-    </w:p>
-    <w:p>
-      <w:pPr>
-        <w:spacing w:after="80"/>
-      </w:pPr>
-      <w:r>
-        <w:rPr>
-          <w:sz w:val="21"/>
-          <w:szCs w:val="21"/>
-        </w:rPr>
-        <w:t xml:space="preserve">A)  44 sq in</w:t>
-      </w:r>
-      <w:r>
-        <w:rPr>
-          <w:i/>
-          <w:iCs/>
-          <w:color w:val="5F6F80"/>
-          <w:sz w:val="19"/>
-          <w:szCs w:val="19"/>
-        </w:rPr>
         <w:t xml:space="preserve">  — A = 1/2 × 11 × 8 = 1/2 × 88 = 44 square inches.</w:t>
-      </w:r>
-    </w:p>
-    <w:p>
-      <w:pPr>
-        <w:pStyle w:val="Heading2"/>
-        <w:spacing w:after="80" w:before="180"/>
-      </w:pPr>
-      <w:r>
-        <w:rPr>
-          <w:b/>
-          <w:bCs/>
-          <w:color w:val="12355B"/>
-          <w:sz w:val="24"/>
-          <w:szCs w:val="24"/>
-        </w:rPr>
-        <w:t xml:space="preserve">Writing (TWR) — what to look for</w:t>
-      </w:r>
-    </w:p>
-    <w:p>
-      <w:pPr>
-        <w:spacing w:after="80"/>
-      </w:pPr>
-      <w:r>
-        <w:rPr>
-          <w:sz w:val="20"/>
-          <w:szCs w:val="20"/>
-        </w:rPr>
-        <w:t xml:space="preserve">Kernel sentence: a complete sentence needs a subject and a verb. Example: Area is how much space is inside a flat shape.</w:t>
-      </w:r>
-    </w:p>
-    <w:p>
-      <w:pPr>
-        <w:spacing w:after="80"/>
-      </w:pPr>
-      <w:r>
-        <w:rPr>
-          <w:sz w:val="20"/>
-          <w:szCs w:val="20"/>
-        </w:rPr>
-        <w:t xml:space="preserve">Expansion: because = reason, but = contrast/exception, so = result. Answers vary; each must keep the kernel idea.</w:t>
-      </w:r>
-    </w:p>
-    <w:p>
-      <w:pPr>
-        <w:pStyle w:val="Heading2"/>
-        <w:spacing w:after="80" w:before="180"/>
-      </w:pPr>
-      <w:r>
-        <w:rPr>
-          <w:b/>
-          <w:bCs/>
-          <w:color w:val="12355B"/>
-          <w:sz w:val="24"/>
-          <w:szCs w:val="24"/>
-        </w:rPr>
-        <w:t xml:space="preserve">Turn &amp; Talk — listen for</w:t>
-      </w:r>
-    </w:p>
-    <w:p>
-      <w:pPr>
-        <w:spacing w:after="80"/>
-      </w:pPr>
-      <w:r>
-        <w:rPr>
-          <w:b/>
-          <w:bCs/>
-          <w:sz w:val="19"/>
-          <w:szCs w:val="19"/>
-        </w:rPr>
-        <w:t xml:space="preserve">1.  </w:t>
-      </w:r>
-      <w:r>
-        <w:rPr>
-          <w:i/>
-          <w:iCs/>
-          <w:color w:val="5F6F80"/>
-          <w:sz w:val="19"/>
-          <w:szCs w:val="19"/>
-        </w:rPr>
-        <w:t xml:space="preserve">Students identify the height as the perpendicular (straight-up, 90-degree) distance from the base to the opposite vertex, not the slanted side.</w:t>
-      </w:r>
-    </w:p>
-    <w:p>
-      <w:pPr>
-        <w:spacing w:after="80"/>
-      </w:pPr>
-      <w:r>
-        <w:rPr>
-          <w:b/>
-          <w:bCs/>
-          <w:sz w:val="19"/>
-          <w:szCs w:val="19"/>
-        </w:rPr>
-        <w:t xml:space="preserve">2.  </w:t>
-      </w:r>
-      <w:r>
-        <w:rPr>
-          <w:i/>
-          <w:iCs/>
-          <w:color w:val="5F6F80"/>
-          <w:sz w:val="19"/>
-          <w:szCs w:val="19"/>
-        </w:rPr>
-        <w:t xml:space="preserve">A strong answer states the triangle is half of the 12 x 8 = 96 rectangle, so the triangle area is 48 sq ft, and connects the 1/2 to that halving.</w:t>
-      </w:r>
-    </w:p>
-    <w:p>
-      <w:pPr>
-        <w:spacing w:after="80"/>
-      </w:pPr>
-      <w:r>
-        <w:rPr>
-          <w:b/>
-          <w:bCs/>
-          <w:sz w:val="19"/>
-          <w:szCs w:val="19"/>
-        </w:rPr>
-        <w:t xml:space="preserve">3.  </w:t>
-      </w:r>
-      <w:r>
-        <w:rPr>
-          <w:i/>
-          <w:iCs/>
-          <w:color w:val="5F6F80"/>
-          <w:sz w:val="19"/>
-          <w:szCs w:val="19"/>
-        </w:rPr>
-        <w:t xml:space="preserve">Students compute area = 140 sq ft, then 140 / 50 = 2.8, and reason she must round up to 3 cans to cover the whole wall.</w:t>
       </w:r>
     </w:p>
     <w:sectPr>

--- a/lessons/5-3/downloads/5-3-notes.docx
+++ b/lessons/5-3/downloads/5-3-notes.docx
@@ -3164,419 +3164,6 @@
       </w:pPr>
       <w:r>
         <w:t xml:space="preserve"/>
-      </w:r>
-    </w:p>
-    <w:p>
-      <w:pPr>
-        <w:pStyle w:val="Heading1"/>
-        <w:pageBreakBefore/>
-        <w:pBdr>
-          <w:bottom w:val="single" w:color="1FA6A2" w:sz="14" w:space="6"/>
-        </w:pBdr>
-        <w:spacing w:after="140" w:before="0"/>
-      </w:pPr>
-      <w:r>
-        <w:rPr>
-          <w:b/>
-          <w:bCs/>
-          <w:color w:val="12355B"/>
-          <w:sz w:val="30"/>
-          <w:szCs w:val="30"/>
-        </w:rPr>
-        <w:t xml:space="preserve">Answer Key &amp; Teacher Guide</w:t>
-      </w:r>
-    </w:p>
-    <w:p>
-      <w:pPr>
-        <w:spacing w:after="100"/>
-      </w:pPr>
-      <w:r>
-        <w:rPr>
-          <w:i/>
-          <w:iCs/>
-          <w:color w:val="5F6F80"/>
-          <w:sz w:val="19"/>
-          <w:szCs w:val="19"/>
-        </w:rPr>
-        <w:t xml:space="preserve">Teacher reference — remove or fold back before distributing to students.</w:t>
-      </w:r>
-    </w:p>
-    <w:p>
-      <w:pPr>
-        <w:pStyle w:val="Heading2"/>
-        <w:spacing w:after="80" w:before="180"/>
-      </w:pPr>
-      <w:r>
-        <w:rPr>
-          <w:b/>
-          <w:bCs/>
-          <w:color w:val="12355B"/>
-          <w:sz w:val="24"/>
-          <w:szCs w:val="24"/>
-        </w:rPr>
-        <w:t xml:space="preserve">Guided Notes (Fill-in)</w:t>
-      </w:r>
-    </w:p>
-    <w:p>
-      <w:pPr>
-        <w:spacing w:after="80"/>
-      </w:pPr>
-      <w:r>
-        <w:rPr>
-          <w:b/>
-          <w:bCs/>
-          <w:sz w:val="21"/>
-          <w:szCs w:val="21"/>
-        </w:rPr>
-        <w:t xml:space="preserve">Notes 1:  </w:t>
-      </w:r>
-      <w:r>
-        <w:rPr>
-          <w:sz w:val="21"/>
-          <w:szCs w:val="21"/>
-        </w:rPr>
-        <w:t xml:space="preserve">Base</w:t>
-      </w:r>
-    </w:p>
-    <w:p>
-      <w:pPr>
-        <w:spacing w:after="80"/>
-      </w:pPr>
-      <w:r>
-        <w:rPr>
-          <w:b/>
-          <w:bCs/>
-          <w:sz w:val="21"/>
-          <w:szCs w:val="21"/>
-        </w:rPr>
-        <w:t xml:space="preserve">Notes 2:  </w:t>
-      </w:r>
-      <w:r>
-        <w:rPr>
-          <w:sz w:val="21"/>
-          <w:szCs w:val="21"/>
-        </w:rPr>
-        <w:t xml:space="preserve">Height</w:t>
-      </w:r>
-    </w:p>
-    <w:p>
-      <w:pPr>
-        <w:spacing w:after="80"/>
-      </w:pPr>
-      <w:r>
-        <w:rPr>
-          <w:b/>
-          <w:bCs/>
-          <w:sz w:val="21"/>
-          <w:szCs w:val="21"/>
-        </w:rPr>
-        <w:t xml:space="preserve">Notes 3:  </w:t>
-      </w:r>
-      <w:r>
-        <w:rPr>
-          <w:sz w:val="21"/>
-          <w:szCs w:val="21"/>
-        </w:rPr>
-        <w:t xml:space="preserve">Area</w:t>
-      </w:r>
-    </w:p>
-    <w:p>
-      <w:pPr>
-        <w:spacing w:after="80"/>
-      </w:pPr>
-      <w:r>
-        <w:rPr>
-          <w:b/>
-          <w:bCs/>
-          <w:sz w:val="21"/>
-          <w:szCs w:val="21"/>
-        </w:rPr>
-        <w:t xml:space="preserve">Notes 4:  </w:t>
-      </w:r>
-      <w:r>
-        <w:rPr>
-          <w:sz w:val="21"/>
-          <w:szCs w:val="21"/>
-        </w:rPr>
-        <w:t xml:space="preserve">Perpendicular</w:t>
-      </w:r>
-    </w:p>
-    <w:p>
-      <w:pPr>
-        <w:spacing w:after="80"/>
-      </w:pPr>
-      <w:r>
-        <w:rPr>
-          <w:b/>
-          <w:bCs/>
-          <w:sz w:val="21"/>
-          <w:szCs w:val="21"/>
-        </w:rPr>
-        <w:t xml:space="preserve">Notes 5:  </w:t>
-      </w:r>
-      <w:r>
-        <w:rPr>
-          <w:sz w:val="21"/>
-          <w:szCs w:val="21"/>
-        </w:rPr>
-        <w:t xml:space="preserve">Composite figure</w:t>
-      </w:r>
-    </w:p>
-    <w:p>
-      <w:pPr>
-        <w:spacing w:after="80"/>
-      </w:pPr>
-      <w:r>
-        <w:rPr>
-          <w:b/>
-          <w:bCs/>
-          <w:sz w:val="21"/>
-          <w:szCs w:val="21"/>
-        </w:rPr>
-        <w:t xml:space="preserve">Notes 6:  </w:t>
-      </w:r>
-      <w:r>
-        <w:rPr>
-          <w:sz w:val="21"/>
-          <w:szCs w:val="21"/>
-        </w:rPr>
-        <w:t xml:space="preserve">Formula</w:t>
-      </w:r>
-    </w:p>
-    <w:p>
-      <w:pPr>
-        <w:pStyle w:val="Heading2"/>
-        <w:spacing w:after="80" w:before="180"/>
-      </w:pPr>
-      <w:r>
-        <w:rPr>
-          <w:b/>
-          <w:bCs/>
-          <w:color w:val="12355B"/>
-          <w:sz w:val="24"/>
-          <w:szCs w:val="24"/>
-        </w:rPr>
-        <w:t xml:space="preserve">Worked Notes (I Do / We Do)</w:t>
-      </w:r>
-    </w:p>
-    <w:p>
-      <w:pPr>
-        <w:spacing w:after="80"/>
-      </w:pPr>
-      <w:r>
-        <w:rPr>
-          <w:b/>
-          <w:bCs/>
-          <w:sz w:val="21"/>
-          <w:szCs w:val="21"/>
-        </w:rPr>
-        <w:t xml:space="preserve">I Do:  </w:t>
-      </w:r>
-      <w:r>
-        <w:rPr>
-          <w:sz w:val="21"/>
-          <w:szCs w:val="21"/>
-        </w:rPr>
-        <w:t xml:space="preserve">A. 30 sq cm</w:t>
-      </w:r>
-    </w:p>
-    <w:p>
-      <w:pPr>
-        <w:spacing w:after="80"/>
-      </w:pPr>
-      <w:r>
-        <w:rPr>
-          <w:b/>
-          <w:bCs/>
-          <w:sz w:val="21"/>
-          <w:szCs w:val="21"/>
-        </w:rPr>
-        <w:t xml:space="preserve">We Do:  </w:t>
-      </w:r>
-      <w:r>
-        <w:rPr>
-          <w:sz w:val="21"/>
-          <w:szCs w:val="21"/>
-        </w:rPr>
-        <w:t xml:space="preserve">A. 6 ft</w:t>
-      </w:r>
-    </w:p>
-    <w:p>
-      <w:pPr>
-        <w:pStyle w:val="Heading2"/>
-        <w:spacing w:after="80" w:before="180"/>
-      </w:pPr>
-      <w:r>
-        <w:rPr>
-          <w:b/>
-          <w:bCs/>
-          <w:color w:val="12355B"/>
-          <w:sz w:val="24"/>
-          <w:szCs w:val="24"/>
-        </w:rPr>
-        <w:t xml:space="preserve">Independent Practice</w:t>
-      </w:r>
-    </w:p>
-    <w:p>
-      <w:pPr>
-        <w:spacing w:after="80"/>
-      </w:pPr>
-      <w:r>
-        <w:rPr>
-          <w:b/>
-          <w:bCs/>
-          <w:sz w:val="21"/>
-          <w:szCs w:val="21"/>
-        </w:rPr>
-        <w:t xml:space="preserve">1.  </w:t>
-      </w:r>
-      <w:r>
-        <w:rPr>
-          <w:sz w:val="21"/>
-          <w:szCs w:val="21"/>
-        </w:rPr>
-        <w:t xml:space="preserve">A)  A triangle is exactly half of a rectangle with the same base and height</w:t>
-      </w:r>
-      <w:r>
-        <w:rPr>
-          <w:i/>
-          <w:iCs/>
-          <w:color w:val="5F6F80"/>
-          <w:sz w:val="19"/>
-          <w:szCs w:val="19"/>
-        </w:rPr>
-        <w:t xml:space="preserve">  — A triangle with base b and height h fits inside a rectangle with the same base and height. The triangle covers exactly half the rectangle, so A = ½ × b × h.</w:t>
-      </w:r>
-    </w:p>
-    <w:p>
-      <w:pPr>
-        <w:spacing w:after="80"/>
-      </w:pPr>
-      <w:r>
-        <w:rPr>
-          <w:b/>
-          <w:bCs/>
-          <w:sz w:val="21"/>
-          <w:szCs w:val="21"/>
-        </w:rPr>
-        <w:t xml:space="preserve">2.  </w:t>
-      </w:r>
-      <w:r>
-        <w:rPr>
-          <w:sz w:val="21"/>
-          <w:szCs w:val="21"/>
-        </w:rPr>
-        <w:t xml:space="preserve">A)  42 sq ft</w:t>
-      </w:r>
-      <w:r>
-        <w:rPr>
-          <w:i/>
-          <w:iCs/>
-          <w:color w:val="5F6F80"/>
-          <w:sz w:val="19"/>
-          <w:szCs w:val="19"/>
-        </w:rPr>
-        <w:t xml:space="preserve">  — A = ½ × 14 × 6 = ½ × 84 = 42 sq ft.</w:t>
-      </w:r>
-    </w:p>
-    <w:p>
-      <w:pPr>
-        <w:spacing w:after="80"/>
-      </w:pPr>
-      <w:r>
-        <w:rPr>
-          <w:b/>
-          <w:bCs/>
-          <w:sz w:val="21"/>
-          <w:szCs w:val="21"/>
-        </w:rPr>
-        <w:t xml:space="preserve">3.  </w:t>
-      </w:r>
-      <w:r>
-        <w:rPr>
-          <w:sz w:val="21"/>
-          <w:szCs w:val="21"/>
-        </w:rPr>
-        <w:t xml:space="preserve">A)  30 sq ft</w:t>
-      </w:r>
-      <w:r>
-        <w:rPr>
-          <w:i/>
-          <w:iCs/>
-          <w:color w:val="5F6F80"/>
-          <w:sz w:val="19"/>
-          <w:szCs w:val="19"/>
-        </w:rPr>
-        <w:t xml:space="preserve">  — A = ½ × base × height = ½ × 10 × 6 = ½ × 60 = 30 sq ft. The triangle is half of the 10 × 6 = 60 rectangle it fits inside.</w:t>
-      </w:r>
-    </w:p>
-    <w:p>
-      <w:pPr>
-        <w:spacing w:after="80"/>
-      </w:pPr>
-      <w:r>
-        <w:rPr>
-          <w:b/>
-          <w:bCs/>
-          <w:sz w:val="21"/>
-          <w:szCs w:val="21"/>
-        </w:rPr>
-        <w:t xml:space="preserve">4.  </w:t>
-      </w:r>
-      <w:r>
-        <w:rPr>
-          <w:sz w:val="21"/>
-          <w:szCs w:val="21"/>
-        </w:rPr>
-        <w:t xml:space="preserve">A)  14 sq ft</w:t>
-      </w:r>
-      <w:r>
-        <w:rPr>
-          <w:i/>
-          <w:iCs/>
-          <w:color w:val="5F6F80"/>
-          <w:sz w:val="19"/>
-          <w:szCs w:val="19"/>
-        </w:rPr>
-        <w:t xml:space="preserve">  — A = ½ × base × height = ½ × 7 × 4 = ½ × 28 = 14 sq ft. Multiply base × height first (28), then take half (14).</w:t>
-      </w:r>
-    </w:p>
-    <w:p>
-      <w:pPr>
-        <w:pStyle w:val="Heading2"/>
-        <w:spacing w:after="80" w:before="180"/>
-      </w:pPr>
-      <w:r>
-        <w:rPr>
-          <w:b/>
-          <w:bCs/>
-          <w:color w:val="12355B"/>
-          <w:sz w:val="24"/>
-          <w:szCs w:val="24"/>
-        </w:rPr>
-        <w:t xml:space="preserve">Exit Ticket</w:t>
-      </w:r>
-    </w:p>
-    <w:p>
-      <w:pPr>
-        <w:spacing w:after="80"/>
-      </w:pPr>
-      <w:r>
-        <w:rPr>
-          <w:sz w:val="21"/>
-          <w:szCs w:val="21"/>
-        </w:rPr>
-        <w:t xml:space="preserve">A)  44 sq in</w:t>
-      </w:r>
-      <w:r>
-        <w:rPr>
-          <w:i/>
-          <w:iCs/>
-          <w:color w:val="5F6F80"/>
-          <w:sz w:val="19"/>
-          <w:szCs w:val="19"/>
-        </w:rPr>
-        <w:t xml:space="preserve">  — A = 1/2 × 11 × 8 = 1/2 × 88 = 44 square inches.</w:t>
       </w:r>
     </w:p>
     <w:sectPr>

--- a/lessons/5-3/downloads/5-3-notes.docx
+++ b/lessons/5-3/downloads/5-3-notes.docx
@@ -14,7 +14,7 @@
           <w:sz w:val="18"/>
           <w:szCs w:val="18"/>
         </w:rPr>
-        <w:t xml:space="preserve">UNIT 5  ·  LESSON 3      STANDARD 6.G.1</w:t>
+        <w:t xml:space="preserve">UNIT 5  ·  LESSON 3      STANDARD 6.GR.1</w:t>
       </w:r>
     </w:p>
     <w:p>
@@ -2531,6 +2531,32 @@
     </w:p>
     <w:p>
       <w:pPr>
+        <w:pStyle w:val="Heading2"/>
+        <w:spacing w:after="80" w:before="180"/>
+      </w:pPr>
+      <w:r>
+        <w:rPr>
+          <w:b/>
+          <w:bCs/>
+          <w:color w:val="12355B"/>
+          <w:sz w:val="24"/>
+          <w:szCs w:val="24"/>
+        </w:rPr>
+        <w:t xml:space="preserve">Level 1 Support</w:t>
+      </w:r>
+      <w:r>
+        <w:rPr>
+          <w:i/>
+          <w:iCs/>
+          <w:color w:val="1FA6A2"/>
+          <w:sz w:val="19"/>
+          <w:szCs w:val="19"/>
+        </w:rPr>
+        <w:t xml:space="preserve">   extra scaffolding</w:t>
+      </w:r>
+    </w:p>
+    <w:p>
+      <w:pPr>
         <w:keepNext/>
         <w:spacing w:after="60" w:before="160"/>
       </w:pPr>
@@ -2734,266 +2760,6 @@
           <w:szCs w:val="20"/>
         </w:rPr>
         <w:t xml:space="preserve">D)  42 ft</w:t>
-      </w:r>
-    </w:p>
-    <w:p>
-      <w:pPr>
-        <w:spacing w:after="20"/>
-      </w:pPr>
-      <w:r>
-        <w:t xml:space="preserve"/>
-      </w:r>
-    </w:p>
-    <w:tbl>
-      <w:tblPr>
-        <w:tblW w:type="pct" w:w="100%"/>
-        <w:tblBorders>
-          <w:top w:val="single" w:color="C7D2DD" w:sz="6"/>
-          <w:left w:val="single" w:color="C7D2DD" w:sz="6"/>
-          <w:bottom w:val="single" w:color="C7D2DD" w:sz="6"/>
-          <w:right w:val="single" w:color="C7D2DD" w:sz="6"/>
-          <w:insideH w:val="single" w:color="auto" w:sz="4"/>
-          <w:insideV w:val="single" w:color="auto" w:sz="4"/>
-        </w:tblBorders>
-      </w:tblPr>
-      <w:tblGrid>
-        <w:gridCol w:w="100"/>
-      </w:tblGrid>
-      <w:tr>
-        <w:tc>
-          <w:tcPr>
-            <w:shd w:fill="FBF3E2" w:color="auto" w:val="clear"/>
-            <w:tcMar>
-              <w:top w:type="dxa" w:w="60"/>
-              <w:left w:type="dxa" w:w="120"/>
-              <w:bottom w:type="dxa" w:w="60"/>
-              <w:right w:type="dxa" w:w="120"/>
-            </w:tcMar>
-          </w:tcPr>
-          <w:p>
-            <w:pPr>
-              <w:spacing w:after="0" w:line="320"/>
-            </w:pPr>
-            <w:r>
-              <w:t xml:space="preserve"/>
-            </w:r>
-          </w:p>
-          <w:p>
-            <w:pPr>
-              <w:spacing w:after="0" w:line="320"/>
-            </w:pPr>
-            <w:r>
-              <w:t xml:space="preserve"/>
-            </w:r>
-          </w:p>
-        </w:tc>
-      </w:tr>
-    </w:tbl>
-    <w:p>
-      <w:pPr>
-        <w:keepNext/>
-        <w:spacing w:after="60" w:before="160"/>
-      </w:pPr>
-      <w:r>
-        <w:rPr>
-          <w:b/>
-          <w:bCs/>
-          <w:color w:val="12355B"/>
-          <w:sz w:val="22"/>
-          <w:szCs w:val="22"/>
-        </w:rPr>
-        <w:t xml:space="preserve">3.  </w:t>
-      </w:r>
-      <w:r>
-        <w:rPr>
-          <w:b/>
-          <w:bCs/>
-          <w:sz w:val="21"/>
-          <w:szCs w:val="21"/>
-        </w:rPr>
-        <w:t xml:space="preserve">A triangular window in the firm's lobby has a base of 10 ft and a height of 6 ft. What is its area?</w:t>
-      </w:r>
-    </w:p>
-    <w:p>
-      <w:pPr>
-        <w:spacing w:after="40"/>
-        <w:ind w:left="420"/>
-      </w:pPr>
-      <w:r>
-        <w:rPr>
-          <w:sz w:val="20"/>
-          <w:szCs w:val="20"/>
-        </w:rPr>
-        <w:t xml:space="preserve">A)  30 sq ft</w:t>
-      </w:r>
-    </w:p>
-    <w:p>
-      <w:pPr>
-        <w:spacing w:after="40"/>
-        <w:ind w:left="420"/>
-      </w:pPr>
-      <w:r>
-        <w:rPr>
-          <w:sz w:val="20"/>
-          <w:szCs w:val="20"/>
-        </w:rPr>
-        <w:t xml:space="preserve">B)  60 sq ft</w:t>
-      </w:r>
-    </w:p>
-    <w:p>
-      <w:pPr>
-        <w:spacing w:after="40"/>
-        <w:ind w:left="420"/>
-      </w:pPr>
-      <w:r>
-        <w:rPr>
-          <w:sz w:val="20"/>
-          <w:szCs w:val="20"/>
-        </w:rPr>
-        <w:t xml:space="preserve">C)  16 sq ft</w:t>
-      </w:r>
-    </w:p>
-    <w:p>
-      <w:pPr>
-        <w:spacing w:after="40"/>
-        <w:ind w:left="420"/>
-      </w:pPr>
-      <w:r>
-        <w:rPr>
-          <w:sz w:val="20"/>
-          <w:szCs w:val="20"/>
-        </w:rPr>
-        <w:t xml:space="preserve">D)  32 sq ft</w:t>
-      </w:r>
-    </w:p>
-    <w:p>
-      <w:pPr>
-        <w:spacing w:after="20"/>
-      </w:pPr>
-      <w:r>
-        <w:t xml:space="preserve"/>
-      </w:r>
-    </w:p>
-    <w:tbl>
-      <w:tblPr>
-        <w:tblW w:type="pct" w:w="100%"/>
-        <w:tblBorders>
-          <w:top w:val="single" w:color="C7D2DD" w:sz="6"/>
-          <w:left w:val="single" w:color="C7D2DD" w:sz="6"/>
-          <w:bottom w:val="single" w:color="C7D2DD" w:sz="6"/>
-          <w:right w:val="single" w:color="C7D2DD" w:sz="6"/>
-          <w:insideH w:val="single" w:color="auto" w:sz="4"/>
-          <w:insideV w:val="single" w:color="auto" w:sz="4"/>
-        </w:tblBorders>
-      </w:tblPr>
-      <w:tblGrid>
-        <w:gridCol w:w="100"/>
-      </w:tblGrid>
-      <w:tr>
-        <w:tc>
-          <w:tcPr>
-            <w:shd w:fill="FBF3E2" w:color="auto" w:val="clear"/>
-            <w:tcMar>
-              <w:top w:type="dxa" w:w="60"/>
-              <w:left w:type="dxa" w:w="120"/>
-              <w:bottom w:type="dxa" w:w="60"/>
-              <w:right w:type="dxa" w:w="120"/>
-            </w:tcMar>
-          </w:tcPr>
-          <w:p>
-            <w:pPr>
-              <w:spacing w:after="0" w:line="320"/>
-            </w:pPr>
-            <w:r>
-              <w:t xml:space="preserve"/>
-            </w:r>
-          </w:p>
-          <w:p>
-            <w:pPr>
-              <w:spacing w:after="0" w:line="320"/>
-            </w:pPr>
-            <w:r>
-              <w:t xml:space="preserve"/>
-            </w:r>
-          </w:p>
-        </w:tc>
-      </w:tr>
-    </w:tbl>
-    <w:p>
-      <w:pPr>
-        <w:keepNext/>
-        <w:spacing w:after="60" w:before="160"/>
-      </w:pPr>
-      <w:r>
-        <w:rPr>
-          <w:b/>
-          <w:bCs/>
-          <w:color w:val="12355B"/>
-          <w:sz w:val="22"/>
-          <w:szCs w:val="22"/>
-        </w:rPr>
-        <w:t xml:space="preserve">4.  </w:t>
-      </w:r>
-      <w:r>
-        <w:rPr>
-          <w:b/>
-          <w:bCs/>
-          <w:sz w:val="21"/>
-          <w:szCs w:val="21"/>
-        </w:rPr>
-        <w:t xml:space="preserve">A triangular roof panel on the blueprint has a base of 7 ft and a height of 4 ft. What is its area?</w:t>
-      </w:r>
-    </w:p>
-    <w:p>
-      <w:pPr>
-        <w:spacing w:after="40"/>
-        <w:ind w:left="420"/>
-      </w:pPr>
-      <w:r>
-        <w:rPr>
-          <w:sz w:val="20"/>
-          <w:szCs w:val="20"/>
-        </w:rPr>
-        <w:t xml:space="preserve">A)  14 sq ft</w:t>
-      </w:r>
-    </w:p>
-    <w:p>
-      <w:pPr>
-        <w:spacing w:after="40"/>
-        <w:ind w:left="420"/>
-      </w:pPr>
-      <w:r>
-        <w:rPr>
-          <w:sz w:val="20"/>
-          <w:szCs w:val="20"/>
-        </w:rPr>
-        <w:t xml:space="preserve">B)  28 sq ft</w:t>
-      </w:r>
-    </w:p>
-    <w:p>
-      <w:pPr>
-        <w:spacing w:after="40"/>
-        <w:ind w:left="420"/>
-      </w:pPr>
-      <w:r>
-        <w:rPr>
-          <w:sz w:val="20"/>
-          <w:szCs w:val="20"/>
-        </w:rPr>
-        <w:t xml:space="preserve">C)  11 sq ft</w:t>
-      </w:r>
-    </w:p>
-    <w:p>
-      <w:pPr>
-        <w:spacing w:after="40"/>
-        <w:ind w:left="420"/>
-      </w:pPr>
-      <w:r>
-        <w:rPr>
-          <w:sz w:val="20"/>
-          <w:szCs w:val="20"/>
-        </w:rPr>
-        <w:t xml:space="preserve">D)  22 sq ft</w:t>
       </w:r>
     </w:p>
     <w:p>

--- a/lessons/5-3/downloads/5-3-notes.docx
+++ b/lessons/5-3/downloads/5-3-notes.docx
@@ -1404,6 +1404,1302 @@
           <w:szCs w:val="22"/>
         </w:rPr>
         <w:t xml:space="preserve">A math rule written with symbols, like A = ½ × b × h, is a ___.</w:t>
+      </w:r>
+    </w:p>
+    <w:p>
+      <w:pPr>
+        <w:pStyle w:val="Heading1"/>
+        <w:pageBreakBefore/>
+        <w:pBdr>
+          <w:bottom w:val="single" w:color="1FA6A2" w:sz="14" w:space="6"/>
+        </w:pBdr>
+        <w:spacing w:after="140" w:before="0"/>
+      </w:pPr>
+      <w:r>
+        <w:rPr>
+          <w:b/>
+          <w:bCs/>
+          <w:color w:val="12355B"/>
+          <w:sz w:val="30"/>
+          <w:szCs w:val="30"/>
+        </w:rPr>
+        <w:t xml:space="preserve">Write About the Math</w:t>
+      </w:r>
+    </w:p>
+    <w:p>
+      <w:pPr>
+        <w:spacing w:after="100"/>
+      </w:pPr>
+      <w:r>
+        <w:rPr>
+          <w:i/>
+          <w:iCs/>
+          <w:color w:val="5F6F80"/>
+          <w:sz w:val="19"/>
+          <w:szCs w:val="19"/>
+        </w:rPr>
+        <w:t xml:space="preserve">Use the support level you need. Every level answers the same math question.</w:t>
+      </w:r>
+    </w:p>
+    <w:p>
+      <w:pPr>
+        <w:pStyle w:val="Heading2"/>
+        <w:spacing w:after="80" w:before="180"/>
+      </w:pPr>
+      <w:r>
+        <w:rPr>
+          <w:b/>
+          <w:bCs/>
+          <w:color w:val="12355B"/>
+          <w:sz w:val="24"/>
+          <w:szCs w:val="24"/>
+        </w:rPr>
+        <w:t xml:space="preserve">1. Understand the Question</w:t>
+      </w:r>
+      <w:r>
+        <w:rPr>
+          <w:i/>
+          <w:iCs/>
+          <w:color w:val="B97A12"/>
+          <w:sz w:val="19"/>
+          <w:szCs w:val="19"/>
+        </w:rPr>
+        <w:t xml:space="preserve">   explain</w:t>
+      </w:r>
+    </w:p>
+    <w:tbl>
+      <w:tblPr>
+        <w:tblW w:type="pct" w:w="100%"/>
+        <w:tblBorders>
+          <w:top w:val="single" w:color="1FA6A2" w:sz="8"/>
+          <w:left w:val="single" w:color="1FA6A2" w:sz="8"/>
+          <w:bottom w:val="single" w:color="1FA6A2" w:sz="8"/>
+          <w:right w:val="single" w:color="1FA6A2" w:sz="8"/>
+          <w:insideH w:val="single" w:color="auto" w:sz="4"/>
+          <w:insideV w:val="single" w:color="auto" w:sz="4"/>
+        </w:tblBorders>
+      </w:tblPr>
+      <w:tblGrid>
+        <w:gridCol w:w="100"/>
+      </w:tblGrid>
+      <w:tr>
+        <w:tc>
+          <w:tcPr>
+            <w:shd w:fill="E6F4F3" w:color="auto" w:val="clear"/>
+            <w:tcMar>
+              <w:top w:type="dxa" w:w="120"/>
+              <w:left w:type="dxa" w:w="180"/>
+              <w:bottom w:type="dxa" w:w="120"/>
+              <w:right w:type="dxa" w:w="180"/>
+            </w:tcMar>
+          </w:tcPr>
+          <w:p>
+            <w:pPr>
+              <w:spacing w:after="60"/>
+            </w:pPr>
+            <w:r>
+              <w:rPr>
+                <w:color w:val="1A2733"/>
+                <w:sz w:val="21"/>
+                <w:szCs w:val="21"/>
+              </w:rPr>
+              <w:t xml:space="preserve">On the grid your triangle (base 12, height 8) fits inside a 12 by 8 rectangle. Why do we divide by 2 to find the triangle's area?</w:t>
+            </w:r>
+          </w:p>
+          <w:p>
+            <w:pPr>
+              <w:spacing w:after="0"/>
+            </w:pPr>
+            <w:r>
+              <w:rPr>
+                <w:b/>
+                <w:bCs/>
+                <w:color w:val="12355B"/>
+                <w:sz w:val="20"/>
+                <w:szCs w:val="20"/>
+              </w:rPr>
+              <w:t xml:space="preserve">Your job:  </w:t>
+            </w:r>
+            <w:r>
+              <w:rPr>
+                <w:sz w:val="20"/>
+                <w:szCs w:val="20"/>
+              </w:rPr>
+              <w:t xml:space="preserve">Answer the question. Use math evidence. Explain how the evidence proves your answer.</w:t>
+            </w:r>
+            <w:r>
+              <w:rPr>
+                <w:i/>
+                <w:iCs/>
+                <w:color w:val="5F6F80"/>
+                <w:sz w:val="18"/>
+                <w:szCs w:val="18"/>
+              </w:rPr>
+              <w:br/>
+              <w:t xml:space="preserve">Responde la pregunta. Usa evidencia matemática. Explica cómo la evidencia demuestra tu respuesta.</w:t>
+            </w:r>
+          </w:p>
+        </w:tc>
+      </w:tr>
+    </w:tbl>
+    <w:p>
+      <w:pPr>
+        <w:pStyle w:val="Heading2"/>
+        <w:spacing w:after="80" w:before="180"/>
+      </w:pPr>
+      <w:r>
+        <w:rPr>
+          <w:b/>
+          <w:bCs/>
+          <w:color w:val="12355B"/>
+          <w:sz w:val="24"/>
+          <w:szCs w:val="24"/>
+        </w:rPr>
+        <w:t xml:space="preserve">2. Plan Your Math Words</w:t>
+      </w:r>
+      <w:r>
+        <w:rPr>
+          <w:i/>
+          <w:iCs/>
+          <w:color w:val="1FA6A2"/>
+          <w:sz w:val="19"/>
+          <w:szCs w:val="19"/>
+        </w:rPr>
+        <w:t xml:space="preserve">   check at least two</w:t>
+      </w:r>
+    </w:p>
+    <w:p>
+      <w:pPr>
+        <w:spacing w:after="60"/>
+      </w:pPr>
+      <w:r>
+        <w:rPr>
+          <w:b/>
+          <w:bCs/>
+          <w:color w:val="1FA6A2"/>
+          <w:sz w:val="22"/>
+          <w:szCs w:val="22"/>
+        </w:rPr>
+        <w:t xml:space="preserve">☐  </w:t>
+      </w:r>
+      <w:r>
+        <w:rPr>
+          <w:b/>
+          <w:bCs/>
+          <w:color w:val="12355B"/>
+          <w:sz w:val="20"/>
+          <w:szCs w:val="20"/>
+        </w:rPr>
+        <w:t xml:space="preserve">Base — </w:t>
+      </w:r>
+      <w:r>
+        <w:rPr>
+          <w:sz w:val="20"/>
+          <w:szCs w:val="20"/>
+        </w:rPr>
+        <w:t xml:space="preserve">A side of the triangle you use to find the area.</w:t>
+      </w:r>
+      <w:r>
+        <w:rPr>
+          <w:i/>
+          <w:iCs/>
+          <w:color w:val="5F6F80"/>
+          <w:sz w:val="18"/>
+          <w:szCs w:val="18"/>
+        </w:rPr>
+        <w:br/>
+        <w:t xml:space="preserve">Base — Un lado del triángulo que usas para hallar el área.</w:t>
+      </w:r>
+    </w:p>
+    <w:p>
+      <w:pPr>
+        <w:spacing w:after="60"/>
+      </w:pPr>
+      <w:r>
+        <w:rPr>
+          <w:b/>
+          <w:bCs/>
+          <w:color w:val="1FA6A2"/>
+          <w:sz w:val="22"/>
+          <w:szCs w:val="22"/>
+        </w:rPr>
+        <w:t xml:space="preserve">☐  </w:t>
+      </w:r>
+      <w:r>
+        <w:rPr>
+          <w:b/>
+          <w:bCs/>
+          <w:color w:val="12355B"/>
+          <w:sz w:val="20"/>
+          <w:szCs w:val="20"/>
+        </w:rPr>
+        <w:t xml:space="preserve">Height — </w:t>
+      </w:r>
+      <w:r>
+        <w:rPr>
+          <w:sz w:val="20"/>
+          <w:szCs w:val="20"/>
+        </w:rPr>
+        <w:t xml:space="preserve">The straight-up distance from the base to the top corner.</w:t>
+      </w:r>
+      <w:r>
+        <w:rPr>
+          <w:i/>
+          <w:iCs/>
+          <w:color w:val="5F6F80"/>
+          <w:sz w:val="18"/>
+          <w:szCs w:val="18"/>
+        </w:rPr>
+        <w:br/>
+        <w:t xml:space="preserve">Altura — La distancia recta desde la base hasta la esquina de arriba.</w:t>
+      </w:r>
+    </w:p>
+    <w:p>
+      <w:pPr>
+        <w:spacing w:after="60"/>
+      </w:pPr>
+      <w:r>
+        <w:rPr>
+          <w:b/>
+          <w:bCs/>
+          <w:color w:val="1FA6A2"/>
+          <w:sz w:val="22"/>
+          <w:szCs w:val="22"/>
+        </w:rPr>
+        <w:t xml:space="preserve">☐  </w:t>
+      </w:r>
+      <w:r>
+        <w:rPr>
+          <w:b/>
+          <w:bCs/>
+          <w:color w:val="12355B"/>
+          <w:sz w:val="20"/>
+          <w:szCs w:val="20"/>
+        </w:rPr>
+        <w:t xml:space="preserve">Area — </w:t>
+      </w:r>
+      <w:r>
+        <w:rPr>
+          <w:sz w:val="20"/>
+          <w:szCs w:val="20"/>
+        </w:rPr>
+        <w:t xml:space="preserve">How much space is inside a flat shape.</w:t>
+      </w:r>
+      <w:r>
+        <w:rPr>
+          <w:i/>
+          <w:iCs/>
+          <w:color w:val="5F6F80"/>
+          <w:sz w:val="18"/>
+          <w:szCs w:val="18"/>
+        </w:rPr>
+        <w:br/>
+        <w:t xml:space="preserve">Área — Cuánto espacio hay dentro de una figura plana.</w:t>
+      </w:r>
+    </w:p>
+    <w:p>
+      <w:pPr>
+        <w:spacing w:after="60"/>
+      </w:pPr>
+      <w:r>
+        <w:rPr>
+          <w:b/>
+          <w:bCs/>
+          <w:color w:val="1FA6A2"/>
+          <w:sz w:val="22"/>
+          <w:szCs w:val="22"/>
+        </w:rPr>
+        <w:t xml:space="preserve">☐  </w:t>
+      </w:r>
+      <w:r>
+        <w:rPr>
+          <w:b/>
+          <w:bCs/>
+          <w:color w:val="12355B"/>
+          <w:sz w:val="20"/>
+          <w:szCs w:val="20"/>
+        </w:rPr>
+        <w:t xml:space="preserve">Perpendicular — </w:t>
+      </w:r>
+      <w:r>
+        <w:rPr>
+          <w:sz w:val="20"/>
+          <w:szCs w:val="20"/>
+        </w:rPr>
+        <w:t xml:space="preserve">Two lines that meet to make a square corner (90 degrees).</w:t>
+      </w:r>
+      <w:r>
+        <w:rPr>
+          <w:i/>
+          <w:iCs/>
+          <w:color w:val="5F6F80"/>
+          <w:sz w:val="18"/>
+          <w:szCs w:val="18"/>
+        </w:rPr>
+        <w:br/>
+        <w:t xml:space="preserve">Perpendicular — Dos líneas que se unen formando una esquina recta (90 grados).</w:t>
+      </w:r>
+    </w:p>
+    <w:p>
+      <w:pPr>
+        <w:spacing w:after="60"/>
+      </w:pPr>
+      <w:r>
+        <w:rPr>
+          <w:b/>
+          <w:bCs/>
+          <w:color w:val="1FA6A2"/>
+          <w:sz w:val="22"/>
+          <w:szCs w:val="22"/>
+        </w:rPr>
+        <w:t xml:space="preserve">☐  </w:t>
+      </w:r>
+      <w:r>
+        <w:rPr>
+          <w:b/>
+          <w:bCs/>
+          <w:color w:val="12355B"/>
+          <w:sz w:val="20"/>
+          <w:szCs w:val="20"/>
+        </w:rPr>
+        <w:t xml:space="preserve">Formula — </w:t>
+      </w:r>
+      <w:r>
+        <w:rPr>
+          <w:sz w:val="20"/>
+          <w:szCs w:val="20"/>
+        </w:rPr>
+        <w:t xml:space="preserve">A math rule written with symbols.</w:t>
+      </w:r>
+      <w:r>
+        <w:rPr>
+          <w:i/>
+          <w:iCs/>
+          <w:color w:val="5F6F80"/>
+          <w:sz w:val="18"/>
+          <w:szCs w:val="18"/>
+        </w:rPr>
+        <w:br/>
+        <w:t xml:space="preserve">Fórmula — Una regla matemática escrita con símbolos.</w:t>
+      </w:r>
+    </w:p>
+    <w:tbl>
+      <w:tblPr>
+        <w:tblW w:type="pct" w:w="100%"/>
+        <w:tblBorders>
+          <w:top w:val="single" w:color="1FA6A2" w:sz="8"/>
+          <w:left w:val="single" w:color="1FA6A2" w:sz="8"/>
+          <w:bottom w:val="single" w:color="1FA6A2" w:sz="8"/>
+          <w:right w:val="single" w:color="1FA6A2" w:sz="8"/>
+          <w:insideH w:val="single" w:color="auto" w:sz="4"/>
+          <w:insideV w:val="single" w:color="auto" w:sz="4"/>
+        </w:tblBorders>
+      </w:tblPr>
+      <w:tblGrid>
+        <w:gridCol w:w="100"/>
+      </w:tblGrid>
+      <w:tr>
+        <w:tc>
+          <w:tcPr>
+            <w:shd w:fill="F7FFFD" w:color="auto" w:val="clear"/>
+            <w:tcMar>
+              <w:top w:type="dxa" w:w="120"/>
+              <w:left w:type="dxa" w:w="180"/>
+              <w:bottom w:type="dxa" w:w="120"/>
+              <w:right w:type="dxa" w:w="180"/>
+            </w:tcMar>
+          </w:tcPr>
+          <w:p>
+            <w:pPr>
+              <w:spacing w:after="50"/>
+            </w:pPr>
+            <w:r>
+              <w:rPr>
+                <w:b/>
+                <w:bCs/>
+                <w:color w:val="1FA6A2"/>
+                <w:sz w:val="20"/>
+                <w:szCs w:val="20"/>
+              </w:rPr>
+              <w:t xml:space="preserve">Say it first:  </w:t>
+            </w:r>
+            <w:r>
+              <w:rPr>
+                <w:sz w:val="20"/>
+                <w:szCs w:val="20"/>
+              </w:rPr>
+              <w:t xml:space="preserve">Say your idea to a partner or quietly to yourself before you write.</w:t>
+            </w:r>
+          </w:p>
+          <w:p>
+            <w:pPr>
+              <w:spacing w:after="60"/>
+            </w:pPr>
+            <w:r>
+              <w:rPr>
+                <w:color w:val="1A2733"/>
+                <w:sz w:val="21"/>
+                <w:szCs w:val="21"/>
+              </w:rPr>
+              <w:t xml:space="preserve">A triangle is half of a ___ with the same base and height.</w:t>
+            </w:r>
+            <w:r>
+              <w:rPr>
+                <w:i/>
+                <w:iCs/>
+                <w:color w:val="5F6F80"/>
+                <w:sz w:val="19"/>
+                <w:szCs w:val="19"/>
+              </w:rPr>
+              <w:br/>
+              <w:t xml:space="preserve">Un triángulo es la mitad de un ___ con la misma base y altura.</w:t>
+            </w:r>
+          </w:p>
+        </w:tc>
+      </w:tr>
+    </w:tbl>
+    <w:p>
+      <w:pPr>
+        <w:pStyle w:val="Heading2"/>
+        <w:spacing w:after="80" w:before="180"/>
+      </w:pPr>
+      <w:r>
+        <w:rPr>
+          <w:b/>
+          <w:bCs/>
+          <w:color w:val="12355B"/>
+          <w:sz w:val="24"/>
+          <w:szCs w:val="24"/>
+        </w:rPr>
+        <w:t xml:space="preserve">3. Build Your Explanation</w:t>
+      </w:r>
+      <w:r>
+        <w:rPr>
+          <w:i/>
+          <w:iCs/>
+          <w:color w:val="B97A12"/>
+          <w:sz w:val="19"/>
+          <w:szCs w:val="19"/>
+        </w:rPr>
+        <w:t xml:space="preserve">   choose your support</w:t>
+      </w:r>
+    </w:p>
+    <w:tbl>
+      <w:tblPr>
+        <w:tblW w:type="pct" w:w="100%"/>
+        <w:tblBorders>
+          <w:top w:val="single" w:color="BBD0DE" w:sz="8"/>
+          <w:left w:val="single" w:color="BBD0DE" w:sz="8"/>
+          <w:bottom w:val="single" w:color="BBD0DE" w:sz="8"/>
+          <w:right w:val="single" w:color="BBD0DE" w:sz="8"/>
+          <w:insideH w:val="single" w:color="auto" w:sz="4"/>
+          <w:insideV w:val="single" w:color="auto" w:sz="4"/>
+        </w:tblBorders>
+      </w:tblPr>
+      <w:tblGrid>
+        <w:gridCol w:w="100"/>
+      </w:tblGrid>
+      <w:tr>
+        <w:tc>
+          <w:tcPr>
+            <w:shd w:fill="EEF4F8" w:color="auto" w:val="clear"/>
+            <w:tcMar>
+              <w:top w:type="dxa" w:w="120"/>
+              <w:left w:type="dxa" w:w="180"/>
+              <w:bottom w:type="dxa" w:w="120"/>
+              <w:right w:type="dxa" w:w="180"/>
+            </w:tcMar>
+          </w:tcPr>
+          <w:p>
+            <w:pPr>
+              <w:spacing w:after="50"/>
+            </w:pPr>
+            <w:r>
+              <w:rPr>
+                <w:i/>
+                <w:iCs/>
+                <w:color w:val="5F6F80"/>
+                <w:sz w:val="19"/>
+                <w:szCs w:val="19"/>
+              </w:rPr>
+              <w:t xml:space="preserve">This model shows the parts of an explanation. It does not answer your writing question.</w:t>
+            </w:r>
+          </w:p>
+          <w:p>
+            <w:pPr>
+              <w:spacing w:after="80"/>
+            </w:pPr>
+            <w:r>
+              <w:rPr>
+                <w:b/>
+                <w:bCs/>
+                <w:color w:val="12355B"/>
+                <w:sz w:val="19"/>
+                <w:szCs w:val="19"/>
+              </w:rPr>
+              <w:t xml:space="preserve">Claim:  </w:t>
+            </w:r>
+            <w:r>
+              <w:rPr>
+                <w:sz w:val="19"/>
+                <w:szCs w:val="19"/>
+              </w:rPr>
+              <w:t xml:space="preserve">The height is the perpendicular distance from the base to the top corner.</w:t>
+            </w:r>
+          </w:p>
+          <w:p>
+            <w:pPr>
+              <w:spacing w:after="80"/>
+            </w:pPr>
+            <w:r>
+              <w:rPr>
+                <w:b/>
+                <w:bCs/>
+                <w:color w:val="12355B"/>
+                <w:sz w:val="19"/>
+                <w:szCs w:val="19"/>
+              </w:rPr>
+              <w:t xml:space="preserve">Evidence:  </w:t>
+            </w:r>
+            <w:r>
+              <w:rPr>
+                <w:sz w:val="19"/>
+                <w:szCs w:val="19"/>
+              </w:rPr>
+              <w:t xml:space="preserve">Students identify the height as the perpendicular (straight-up, 90-degree) distance from the base to the opposite vertex, not the slanted side.</w:t>
+            </w:r>
+          </w:p>
+          <w:p>
+            <w:pPr>
+              <w:spacing w:after="80"/>
+            </w:pPr>
+            <w:r>
+              <w:rPr>
+                <w:b/>
+                <w:bCs/>
+                <w:color w:val="12355B"/>
+                <w:sz w:val="19"/>
+                <w:szCs w:val="19"/>
+              </w:rPr>
+              <w:t xml:space="preserve">Reasoning:  </w:t>
+            </w:r>
+            <w:r>
+              <w:rPr>
+                <w:sz w:val="19"/>
+                <w:szCs w:val="19"/>
+              </w:rPr>
+              <w:t xml:space="preserve">This evidence connects the definition of area to the mathematical claim.</w:t>
+            </w:r>
+          </w:p>
+        </w:tc>
+      </w:tr>
+    </w:tbl>
+    <w:p>
+      <w:pPr>
+        <w:pStyle w:val="Heading2"/>
+        <w:spacing w:after="80" w:before="180"/>
+      </w:pPr>
+      <w:r>
+        <w:rPr>
+          <w:b/>
+          <w:bCs/>
+          <w:color w:val="12355B"/>
+          <w:sz w:val="24"/>
+          <w:szCs w:val="24"/>
+        </w:rPr>
+        <w:t xml:space="preserve">Start</w:t>
+      </w:r>
+      <w:r>
+        <w:rPr>
+          <w:i/>
+          <w:iCs/>
+          <w:color w:val="1FA6A2"/>
+          <w:sz w:val="19"/>
+          <w:szCs w:val="19"/>
+        </w:rPr>
+        <w:t xml:space="preserve">   Most language support</w:t>
+      </w:r>
+    </w:p>
+    <w:p>
+      <w:pPr>
+        <w:spacing w:after="60"/>
+      </w:pPr>
+      <w:r>
+        <w:rPr>
+          <w:color w:val="1A2733"/>
+          <w:sz w:val="21"/>
+          <w:szCs w:val="21"/>
+        </w:rPr>
+        <w:t xml:space="preserve">Complete the frames. Use the word bank.</w:t>
+      </w:r>
+      <w:r>
+        <w:rPr>
+          <w:i/>
+          <w:iCs/>
+          <w:color w:val="5F6F80"/>
+          <w:sz w:val="19"/>
+          <w:szCs w:val="19"/>
+        </w:rPr>
+        <w:br/>
+        <w:t xml:space="preserve">Completa las oraciones. Usa el banco de palabras.</w:t>
+      </w:r>
+    </w:p>
+    <w:p>
+      <w:pPr>
+        <w:spacing w:after="60"/>
+      </w:pPr>
+      <w:r>
+        <w:rPr>
+          <w:color w:val="1A2733"/>
+          <w:sz w:val="21"/>
+          <w:szCs w:val="21"/>
+        </w:rPr>
+        <w:t xml:space="preserve">A triangle is half of a ___ with the same base and height.</w:t>
+      </w:r>
+      <w:r>
+        <w:rPr>
+          <w:i/>
+          <w:iCs/>
+          <w:color w:val="5F6F80"/>
+          <w:sz w:val="19"/>
+          <w:szCs w:val="19"/>
+        </w:rPr>
+        <w:br/>
+        <w:t xml:space="preserve">Un triángulo es la mitad de un ___ con la misma base y altura.</w:t>
+      </w:r>
+    </w:p>
+    <w:p>
+      <w:pPr>
+        <w:spacing w:after="60"/>
+      </w:pPr>
+      <w:r>
+        <w:rPr>
+          <w:color w:val="1A2733"/>
+          <w:sz w:val="21"/>
+          <w:szCs w:val="21"/>
+        </w:rPr>
+        <w:t xml:space="preserve">So the area is 1/2 times 12 times 8, which equals ___.</w:t>
+      </w:r>
+      <w:r>
+        <w:rPr>
+          <w:i/>
+          <w:iCs/>
+          <w:color w:val="5F6F80"/>
+          <w:sz w:val="19"/>
+          <w:szCs w:val="19"/>
+        </w:rPr>
+        <w:br/>
+        <w:t xml:space="preserve">Entonces el área es 1/2 por 12 por 8, que es ___.</w:t>
+      </w:r>
+    </w:p>
+    <w:tbl>
+      <w:tblPr>
+        <w:tblW w:type="pct" w:w="100%"/>
+        <w:tblBorders>
+          <w:top w:val="single" w:color="C7D2DD" w:sz="6"/>
+          <w:left w:val="single" w:color="C7D2DD" w:sz="6"/>
+          <w:bottom w:val="single" w:color="C7D2DD" w:sz="6"/>
+          <w:right w:val="single" w:color="C7D2DD" w:sz="6"/>
+          <w:insideH w:val="single" w:color="auto" w:sz="4"/>
+          <w:insideV w:val="single" w:color="auto" w:sz="4"/>
+        </w:tblBorders>
+      </w:tblPr>
+      <w:tblGrid>
+        <w:gridCol w:w="100"/>
+      </w:tblGrid>
+      <w:tr>
+        <w:tc>
+          <w:tcPr>
+            <w:shd w:fill="FBF3E2" w:color="auto" w:val="clear"/>
+            <w:tcMar>
+              <w:top w:type="dxa" w:w="60"/>
+              <w:left w:type="dxa" w:w="120"/>
+              <w:bottom w:type="dxa" w:w="60"/>
+              <w:right w:type="dxa" w:w="120"/>
+            </w:tcMar>
+          </w:tcPr>
+          <w:p>
+            <w:pPr>
+              <w:spacing w:after="0" w:line="320"/>
+            </w:pPr>
+            <w:r>
+              <w:t xml:space="preserve"/>
+            </w:r>
+          </w:p>
+          <w:p>
+            <w:pPr>
+              <w:spacing w:after="0" w:line="320"/>
+            </w:pPr>
+            <w:r>
+              <w:t xml:space="preserve"/>
+            </w:r>
+          </w:p>
+          <w:p>
+            <w:pPr>
+              <w:spacing w:after="0" w:line="320"/>
+            </w:pPr>
+            <w:r>
+              <w:t xml:space="preserve"/>
+            </w:r>
+          </w:p>
+        </w:tc>
+      </w:tr>
+    </w:tbl>
+    <w:p>
+      <w:pPr>
+        <w:pStyle w:val="Heading2"/>
+        <w:spacing w:after="80" w:before="180"/>
+      </w:pPr>
+      <w:r>
+        <w:rPr>
+          <w:b/>
+          <w:bCs/>
+          <w:color w:val="12355B"/>
+          <w:sz w:val="24"/>
+          <w:szCs w:val="24"/>
+        </w:rPr>
+        <w:t xml:space="preserve">Build</w:t>
+      </w:r>
+      <w:r>
+        <w:rPr>
+          <w:i/>
+          <w:iCs/>
+          <w:color w:val="B97A12"/>
+          <w:sz w:val="19"/>
+          <w:szCs w:val="19"/>
+        </w:rPr>
+        <w:t xml:space="preserve">   Some language support</w:t>
+      </w:r>
+    </w:p>
+    <w:p>
+      <w:pPr>
+        <w:spacing w:after="60"/>
+      </w:pPr>
+      <w:r>
+        <w:rPr>
+          <w:color w:val="1A2733"/>
+          <w:sz w:val="21"/>
+          <w:szCs w:val="21"/>
+        </w:rPr>
+        <w:t xml:space="preserve">Write two connected sentences. Use because, so, or but.</w:t>
+      </w:r>
+      <w:r>
+        <w:rPr>
+          <w:i/>
+          <w:iCs/>
+          <w:color w:val="5F6F80"/>
+          <w:sz w:val="19"/>
+          <w:szCs w:val="19"/>
+        </w:rPr>
+        <w:br/>
+        <w:t xml:space="preserve">Escribe dos oraciones conectadas. Usa porque, entonces o pero.</w:t>
+      </w:r>
+    </w:p>
+    <w:p>
+      <w:pPr>
+        <w:spacing w:after="60"/>
+      </w:pPr>
+      <w:r>
+        <w:rPr>
+          <w:color w:val="1A2733"/>
+          <w:sz w:val="21"/>
+          <w:szCs w:val="21"/>
+        </w:rPr>
+        <w:t xml:space="preserve">My claim is ___.</w:t>
+      </w:r>
+      <w:r>
+        <w:rPr>
+          <w:i/>
+          <w:iCs/>
+          <w:color w:val="5F6F80"/>
+          <w:sz w:val="19"/>
+          <w:szCs w:val="19"/>
+        </w:rPr>
+        <w:br/>
+        <w:t xml:space="preserve">Mi afirmación es ___.</w:t>
+      </w:r>
+    </w:p>
+    <w:p>
+      <w:pPr>
+        <w:spacing w:after="60"/>
+      </w:pPr>
+      <w:r>
+        <w:rPr>
+          <w:color w:val="1A2733"/>
+          <w:sz w:val="21"/>
+          <w:szCs w:val="21"/>
+        </w:rPr>
+        <w:t xml:space="preserve">I know because ___.</w:t>
+      </w:r>
+      <w:r>
+        <w:rPr>
+          <w:i/>
+          <w:iCs/>
+          <w:color w:val="5F6F80"/>
+          <w:sz w:val="19"/>
+          <w:szCs w:val="19"/>
+        </w:rPr>
+        <w:br/>
+        <w:t xml:space="preserve">Lo sé porque ___.</w:t>
+      </w:r>
+    </w:p>
+    <w:p>
+      <w:pPr>
+        <w:spacing w:after="60"/>
+      </w:pPr>
+      <w:r>
+        <w:rPr>
+          <w:color w:val="1A2733"/>
+          <w:sz w:val="21"/>
+          <w:szCs w:val="21"/>
+        </w:rPr>
+        <w:t xml:space="preserve">So ___.</w:t>
+      </w:r>
+      <w:r>
+        <w:rPr>
+          <w:i/>
+          <w:iCs/>
+          <w:color w:val="5F6F80"/>
+          <w:sz w:val="19"/>
+          <w:szCs w:val="19"/>
+        </w:rPr>
+        <w:br/>
+        <w:t xml:space="preserve">Entonces ___.</w:t>
+      </w:r>
+    </w:p>
+    <w:tbl>
+      <w:tblPr>
+        <w:tblW w:type="pct" w:w="100%"/>
+        <w:tblBorders>
+          <w:top w:val="single" w:color="C7D2DD" w:sz="6"/>
+          <w:left w:val="single" w:color="C7D2DD" w:sz="6"/>
+          <w:bottom w:val="single" w:color="C7D2DD" w:sz="6"/>
+          <w:right w:val="single" w:color="C7D2DD" w:sz="6"/>
+          <w:insideH w:val="single" w:color="auto" w:sz="4"/>
+          <w:insideV w:val="single" w:color="auto" w:sz="4"/>
+        </w:tblBorders>
+      </w:tblPr>
+      <w:tblGrid>
+        <w:gridCol w:w="100"/>
+      </w:tblGrid>
+      <w:tr>
+        <w:tc>
+          <w:tcPr>
+            <w:shd w:fill="FBF3E2" w:color="auto" w:val="clear"/>
+            <w:tcMar>
+              <w:top w:type="dxa" w:w="60"/>
+              <w:left w:type="dxa" w:w="120"/>
+              <w:bottom w:type="dxa" w:w="60"/>
+              <w:right w:type="dxa" w:w="120"/>
+            </w:tcMar>
+          </w:tcPr>
+          <w:p>
+            <w:pPr>
+              <w:spacing w:after="0" w:line="320"/>
+            </w:pPr>
+            <w:r>
+              <w:t xml:space="preserve"/>
+            </w:r>
+          </w:p>
+          <w:p>
+            <w:pPr>
+              <w:spacing w:after="0" w:line="320"/>
+            </w:pPr>
+            <w:r>
+              <w:t xml:space="preserve"/>
+            </w:r>
+          </w:p>
+          <w:p>
+            <w:pPr>
+              <w:spacing w:after="0" w:line="320"/>
+            </w:pPr>
+            <w:r>
+              <w:t xml:space="preserve"/>
+            </w:r>
+          </w:p>
+        </w:tc>
+      </w:tr>
+    </w:tbl>
+    <w:p>
+      <w:pPr>
+        <w:pStyle w:val="Heading2"/>
+        <w:spacing w:after="80" w:before="180"/>
+      </w:pPr>
+      <w:r>
+        <w:rPr>
+          <w:b/>
+          <w:bCs/>
+          <w:color w:val="12355B"/>
+          <w:sz w:val="24"/>
+          <w:szCs w:val="24"/>
+        </w:rPr>
+        <w:t xml:space="preserve">Explain</w:t>
+      </w:r>
+      <w:r>
+        <w:rPr>
+          <w:i/>
+          <w:iCs/>
+          <w:color w:val="B97A12"/>
+          <w:sz w:val="19"/>
+          <w:szCs w:val="19"/>
+        </w:rPr>
+        <w:t xml:space="preserve">   Light language support</w:t>
+      </w:r>
+    </w:p>
+    <w:p>
+      <w:pPr>
+        <w:spacing w:after="60"/>
+      </w:pPr>
+      <w:r>
+        <w:rPr>
+          <w:color w:val="1A2733"/>
+          <w:sz w:val="21"/>
+          <w:szCs w:val="21"/>
+        </w:rPr>
+        <w:t xml:space="preserve">Write a claim, give math evidence, and explain your reasoning.</w:t>
+      </w:r>
+      <w:r>
+        <w:rPr>
+          <w:i/>
+          <w:iCs/>
+          <w:color w:val="5F6F80"/>
+          <w:sz w:val="19"/>
+          <w:szCs w:val="19"/>
+        </w:rPr>
+        <w:br/>
+        <w:t xml:space="preserve">Escribe una afirmación, da evidencia matemática y explica tu razonamiento.</w:t>
+      </w:r>
+    </w:p>
+    <w:p>
+      <w:pPr>
+        <w:spacing w:after="60"/>
+      </w:pPr>
+      <w:r>
+        <w:rPr>
+          <w:color w:val="1A2733"/>
+          <w:sz w:val="21"/>
+          <w:szCs w:val="21"/>
+        </w:rPr>
+        <w:t xml:space="preserve">My claim is ___.</w:t>
+      </w:r>
+      <w:r>
+        <w:rPr>
+          <w:i/>
+          <w:iCs/>
+          <w:color w:val="5F6F80"/>
+          <w:sz w:val="19"/>
+          <w:szCs w:val="19"/>
+        </w:rPr>
+        <w:br/>
+        <w:t xml:space="preserve">Mi afirmación es ___.</w:t>
+      </w:r>
+    </w:p>
+    <w:p>
+      <w:pPr>
+        <w:spacing w:after="60"/>
+      </w:pPr>
+      <w:r>
+        <w:rPr>
+          <w:color w:val="1A2733"/>
+          <w:sz w:val="21"/>
+          <w:szCs w:val="21"/>
+        </w:rPr>
+        <w:t xml:space="preserve">My math evidence is ___.</w:t>
+      </w:r>
+      <w:r>
+        <w:rPr>
+          <w:i/>
+          <w:iCs/>
+          <w:color w:val="5F6F80"/>
+          <w:sz w:val="19"/>
+          <w:szCs w:val="19"/>
+        </w:rPr>
+        <w:br/>
+        <w:t xml:space="preserve">Mi evidencia matemática es ___.</w:t>
+      </w:r>
+    </w:p>
+    <w:p>
+      <w:pPr>
+        <w:spacing w:after="60"/>
+      </w:pPr>
+      <w:r>
+        <w:rPr>
+          <w:color w:val="1A2733"/>
+          <w:sz w:val="21"/>
+          <w:szCs w:val="21"/>
+        </w:rPr>
+        <w:t xml:space="preserve">This proves ___ because ___.</w:t>
+      </w:r>
+      <w:r>
+        <w:rPr>
+          <w:i/>
+          <w:iCs/>
+          <w:color w:val="5F6F80"/>
+          <w:sz w:val="19"/>
+          <w:szCs w:val="19"/>
+        </w:rPr>
+        <w:br/>
+        <w:t xml:space="preserve">Esto demuestra ___ porque ___.</w:t>
+      </w:r>
+    </w:p>
+    <w:tbl>
+      <w:tblPr>
+        <w:tblW w:type="pct" w:w="100%"/>
+        <w:tblBorders>
+          <w:top w:val="single" w:color="C7D2DD" w:sz="6"/>
+          <w:left w:val="single" w:color="C7D2DD" w:sz="6"/>
+          <w:bottom w:val="single" w:color="C7D2DD" w:sz="6"/>
+          <w:right w:val="single" w:color="C7D2DD" w:sz="6"/>
+          <w:insideH w:val="single" w:color="auto" w:sz="4"/>
+          <w:insideV w:val="single" w:color="auto" w:sz="4"/>
+        </w:tblBorders>
+      </w:tblPr>
+      <w:tblGrid>
+        <w:gridCol w:w="100"/>
+      </w:tblGrid>
+      <w:tr>
+        <w:tc>
+          <w:tcPr>
+            <w:shd w:fill="FBF3E2" w:color="auto" w:val="clear"/>
+            <w:tcMar>
+              <w:top w:type="dxa" w:w="60"/>
+              <w:left w:type="dxa" w:w="120"/>
+              <w:bottom w:type="dxa" w:w="60"/>
+              <w:right w:type="dxa" w:w="120"/>
+            </w:tcMar>
+          </w:tcPr>
+          <w:p>
+            <w:pPr>
+              <w:spacing w:after="0" w:line="320"/>
+            </w:pPr>
+            <w:r>
+              <w:t xml:space="preserve"/>
+            </w:r>
+          </w:p>
+          <w:p>
+            <w:pPr>
+              <w:spacing w:after="0" w:line="320"/>
+            </w:pPr>
+            <w:r>
+              <w:t xml:space="preserve"/>
+            </w:r>
+          </w:p>
+          <w:p>
+            <w:pPr>
+              <w:spacing w:after="0" w:line="320"/>
+            </w:pPr>
+            <w:r>
+              <w:t xml:space="preserve"/>
+            </w:r>
+          </w:p>
+          <w:p>
+            <w:pPr>
+              <w:spacing w:after="0" w:line="320"/>
+            </w:pPr>
+            <w:r>
+              <w:t xml:space="preserve"/>
+            </w:r>
+          </w:p>
+          <w:p>
+            <w:pPr>
+              <w:spacing w:after="0" w:line="320"/>
+            </w:pPr>
+            <w:r>
+              <w:t xml:space="preserve"/>
+            </w:r>
+          </w:p>
+        </w:tc>
+      </w:tr>
+    </w:tbl>
+    <w:p>
+      <w:pPr>
+        <w:pStyle w:val="Heading2"/>
+        <w:spacing w:after="80" w:before="180"/>
+      </w:pPr>
+      <w:r>
+        <w:rPr>
+          <w:b/>
+          <w:bCs/>
+          <w:color w:val="12355B"/>
+          <w:sz w:val="24"/>
+          <w:szCs w:val="24"/>
+        </w:rPr>
+        <w:t xml:space="preserve">4. Check Your Explanation</w:t>
+      </w:r>
+      <w:r>
+        <w:rPr>
+          <w:i/>
+          <w:iCs/>
+          <w:color w:val="1FA6A2"/>
+          <w:sz w:val="19"/>
+          <w:szCs w:val="19"/>
+        </w:rPr>
+        <w:t xml:space="preserve">   five quick checks</w:t>
+      </w:r>
+    </w:p>
+    <w:p>
+      <w:pPr>
+        <w:spacing w:after="80"/>
+      </w:pPr>
+      <w:r>
+        <w:rPr>
+          <w:b/>
+          <w:bCs/>
+          <w:color w:val="1FA6A2"/>
+          <w:sz w:val="22"/>
+          <w:szCs w:val="22"/>
+        </w:rPr>
+        <w:t xml:space="preserve">☐  </w:t>
+      </w:r>
+      <w:r>
+        <w:rPr>
+          <w:sz w:val="20"/>
+          <w:szCs w:val="20"/>
+        </w:rPr>
+        <w:t xml:space="preserve">I answered the question.</w:t>
+      </w:r>
+      <w:r>
+        <w:rPr>
+          <w:i/>
+          <w:iCs/>
+          <w:color w:val="5F6F80"/>
+          <w:sz w:val="18"/>
+          <w:szCs w:val="18"/>
+        </w:rPr>
+        <w:br/>
+        <w:t xml:space="preserve">Respondí la pregunta.</w:t>
+      </w:r>
+    </w:p>
+    <w:p>
+      <w:pPr>
+        <w:spacing w:after="80"/>
+      </w:pPr>
+      <w:r>
+        <w:rPr>
+          <w:b/>
+          <w:bCs/>
+          <w:color w:val="1FA6A2"/>
+          <w:sz w:val="22"/>
+          <w:szCs w:val="22"/>
+        </w:rPr>
+        <w:t xml:space="preserve">☐  </w:t>
+      </w:r>
+      <w:r>
+        <w:rPr>
+          <w:sz w:val="20"/>
+          <w:szCs w:val="20"/>
+        </w:rPr>
+        <w:t xml:space="preserve">I used math evidence: numbers, an equation, a model, or a comparison.</w:t>
+      </w:r>
+      <w:r>
+        <w:rPr>
+          <w:i/>
+          <w:iCs/>
+          <w:color w:val="5F6F80"/>
+          <w:sz w:val="18"/>
+          <w:szCs w:val="18"/>
+        </w:rPr>
+        <w:br/>
+        <w:t xml:space="preserve">Usé evidencia matemática: números, una ecuación, un modelo o una comparación.</w:t>
+      </w:r>
+    </w:p>
+    <w:p>
+      <w:pPr>
+        <w:spacing w:after="80"/>
+      </w:pPr>
+      <w:r>
+        <w:rPr>
+          <w:b/>
+          <w:bCs/>
+          <w:color w:val="1FA6A2"/>
+          <w:sz w:val="22"/>
+          <w:szCs w:val="22"/>
+        </w:rPr>
+        <w:t xml:space="preserve">☐  </w:t>
+      </w:r>
+      <w:r>
+        <w:rPr>
+          <w:sz w:val="20"/>
+          <w:szCs w:val="20"/>
+        </w:rPr>
+        <w:t xml:space="preserve">I explained how the evidence proves my answer.</w:t>
+      </w:r>
+      <w:r>
+        <w:rPr>
+          <w:i/>
+          <w:iCs/>
+          <w:color w:val="5F6F80"/>
+          <w:sz w:val="18"/>
+          <w:szCs w:val="18"/>
+        </w:rPr>
+        <w:br/>
+        <w:t xml:space="preserve">Expliqué cómo la evidencia demuestra mi respuesta.</w:t>
+      </w:r>
+    </w:p>
+    <w:p>
+      <w:pPr>
+        <w:spacing w:after="80"/>
+      </w:pPr>
+      <w:r>
+        <w:rPr>
+          <w:b/>
+          <w:bCs/>
+          <w:color w:val="1FA6A2"/>
+          <w:sz w:val="22"/>
+          <w:szCs w:val="22"/>
+        </w:rPr>
+        <w:t xml:space="preserve">☐  </w:t>
+      </w:r>
+      <w:r>
+        <w:rPr>
+          <w:sz w:val="20"/>
+          <w:szCs w:val="20"/>
+        </w:rPr>
+        <w:t xml:space="preserve">I used at least two math words.</w:t>
+      </w:r>
+      <w:r>
+        <w:rPr>
+          <w:i/>
+          <w:iCs/>
+          <w:color w:val="5F6F80"/>
+          <w:sz w:val="18"/>
+          <w:szCs w:val="18"/>
+        </w:rPr>
+        <w:br/>
+        <w:t xml:space="preserve">Usé por lo menos dos palabras matemáticas.</w:t>
+      </w:r>
+    </w:p>
+    <w:p>
+      <w:pPr>
+        <w:spacing w:after="80"/>
+      </w:pPr>
+      <w:r>
+        <w:rPr>
+          <w:b/>
+          <w:bCs/>
+          <w:color w:val="1FA6A2"/>
+          <w:sz w:val="22"/>
+          <w:szCs w:val="22"/>
+        </w:rPr>
+        <w:t xml:space="preserve">☐  </w:t>
+      </w:r>
+      <w:r>
+        <w:rPr>
+          <w:sz w:val="20"/>
+          <w:szCs w:val="20"/>
+        </w:rPr>
+        <w:t xml:space="preserve">I reread complete sentences and punctuation.</w:t>
+      </w:r>
+      <w:r>
+        <w:rPr>
+          <w:i/>
+          <w:iCs/>
+          <w:color w:val="5F6F80"/>
+          <w:sz w:val="18"/>
+          <w:szCs w:val="18"/>
+        </w:rPr>
+        <w:br/>
+        <w:t xml:space="preserve">Volví a leer mis oraciones completas y la puntuación.</w:t>
       </w:r>
     </w:p>
     <w:p>

--- a/lessons/5-3/downloads/5-3-notes.docx
+++ b/lessons/5-3/downloads/5-3-notes.docx
@@ -219,10 +219,12 @@
     <w:p>
       <w:pPr>
         <w:pStyle w:val="Heading1"/>
+        <w:keepNext/>
+        <w:keepLines/>
         <w:pBdr>
           <w:bottom w:val="single" w:color="1FA6A2" w:sz="14" w:space="6"/>
         </w:pBdr>
-        <w:spacing w:after="140" w:before="260"/>
+        <w:spacing w:after="140" w:before="300"/>
       </w:pPr>
       <w:r>
         <w:rPr>
@@ -1485,10 +1487,12 @@
     <w:p>
       <w:pPr>
         <w:pStyle w:val="Heading1"/>
+        <w:keepNext/>
+        <w:keepLines/>
         <w:pBdr>
           <w:bottom w:val="single" w:color="1FA6A2" w:sz="14" w:space="6"/>
         </w:pBdr>
-        <w:spacing w:after="140" w:before="260"/>
+        <w:spacing w:after="140" w:before="300"/>
       </w:pPr>
       <w:r>
         <w:rPr>
@@ -1584,7 +1588,8 @@
     </w:p>
     <w:p>
       <w:pPr>
-        <w:spacing w:after="120" w:before="80"/>
+        <w:keepLines/>
+        <w:spacing w:after="260" w:before="200"/>
       </w:pPr>
       <w:r>
         <w:rPr>
@@ -1601,12 +1606,27 @@
           <w:sz w:val="22"/>
           <w:szCs w:val="22"/>
         </w:rPr>
-        <w:t xml:space="preserve">The space inside a trapezoid, found with A = ½(b₁ + b₂)h, is the ___.</w:t>
-      </w:r>
-    </w:p>
-    <w:p>
-      <w:pPr>
-        <w:spacing w:after="120" w:before="80"/>
+        <w:t xml:space="preserve">The space inside a trapezoid, found with A = ½(b₁ + b₂)h, is the </w:t>
+      </w:r>
+      <w:r>
+        <w:rPr>
+          <w:sz w:val="22"/>
+          <w:szCs w:val="22"/>
+        </w:rPr>
+        <w:t xml:space="preserve">________________</w:t>
+      </w:r>
+      <w:r>
+        <w:rPr>
+          <w:sz w:val="22"/>
+          <w:szCs w:val="22"/>
+        </w:rPr>
+        <w:t xml:space="preserve">.</w:t>
+      </w:r>
+    </w:p>
+    <w:p>
+      <w:pPr>
+        <w:keepLines/>
+        <w:spacing w:after="260" w:before="200"/>
       </w:pPr>
       <w:r>
         <w:rPr>
@@ -1623,12 +1643,27 @@
           <w:sz w:val="22"/>
           <w:szCs w:val="22"/>
         </w:rPr>
-        <w:t xml:space="preserve">A quadrilateral with exactly one pair of parallel sides is a ___.</w:t>
-      </w:r>
-    </w:p>
-    <w:p>
-      <w:pPr>
-        <w:spacing w:after="120" w:before="80"/>
+        <w:t xml:space="preserve">A quadrilateral with exactly one pair of parallel sides is a </w:t>
+      </w:r>
+      <w:r>
+        <w:rPr>
+          <w:sz w:val="22"/>
+          <w:szCs w:val="22"/>
+        </w:rPr>
+        <w:t xml:space="preserve">________________</w:t>
+      </w:r>
+      <w:r>
+        <w:rPr>
+          <w:sz w:val="22"/>
+          <w:szCs w:val="22"/>
+        </w:rPr>
+        <w:t xml:space="preserve">.</w:t>
+      </w:r>
+    </w:p>
+    <w:p>
+      <w:pPr>
+        <w:keepLines/>
+        <w:spacing w:after="260" w:before="200"/>
       </w:pPr>
       <w:r>
         <w:rPr>
@@ -1645,12 +1680,27 @@
           <w:sz w:val="22"/>
           <w:szCs w:val="22"/>
         </w:rPr>
-        <w:t xml:space="preserve">Two sides that stay the same distance apart and never meet are ___.</w:t>
-      </w:r>
-    </w:p>
-    <w:p>
-      <w:pPr>
-        <w:spacing w:after="120" w:before="80"/>
+        <w:t xml:space="preserve">Two sides that stay the same distance apart and never meet are </w:t>
+      </w:r>
+      <w:r>
+        <w:rPr>
+          <w:sz w:val="22"/>
+          <w:szCs w:val="22"/>
+        </w:rPr>
+        <w:t xml:space="preserve">________________</w:t>
+      </w:r>
+      <w:r>
+        <w:rPr>
+          <w:sz w:val="22"/>
+          <w:szCs w:val="22"/>
+        </w:rPr>
+        <w:t xml:space="preserve">.</w:t>
+      </w:r>
+    </w:p>
+    <w:p>
+      <w:pPr>
+        <w:keepLines/>
+        <w:spacing w:after="260" w:before="200"/>
       </w:pPr>
       <w:r>
         <w:rPr>
@@ -1667,12 +1717,27 @@
           <w:sz w:val="22"/>
           <w:szCs w:val="22"/>
         </w:rPr>
-        <w:t xml:space="preserve">One of the two parallel sides of a trapezoid is ___.</w:t>
-      </w:r>
-    </w:p>
-    <w:p>
-      <w:pPr>
-        <w:spacing w:after="120" w:before="80"/>
+        <w:t xml:space="preserve">One of the two parallel sides of a trapezoid is </w:t>
+      </w:r>
+      <w:r>
+        <w:rPr>
+          <w:sz w:val="22"/>
+          <w:szCs w:val="22"/>
+        </w:rPr>
+        <w:t xml:space="preserve">________________</w:t>
+      </w:r>
+      <w:r>
+        <w:rPr>
+          <w:sz w:val="22"/>
+          <w:szCs w:val="22"/>
+        </w:rPr>
+        <w:t xml:space="preserve">.</w:t>
+      </w:r>
+    </w:p>
+    <w:p>
+      <w:pPr>
+        <w:keepLines/>
+        <w:spacing w:after="260" w:before="200"/>
       </w:pPr>
       <w:r>
         <w:rPr>
@@ -1689,12 +1754,27 @@
           <w:sz w:val="22"/>
           <w:szCs w:val="22"/>
         </w:rPr>
-        <w:t xml:space="preserve">The other parallel side of a trapezoid is ___.</w:t>
-      </w:r>
-    </w:p>
-    <w:p>
-      <w:pPr>
-        <w:spacing w:after="120" w:before="80"/>
+        <w:t xml:space="preserve">The other parallel side of a trapezoid is </w:t>
+      </w:r>
+      <w:r>
+        <w:rPr>
+          <w:sz w:val="22"/>
+          <w:szCs w:val="22"/>
+        </w:rPr>
+        <w:t xml:space="preserve">________________</w:t>
+      </w:r>
+      <w:r>
+        <w:rPr>
+          <w:sz w:val="22"/>
+          <w:szCs w:val="22"/>
+        </w:rPr>
+        <w:t xml:space="preserve">.</w:t>
+      </w:r>
+    </w:p>
+    <w:p>
+      <w:pPr>
+        <w:keepLines/>
+        <w:spacing w:after="260" w:before="200"/>
       </w:pPr>
       <w:r>
         <w:rPr>
@@ -1711,12 +1791,27 @@
           <w:sz w:val="22"/>
           <w:szCs w:val="22"/>
         </w:rPr>
-        <w:t xml:space="preserve">The perpendicular distance between the two parallel bases is the ___.</w:t>
-      </w:r>
-    </w:p>
-    <w:p>
-      <w:pPr>
-        <w:spacing w:after="120" w:before="80"/>
+        <w:t xml:space="preserve">The perpendicular distance between the two parallel bases is the </w:t>
+      </w:r>
+      <w:r>
+        <w:rPr>
+          <w:sz w:val="22"/>
+          <w:szCs w:val="22"/>
+        </w:rPr>
+        <w:t xml:space="preserve">________________</w:t>
+      </w:r>
+      <w:r>
+        <w:rPr>
+          <w:sz w:val="22"/>
+          <w:szCs w:val="22"/>
+        </w:rPr>
+        <w:t xml:space="preserve">.</w:t>
+      </w:r>
+    </w:p>
+    <w:p>
+      <w:pPr>
+        <w:keepLines/>
+        <w:spacing w:after="260" w:before="200"/>
       </w:pPr>
       <w:r>
         <w:rPr>
@@ -1733,12 +1828,27 @@
           <w:sz w:val="22"/>
           <w:szCs w:val="22"/>
         </w:rPr>
-        <w:t xml:space="preserve">Two lines that meet at a 90° square corner are ___.</w:t>
-      </w:r>
-    </w:p>
-    <w:p>
-      <w:pPr>
-        <w:spacing w:after="120" w:before="80"/>
+        <w:t xml:space="preserve">Two lines that meet at a 90° square corner are </w:t>
+      </w:r>
+      <w:r>
+        <w:rPr>
+          <w:sz w:val="22"/>
+          <w:szCs w:val="22"/>
+        </w:rPr>
+        <w:t xml:space="preserve">________________</w:t>
+      </w:r>
+      <w:r>
+        <w:rPr>
+          <w:sz w:val="22"/>
+          <w:szCs w:val="22"/>
+        </w:rPr>
+        <w:t xml:space="preserve">.</w:t>
+      </w:r>
+    </w:p>
+    <w:p>
+      <w:pPr>
+        <w:keepLines/>
+        <w:spacing w:after="260" w:before="200"/>
       </w:pPr>
       <w:r>
         <w:rPr>
@@ -1755,17 +1865,32 @@
           <w:sz w:val="22"/>
           <w:szCs w:val="22"/>
         </w:rPr>
-        <w:t xml:space="preserve">The amount of flat space inside the trapezoid is its ___.</w:t>
+        <w:t xml:space="preserve">The amount of flat space inside the trapezoid is its </w:t>
+      </w:r>
+      <w:r>
+        <w:rPr>
+          <w:sz w:val="22"/>
+          <w:szCs w:val="22"/>
+        </w:rPr>
+        <w:t xml:space="preserve">________________</w:t>
+      </w:r>
+      <w:r>
+        <w:rPr>
+          <w:sz w:val="22"/>
+          <w:szCs w:val="22"/>
+        </w:rPr>
+        <w:t xml:space="preserve">.</w:t>
       </w:r>
     </w:p>
     <w:p>
       <w:pPr>
         <w:pStyle w:val="Heading1"/>
-        <w:pageBreakBefore/>
+        <w:keepNext/>
+        <w:keepLines/>
         <w:pBdr>
           <w:bottom w:val="single" w:color="1FA6A2" w:sz="14" w:space="6"/>
         </w:pBdr>
-        <w:spacing w:after="140" w:before="0"/>
+        <w:spacing w:after="140" w:before="300"/>
       </w:pPr>
       <w:r>
         <w:rPr>
@@ -3046,11 +3171,12 @@
     <w:p>
       <w:pPr>
         <w:pStyle w:val="Heading1"/>
-        <w:pageBreakBefore/>
+        <w:keepNext/>
+        <w:keepLines/>
         <w:pBdr>
           <w:bottom w:val="single" w:color="1FA6A2" w:sz="14" w:space="6"/>
         </w:pBdr>
-        <w:spacing w:after="140" w:before="0"/>
+        <w:spacing w:after="140" w:before="300"/>
       </w:pPr>
       <w:r>
         <w:rPr>
@@ -3383,11 +3509,12 @@
     <w:p>
       <w:pPr>
         <w:pStyle w:val="Heading1"/>
-        <w:pageBreakBefore/>
+        <w:keepNext/>
+        <w:keepLines/>
         <w:pBdr>
           <w:bottom w:val="single" w:color="1FA6A2" w:sz="14" w:space="6"/>
         </w:pBdr>
-        <w:spacing w:after="140" w:before="0"/>
+        <w:spacing w:after="140" w:before="300"/>
       </w:pPr>
       <w:r>
         <w:rPr>
@@ -4108,11 +4235,12 @@
     <w:p>
       <w:pPr>
         <w:pStyle w:val="Heading1"/>
-        <w:pageBreakBefore/>
+        <w:keepNext/>
+        <w:keepLines/>
         <w:pBdr>
           <w:bottom w:val="single" w:color="1FA6A2" w:sz="14" w:space="6"/>
         </w:pBdr>
-        <w:spacing w:after="140" w:before="0"/>
+        <w:spacing w:after="140" w:before="300"/>
       </w:pPr>
       <w:r>
         <w:rPr>
@@ -4455,11 +4583,12 @@
     <w:p>
       <w:pPr>
         <w:pStyle w:val="Heading1"/>
-        <w:pageBreakBefore/>
+        <w:keepNext/>
+        <w:keepLines/>
         <w:pBdr>
           <w:bottom w:val="single" w:color="1FA6A2" w:sz="14" w:space="6"/>
         </w:pBdr>
-        <w:spacing w:after="140" w:before="0"/>
+        <w:spacing w:after="140" w:before="300"/>
       </w:pPr>
       <w:r>
         <w:rPr>

--- a/lessons/5-3/downloads/5-3-notes.docx
+++ b/lessons/5-3/downloads/5-3-notes.docx
@@ -1903,47 +1903,6 @@
         <w:t xml:space="preserve">Write About the Math</w:t>
       </w:r>
     </w:p>
-    <w:p>
-      <w:pPr>
-        <w:spacing w:after="100"/>
-      </w:pPr>
-      <w:r>
-        <w:rPr>
-          <w:i/>
-          <w:iCs/>
-          <w:color w:val="5F6F80"/>
-          <w:sz w:val="19"/>
-          <w:szCs w:val="19"/>
-        </w:rPr>
-        <w:t xml:space="preserve">Use the support level you need. Every level answers the same math question.</w:t>
-      </w:r>
-    </w:p>
-    <w:p>
-      <w:pPr>
-        <w:pStyle w:val="Heading2"/>
-        <w:spacing w:after="80" w:before="180"/>
-      </w:pPr>
-      <w:r>
-        <w:rPr>
-          <w:b/>
-          <w:bCs/>
-          <w:color w:val="12355B"/>
-          <w:sz w:val="24"/>
-          <w:szCs w:val="24"/>
-        </w:rPr>
-        <w:t xml:space="preserve">1. Understand the Question</w:t>
-      </w:r>
-      <w:r>
-        <w:rPr>
-          <w:i/>
-          <w:iCs/>
-          <w:color w:val="B97A12"/>
-          <w:sz w:val="19"/>
-          <w:szCs w:val="19"/>
-        </w:rPr>
-        <w:t xml:space="preserve">   explain</w:t>
-      </w:r>
-    </w:p>
     <w:tbl>
       <w:tblPr>
         <w:tblW w:type="pct" w:w="100%"/>
@@ -1982,38 +1941,16 @@
               </w:rPr>
               <w:t xml:space="preserve">How many bags of concrete does the builder need?</w:t>
             </w:r>
-          </w:p>
-          <w:p>
-            <w:pPr>
-              <w:spacing w:after="0"/>
-            </w:pPr>
-            <w:r>
-              <w:rPr>
-                <w:b/>
-                <w:bCs/>
-                <w:color w:val="12355B"/>
-                <w:sz w:val="20"/>
-                <w:szCs w:val="20"/>
-              </w:rPr>
-              <w:t xml:space="preserve">Your job:  </w:t>
-            </w:r>
-            <w:r>
-              <w:rPr>
-                <w:sz w:val="20"/>
-                <w:szCs w:val="20"/>
-              </w:rPr>
-              <w:t xml:space="preserve">Answer the question. Use math evidence. Explain how the evidence proves your answer.</w:t>
-            </w:r>
             <w:r>
               <w:rPr>
                 <w:i/>
                 <w:iCs/>
                 <w:color w:val="5F6F80"/>
-                <w:sz w:val="18"/>
-                <w:szCs w:val="18"/>
+                <w:sz w:val="19"/>
+                <w:szCs w:val="19"/>
               </w:rPr>
               <w:br/>
-              <w:t xml:space="preserve">Responde la pregunta. Usa evidencia matemática. Explica cómo la evidencia demuestra tu respuesta.</w:t>
+              <w:t xml:space="preserve">¿Cuántas bolsas de concreto necesita el constructor?</w:t>
             </w:r>
           </w:p>
         </w:tc>
@@ -2021,33 +1958,22 @@
     </w:tbl>
     <w:p>
       <w:pPr>
-        <w:pStyle w:val="Heading2"/>
-        <w:spacing w:after="80" w:before="180"/>
-      </w:pPr>
-      <w:r>
-        <w:rPr>
-          <w:b/>
-          <w:bCs/>
-          <w:color w:val="12355B"/>
-          <w:sz w:val="24"/>
-          <w:szCs w:val="24"/>
-        </w:rPr>
-        <w:t xml:space="preserve">2. Plan Your Math Words</w:t>
-      </w:r>
+        <w:spacing w:after="100"/>
+      </w:pPr>
       <w:r>
         <w:rPr>
           <w:i/>
           <w:iCs/>
-          <w:color w:val="1FA6A2"/>
+          <w:color w:val="5F6F80"/>
           <w:sz w:val="19"/>
           <w:szCs w:val="19"/>
         </w:rPr>
-        <w:t xml:space="preserve">   check at least two</w:t>
-      </w:r>
-    </w:p>
-    <w:p>
-      <w:pPr>
-        <w:spacing w:after="60"/>
+        <w:t xml:space="preserve">Say your answer to a partner first. Then write it, using at least two of these words:</w:t>
+      </w:r>
+    </w:p>
+    <w:p>
+      <w:pPr>
+        <w:spacing w:after="40"/>
       </w:pPr>
       <w:r>
         <w:rPr>
@@ -2067,14 +1993,7 @@
           <w:sz w:val="20"/>
           <w:szCs w:val="20"/>
         </w:rPr>
-        <w:t xml:space="preserve">Area of Trapezoids — </w:t>
-      </w:r>
-      <w:r>
-        <w:rPr>
-          <w:sz w:val="20"/>
-          <w:szCs w:val="20"/>
-        </w:rPr>
-        <w:t xml:space="preserve">The space inside a trapezoid. Formula: A = 1/2(b₁ + b₂)h.</w:t>
+        <w:t xml:space="preserve">Trapezoid</w:t>
       </w:r>
       <w:r>
         <w:rPr>
@@ -2084,13 +2003,12 @@
           <w:sz w:val="18"/>
           <w:szCs w:val="18"/>
         </w:rPr>
-        <w:br/>
-        <w:t xml:space="preserve">Área de trapecios — El espacio dentro de un trapecio. Fórmula: A = 1/2(b₁ + b₂)h.</w:t>
-      </w:r>
-    </w:p>
-    <w:p>
-      <w:pPr>
-        <w:spacing w:after="60"/>
+        <w:t xml:space="preserve">  ·  Trapecio</w:t>
+      </w:r>
+    </w:p>
+    <w:p>
+      <w:pPr>
+        <w:spacing w:after="40"/>
       </w:pPr>
       <w:r>
         <w:rPr>
@@ -2110,14 +2028,7 @@
           <w:sz w:val="20"/>
           <w:szCs w:val="20"/>
         </w:rPr>
-        <w:t xml:space="preserve">Trapezoid — </w:t>
-      </w:r>
-      <w:r>
-        <w:rPr>
-          <w:sz w:val="20"/>
-          <w:szCs w:val="20"/>
-        </w:rPr>
-        <w:t xml:space="preserve">A four-sided shape with just one pair of parallel sides.</w:t>
+        <w:t xml:space="preserve">Parallel</w:t>
       </w:r>
       <w:r>
         <w:rPr>
@@ -2127,13 +2038,12 @@
           <w:sz w:val="18"/>
           <w:szCs w:val="18"/>
         </w:rPr>
-        <w:br/>
-        <w:t xml:space="preserve">Trapecio — Una figura de cuatro lados con solo un par de lados paralelos.</w:t>
-      </w:r>
-    </w:p>
-    <w:p>
-      <w:pPr>
-        <w:spacing w:after="60"/>
+        <w:t xml:space="preserve">  ·  Paralelas</w:t>
+      </w:r>
+    </w:p>
+    <w:p>
+      <w:pPr>
+        <w:spacing w:after="40"/>
       </w:pPr>
       <w:r>
         <w:rPr>
@@ -2153,14 +2063,7 @@
           <w:sz w:val="20"/>
           <w:szCs w:val="20"/>
         </w:rPr>
-        <w:t xml:space="preserve">Parallel — </w:t>
-      </w:r>
-      <w:r>
-        <w:rPr>
-          <w:sz w:val="20"/>
-          <w:szCs w:val="20"/>
-        </w:rPr>
-        <w:t xml:space="preserve">Two lines or sides that stay the same distance apart and never meet.</w:t>
+        <w:t xml:space="preserve">Base 1 (b1)</w:t>
       </w:r>
       <w:r>
         <w:rPr>
@@ -2170,13 +2073,12 @@
           <w:sz w:val="18"/>
           <w:szCs w:val="18"/>
         </w:rPr>
-        <w:br/>
-        <w:t xml:space="preserve">Paralelas — Dos líneas o lados que se mantienen a la misma distancia y nunca se cruzan.</w:t>
-      </w:r>
-    </w:p>
-    <w:p>
-      <w:pPr>
-        <w:spacing w:after="60"/>
+        <w:t xml:space="preserve">  ·  Base 1 (b1)</w:t>
+      </w:r>
+    </w:p>
+    <w:p>
+      <w:pPr>
+        <w:spacing w:after="40"/>
       </w:pPr>
       <w:r>
         <w:rPr>
@@ -2196,14 +2098,7 @@
           <w:sz w:val="20"/>
           <w:szCs w:val="20"/>
         </w:rPr>
-        <w:t xml:space="preserve">Base 1 (b1) — </w:t>
-      </w:r>
-      <w:r>
-        <w:rPr>
-          <w:sz w:val="20"/>
-          <w:szCs w:val="20"/>
-        </w:rPr>
-        <w:t xml:space="preserve">One of the two parallel sides of a trapezoid.</w:t>
+        <w:t xml:space="preserve">Base 2 (b2)</w:t>
       </w:r>
       <w:r>
         <w:rPr>
@@ -2213,13 +2108,12 @@
           <w:sz w:val="18"/>
           <w:szCs w:val="18"/>
         </w:rPr>
-        <w:br/>
-        <w:t xml:space="preserve">Base 1 (b1) — Uno de los dos lados paralelos de un trapecio.</w:t>
-      </w:r>
-    </w:p>
-    <w:p>
-      <w:pPr>
-        <w:spacing w:after="60"/>
+        <w:t xml:space="preserve">  ·  Base 2 (b2)</w:t>
+      </w:r>
+    </w:p>
+    <w:p>
+      <w:pPr>
+        <w:spacing w:after="40"/>
       </w:pPr>
       <w:r>
         <w:rPr>
@@ -2239,14 +2133,7 @@
           <w:sz w:val="20"/>
           <w:szCs w:val="20"/>
         </w:rPr>
-        <w:t xml:space="preserve">Base 2 (b2) — </w:t>
-      </w:r>
-      <w:r>
-        <w:rPr>
-          <w:sz w:val="20"/>
-          <w:szCs w:val="20"/>
-        </w:rPr>
-        <w:t xml:space="preserve">The other parallel side of a trapezoid.</w:t>
+        <w:t xml:space="preserve">Height</w:t>
       </w:r>
       <w:r>
         <w:rPr>
@@ -2256,109 +2143,7 @@
           <w:sz w:val="18"/>
           <w:szCs w:val="18"/>
         </w:rPr>
-        <w:br/>
-        <w:t xml:space="preserve">Base 2 (b2) — El otro lado paralelo de un trapecio.</w:t>
-      </w:r>
-    </w:p>
-    <w:tbl>
-      <w:tblPr>
-        <w:tblW w:type="pct" w:w="100%"/>
-        <w:tblBorders>
-          <w:top w:val="single" w:color="1FA6A2" w:sz="8"/>
-          <w:left w:val="single" w:color="1FA6A2" w:sz="8"/>
-          <w:bottom w:val="single" w:color="1FA6A2" w:sz="8"/>
-          <w:right w:val="single" w:color="1FA6A2" w:sz="8"/>
-          <w:insideH w:val="single" w:color="auto" w:sz="4"/>
-          <w:insideV w:val="single" w:color="auto" w:sz="4"/>
-        </w:tblBorders>
-      </w:tblPr>
-      <w:tblGrid>
-        <w:gridCol w:w="100"/>
-      </w:tblGrid>
-      <w:tr>
-        <w:tc>
-          <w:tcPr>
-            <w:shd w:fill="F7FFFD" w:color="auto" w:val="clear"/>
-            <w:tcMar>
-              <w:top w:type="dxa" w:w="120"/>
-              <w:left w:type="dxa" w:w="180"/>
-              <w:bottom w:type="dxa" w:w="120"/>
-              <w:right w:type="dxa" w:w="180"/>
-            </w:tcMar>
-          </w:tcPr>
-          <w:p>
-            <w:pPr>
-              <w:spacing w:after="50"/>
-            </w:pPr>
-            <w:r>
-              <w:rPr>
-                <w:b/>
-                <w:bCs/>
-                <w:color w:val="1FA6A2"/>
-                <w:sz w:val="20"/>
-                <w:szCs w:val="20"/>
-              </w:rPr>
-              <w:t xml:space="preserve">Say it first:  </w:t>
-            </w:r>
-            <w:r>
-              <w:rPr>
-                <w:sz w:val="20"/>
-                <w:szCs w:val="20"/>
-              </w:rPr>
-              <w:t xml:space="preserve">Say your idea to a partner or quietly to yourself before you write.</w:t>
-            </w:r>
-          </w:p>
-          <w:p>
-            <w:pPr>
-              <w:spacing w:after="60"/>
-            </w:pPr>
-            <w:r>
-              <w:rPr>
-                <w:color w:val="1A2733"/>
-                <w:sz w:val="21"/>
-                <w:szCs w:val="21"/>
-              </w:rPr>
-              <w:t xml:space="preserve">The driveway's area is ___ sq ft because A = 1/2 x (___ + ___) x ___. He needs ___ bags because ___ / 6 = ___.</w:t>
-            </w:r>
-            <w:r>
-              <w:rPr>
-                <w:i/>
-                <w:iCs/>
-                <w:color w:val="5F6F80"/>
-                <w:sz w:val="19"/>
-                <w:szCs w:val="19"/>
-              </w:rPr>
-              <w:br/>
-              <w:t xml:space="preserve">Di tu respuesta primero: Mi respuesta es ___ porque ___.</w:t>
-            </w:r>
-          </w:p>
-        </w:tc>
-      </w:tr>
-    </w:tbl>
-    <w:p>
-      <w:pPr>
-        <w:pStyle w:val="Heading2"/>
-        <w:spacing w:after="80" w:before="180"/>
-      </w:pPr>
-      <w:r>
-        <w:rPr>
-          <w:b/>
-          <w:bCs/>
-          <w:color w:val="12355B"/>
-          <w:sz w:val="24"/>
-          <w:szCs w:val="24"/>
-        </w:rPr>
-        <w:t xml:space="preserve">3. Build Your Explanation</w:t>
-      </w:r>
-      <w:r>
-        <w:rPr>
-          <w:i/>
-          <w:iCs/>
-          <w:color w:val="B97A12"/>
-          <w:sz w:val="19"/>
-          <w:szCs w:val="19"/>
-        </w:rPr>
-        <w:t xml:space="preserve">   choose your support</w:t>
+        <w:t xml:space="preserve">  ·  Altura</w:t>
       </w:r>
     </w:p>
     <w:tbl>
@@ -2389,21 +2174,6 @@
           </w:tcPr>
           <w:p>
             <w:pPr>
-              <w:spacing w:after="50"/>
-            </w:pPr>
-            <w:r>
-              <w:rPr>
-                <w:i/>
-                <w:iCs/>
-                <w:color w:val="5F6F80"/>
-                <w:sz w:val="19"/>
-                <w:szCs w:val="19"/>
-              </w:rPr>
-              <w:t xml:space="preserve">This model shows the parts of an explanation. It does not answer your writing question.</w:t>
-            </w:r>
-          </w:p>
-          <w:p>
-            <w:pPr>
               <w:spacing w:after="80"/>
             </w:pPr>
             <w:r>
@@ -2414,58 +2184,14 @@
                 <w:sz w:val="19"/>
                 <w:szCs w:val="19"/>
               </w:rPr>
-              <w:t xml:space="preserve">Claim:  </w:t>
+              <w:t xml:space="preserve">Model:  </w:t>
             </w:r>
             <w:r>
               <w:rPr>
                 <w:sz w:val="19"/>
                 <w:szCs w:val="19"/>
               </w:rPr>
-              <w:t xml:space="preserve">We use both bases because the top and bottom are different lengths.</w:t>
-            </w:r>
-          </w:p>
-          <w:p>
-            <w:pPr>
-              <w:spacing w:after="80"/>
-            </w:pPr>
-            <w:r>
-              <w:rPr>
-                <w:b/>
-                <w:bCs/>
-                <w:color w:val="12355B"/>
-                <w:sz w:val="19"/>
-                <w:szCs w:val="19"/>
-              </w:rPr>
-              <w:t xml:space="preserve">Evidence:  </w:t>
-            </w:r>
-            <w:r>
-              <w:rPr>
-                <w:sz w:val="19"/>
-                <w:szCs w:val="19"/>
-              </w:rPr>
-              <w:t xml:space="preserve">Students explain a trapezoid has two parallel sides of different lengths, so using only one would over- or under-count the area; strong answers mention averaging the bases.</w:t>
-            </w:r>
-          </w:p>
-          <w:p>
-            <w:pPr>
-              <w:spacing w:after="80"/>
-            </w:pPr>
-            <w:r>
-              <w:rPr>
-                <w:b/>
-                <w:bCs/>
-                <w:color w:val="12355B"/>
-                <w:sz w:val="19"/>
-                <w:szCs w:val="19"/>
-              </w:rPr>
-              <w:t xml:space="preserve">Reasoning:  </w:t>
-            </w:r>
-            <w:r>
-              <w:rPr>
-                <w:sz w:val="19"/>
-                <w:szCs w:val="19"/>
-              </w:rPr>
-              <w:t xml:space="preserve">This evidence connects the definition of area of trapezoids to the mathematical claim.</w:t>
+              <w:t xml:space="preserve">We use both bases because the top and bottom are different lengths. — Students explain a trapezoid has two parallel sides of different lengths, so using only one would over- or under-count the area; strong answers mention averaging the bases.</w:t>
             </w:r>
           </w:p>
         </w:tc>
@@ -2544,7 +2270,7 @@
           <w:sz w:val="21"/>
           <w:szCs w:val="21"/>
         </w:rPr>
-        <w:t xml:space="preserve">My answer is ___.</w:t>
+        <w:t xml:space="preserve">My answer is ___ because ___.</w:t>
       </w:r>
       <w:r>
         <w:rPr>
@@ -2555,7 +2281,7 @@
           <w:szCs w:val="19"/>
         </w:rPr>
         <w:br/>
-        <w:t xml:space="preserve">Mi respuesta es ___.</w:t>
+        <w:t xml:space="preserve">Mi respuesta es ___ porque ___.</w:t>
       </w:r>
     </w:p>
     <w:tbl>
@@ -2695,7 +2421,7 @@
           <w:sz w:val="21"/>
           <w:szCs w:val="21"/>
         </w:rPr>
-        <w:t xml:space="preserve">I know because ___.</w:t>
+        <w:t xml:space="preserve">My evidence is ___, so ___.</w:t>
       </w:r>
       <w:r>
         <w:rPr>
@@ -2706,31 +2432,7 @@
           <w:szCs w:val="19"/>
         </w:rPr>
         <w:br/>
-        <w:t xml:space="preserve">Lo sé porque ___.</w:t>
-      </w:r>
-    </w:p>
-    <w:p>
-      <w:pPr>
-        <w:spacing w:after="60"/>
-      </w:pPr>
-      <w:r>
-        <w:rPr>
-          <w:color w:val="1A2733"/>
-          <w:sz w:val="21"/>
-          <w:szCs w:val="21"/>
-        </w:rPr>
-        <w:t xml:space="preserve">So ___.</w:t>
-      </w:r>
-      <w:r>
-        <w:rPr>
-          <w:i/>
-          <w:iCs/>
-          <w:color w:val="5F6F80"/>
-          <w:sz w:val="19"/>
-          <w:szCs w:val="19"/>
-        </w:rPr>
-        <w:br/>
-        <w:t xml:space="preserve">Entonces ___.</w:t>
+        <w:t xml:space="preserve">Mi evidencia es ___, entonces ___.</w:t>
       </w:r>
     </w:p>
     <w:tbl>
@@ -2836,78 +2538,6 @@
         <w:t xml:space="preserve">Escribe una afirmación, da evidencia matemática y explica tu razonamiento.</w:t>
       </w:r>
     </w:p>
-    <w:p>
-      <w:pPr>
-        <w:spacing w:after="60"/>
-      </w:pPr>
-      <w:r>
-        <w:rPr>
-          <w:color w:val="1A2733"/>
-          <w:sz w:val="21"/>
-          <w:szCs w:val="21"/>
-        </w:rPr>
-        <w:t xml:space="preserve">My claim is ___.</w:t>
-      </w:r>
-      <w:r>
-        <w:rPr>
-          <w:i/>
-          <w:iCs/>
-          <w:color w:val="5F6F80"/>
-          <w:sz w:val="19"/>
-          <w:szCs w:val="19"/>
-        </w:rPr>
-        <w:br/>
-        <w:t xml:space="preserve">Mi afirmación es ___.</w:t>
-      </w:r>
-    </w:p>
-    <w:p>
-      <w:pPr>
-        <w:spacing w:after="60"/>
-      </w:pPr>
-      <w:r>
-        <w:rPr>
-          <w:color w:val="1A2733"/>
-          <w:sz w:val="21"/>
-          <w:szCs w:val="21"/>
-        </w:rPr>
-        <w:t xml:space="preserve">My math evidence is ___.</w:t>
-      </w:r>
-      <w:r>
-        <w:rPr>
-          <w:i/>
-          <w:iCs/>
-          <w:color w:val="5F6F80"/>
-          <w:sz w:val="19"/>
-          <w:szCs w:val="19"/>
-        </w:rPr>
-        <w:br/>
-        <w:t xml:space="preserve">Mi evidencia matemática es ___.</w:t>
-      </w:r>
-    </w:p>
-    <w:p>
-      <w:pPr>
-        <w:spacing w:after="60"/>
-      </w:pPr>
-      <w:r>
-        <w:rPr>
-          <w:color w:val="1A2733"/>
-          <w:sz w:val="21"/>
-          <w:szCs w:val="21"/>
-        </w:rPr>
-        <w:t xml:space="preserve">This proves ___ because ___.</w:t>
-      </w:r>
-      <w:r>
-        <w:rPr>
-          <w:i/>
-          <w:iCs/>
-          <w:color w:val="5F6F80"/>
-          <w:sz w:val="19"/>
-          <w:szCs w:val="19"/>
-        </w:rPr>
-        <w:br/>
-        <w:t xml:space="preserve">Esto demuestra ___ porque ___.</w:t>
-      </w:r>
-    </w:p>
     <w:tbl>
       <w:tblPr>
         <w:tblW w:type="pct" w:w="100%"/>
@@ -2990,7 +2620,7 @@
           <w:sz w:val="24"/>
           <w:szCs w:val="24"/>
         </w:rPr>
-        <w:t xml:space="preserve">4. Check Your Explanation</w:t>
+        <w:t xml:space="preserve">Check Your Explanation</w:t>
       </w:r>
       <w:r>
         <w:rPr>
@@ -3000,7 +2630,7 @@
           <w:sz w:val="19"/>
           <w:szCs w:val="19"/>
         </w:rPr>
-        <w:t xml:space="preserve">   five quick checks</w:t>
+        <w:t xml:space="preserve">   three quick checks</w:t>
       </w:r>
     </w:p>
     <w:p>
@@ -3024,17 +2654,6 @@
         </w:rPr>
         <w:t xml:space="preserve">I answered the question.</w:t>
       </w:r>
-      <w:r>
-        <w:rPr>
-          <w:i/>
-          <w:iCs/>
-          <w:color w:val="5F6F80"/>
-          <w:sz w:val="18"/>
-          <w:szCs w:val="18"/>
-        </w:rPr>
-        <w:br/>
-        <w:t xml:space="preserve">Respondí la pregunta.</w:t>
-      </w:r>
     </w:p>
     <w:p>
       <w:pPr>
@@ -3055,18 +2674,7 @@
           <w:sz w:val="20"/>
           <w:szCs w:val="20"/>
         </w:rPr>
-        <w:t xml:space="preserve">I used math evidence: numbers, an equation, a model, or a comparison.</w:t>
-      </w:r>
-      <w:r>
-        <w:rPr>
-          <w:i/>
-          <w:iCs/>
-          <w:color w:val="5F6F80"/>
-          <w:sz w:val="18"/>
-          <w:szCs w:val="18"/>
-        </w:rPr>
-        <w:br/>
-        <w:t xml:space="preserve">Usé evidencia matemática: números, una ecuación, un modelo o una comparación.</w:t>
+        <w:t xml:space="preserve">I used math evidence: numbers, an equation, or a model.</w:t>
       </w:r>
     </w:p>
     <w:p>
@@ -3088,84 +2696,7 @@
           <w:sz w:val="20"/>
           <w:szCs w:val="20"/>
         </w:rPr>
-        <w:t xml:space="preserve">I explained how the evidence proves my answer.</w:t>
-      </w:r>
-      <w:r>
-        <w:rPr>
-          <w:i/>
-          <w:iCs/>
-          <w:color w:val="5F6F80"/>
-          <w:sz w:val="18"/>
-          <w:szCs w:val="18"/>
-        </w:rPr>
-        <w:br/>
-        <w:t xml:space="preserve">Expliqué cómo la evidencia demuestra mi respuesta.</w:t>
-      </w:r>
-    </w:p>
-    <w:p>
-      <w:pPr>
-        <w:spacing w:after="80"/>
-      </w:pPr>
-      <w:r>
-        <w:rPr>
-          <w:b/>
-          <w:bCs/>
-          <w:color w:val="1FA6A2"/>
-          <w:sz w:val="22"/>
-          <w:szCs w:val="22"/>
-        </w:rPr>
-        <w:t xml:space="preserve">☐  </w:t>
-      </w:r>
-      <w:r>
-        <w:rPr>
-          <w:sz w:val="20"/>
-          <w:szCs w:val="20"/>
-        </w:rPr>
         <w:t xml:space="preserve">I used at least two math words.</w:t>
-      </w:r>
-      <w:r>
-        <w:rPr>
-          <w:i/>
-          <w:iCs/>
-          <w:color w:val="5F6F80"/>
-          <w:sz w:val="18"/>
-          <w:szCs w:val="18"/>
-        </w:rPr>
-        <w:br/>
-        <w:t xml:space="preserve">Usé por lo menos dos palabras matemáticas.</w:t>
-      </w:r>
-    </w:p>
-    <w:p>
-      <w:pPr>
-        <w:spacing w:after="80"/>
-      </w:pPr>
-      <w:r>
-        <w:rPr>
-          <w:b/>
-          <w:bCs/>
-          <w:color w:val="1FA6A2"/>
-          <w:sz w:val="22"/>
-          <w:szCs w:val="22"/>
-        </w:rPr>
-        <w:t xml:space="preserve">☐  </w:t>
-      </w:r>
-      <w:r>
-        <w:rPr>
-          <w:sz w:val="20"/>
-          <w:szCs w:val="20"/>
-        </w:rPr>
-        <w:t xml:space="preserve">I reread complete sentences and punctuation.</w:t>
-      </w:r>
-      <w:r>
-        <w:rPr>
-          <w:i/>
-          <w:iCs/>
-          <w:color w:val="5F6F80"/>
-          <w:sz w:val="18"/>
-          <w:szCs w:val="18"/>
-        </w:rPr>
-        <w:br/>
-        <w:t xml:space="preserve">Volví a leer mis oraciones completas y la puntuación.</w:t>
       </w:r>
     </w:p>
     <w:p>
